--- a/authenticated_tpe_nist_v2/output/metrics/flowchart_exact_order_compensated/cross_image_splice_test/authentication_tamper_demo.docx
+++ b/authenticated_tpe_nist_v2/output/metrics/flowchart_exact_order_compensated/cross_image_splice_test/authentication_tamper_demo.docx
@@ -899,6 +899,19 @@
     </w:tbl>
     <w:p>
       <w:pPr>
+        <w:spacing w:before="20" w:after="80" w:line="240" w:lineRule="auto"/>
+      </w:pPr>
+      <w:r>
+        <w:rPr>
+          <w:rFonts w:ascii="Aptos" w:hAnsi="Aptos"/>
+          <w:color w:val="323C46"/>
+          <w:sz w:val="16"/>
+        </w:rPr>
+        <w:t>The three enlarged panels show the same block position before replacement, the donor block, and the resulting recipient block. The change is a direct pixel-block substitution; integrity is checked from the embedded tags, not judged by visual similarity.</w:t>
+      </w:r>
+    </w:p>
+    <w:p>
+      <w:pPr>
         <w:spacing w:before="80" w:after="40"/>
       </w:pPr>
       <w:r>
@@ -1162,6 +1175,19 @@
     </w:tbl>
     <w:p>
       <w:pPr>
+        <w:spacing w:before="20" w:after="80" w:line="240" w:lineRule="auto"/>
+      </w:pPr>
+      <w:r>
+        <w:rPr>
+          <w:rFonts w:ascii="Aptos" w:hAnsi="Aptos"/>
+          <w:color w:val="323C46"/>
+          <w:sz w:val="16"/>
+        </w:rPr>
+        <w:t>This reverse-direction close-up shows the Airplane block replacing the Lena block at the same coordinates. The recipient image’s authentication tags still bind its own four-block groups, so the transplanted pixels fail verification.</w:t>
+      </w:r>
+    </w:p>
+    <w:p>
+      <w:pPr>
         <w:spacing w:before="80" w:after="40"/>
       </w:pPr>
       <w:r>
@@ -1412,18 +1438,13 @@
             </w:tcMar>
           </w:tcPr>
           <w:p>
-            <w:pPr>
-              <w:spacing w:after="20"/>
-              <w:jc w:val="center"/>
-            </w:pPr>
             <w:r>
               <w:rPr>
                 <w:rFonts w:ascii="Aptos" w:hAnsi="Aptos"/>
                 <w:b/>
-                <w:i w:val="0"/>
                 <w:sz w:val="16"/>
               </w:rPr>
-              <w:t>16× enlarged pixel neighborhood</w:t>
+              <w:t>16× display of 16×16-pixel crop</w:t>
             </w:r>
           </w:p>
         </w:tc>
@@ -1431,16 +1452,15 @@
     </w:tbl>
     <w:p>
       <w:pPr>
-        <w:spacing w:before="40" w:after="40"/>
+        <w:spacing w:before="40" w:after="60"/>
       </w:pPr>
       <w:r>
         <w:rPr>
-          <w:b/>
+          <w:rFonts w:ascii="Aptos" w:hAnsi="Aptos"/>
+          <w:color w:val="263746"/>
+          <w:sz w:val="17"/>
         </w:rPr>
-        <w:t xml:space="preserve">Result: </w:t>
-      </w:r>
-      <w:r>
-        <w:t>one pixel at (y=160, x=64), channel 1, was flipped. Verification rejected the image and localized the failure to group 42; recovery withheld.</w:t>
+        <w:t>Result: one channel sample in the authenticated 256×256 Couple ciphertext was altered at zero-based coordinate (x=64, y=160). Only the green channel (G, index 1) changed, from 3 to 2—one least-significant-bit flip. Verification rejected the image and reported the affected four-block HMAC group; recovery was withheld.</w:t>
       </w:r>
     </w:p>
     <w:tbl>
@@ -1717,20 +1737,8569 @@
       </w:tr>
     </w:tbl>
     <w:p>
+      <w:r>
+        <w:br w:type="page"/>
+      </w:r>
+    </w:p>
+    <w:p>
       <w:pPr>
-        <w:spacing w:before="60" w:after="0"/>
+        <w:spacing w:after="80"/>
+        <w:jc w:val="center"/>
+      </w:pPr>
+      <w:r>
+        <w:rPr>
+          <w:rFonts w:ascii="Aptos" w:hAnsi="Aptos"/>
+          <w:b/>
+          <w:color w:val="1F4E79"/>
+          <w:sz w:val="34"/>
+        </w:rPr>
+        <w:t>Exact Tamper Locations</w:t>
+      </w:r>
+    </w:p>
+    <w:p>
+      <w:pPr>
+        <w:spacing w:after="140"/>
+        <w:jc w:val="center"/>
       </w:pPr>
       <w:r>
         <w:rPr>
           <w:rFonts w:ascii="Aptos" w:hAnsi="Aptos"/>
           <w:b w:val="0"/>
-          <w:i/>
-          <w:color w:val="5F6973"/>
+          <w:sz w:val="18"/>
+        </w:rPr>
+        <w:t>Pixel coordinates are zero-based: x increases rightward; y increases downward.</w:t>
+      </w:r>
+    </w:p>
+    <w:p>
+      <w:pPr>
+        <w:spacing w:before="60" w:after="60"/>
+      </w:pPr>
+      <w:r>
+        <w:rPr>
+          <w:rFonts w:ascii="Aptos" w:hAnsi="Aptos"/>
+          <w:b/>
+          <w:color w:val="1F4E79"/>
+          <w:sz w:val="22"/>
+        </w:rPr>
+        <w:t>One-pixel edit in the 256×256 Couple image</w:t>
+      </w:r>
+    </w:p>
+    <w:tbl>
+      <w:tblPr>
+        <w:tblW w:type="auto" w:w="0"/>
+        <w:jc w:val="center"/>
+        <w:tblLayout w:type="fixed"/>
+        <w:tblLook w:firstColumn="1" w:firstRow="1" w:lastColumn="0" w:lastRow="0" w:noHBand="0" w:noVBand="1" w:val="04A0"/>
+      </w:tblPr>
+      <w:tblGrid>
+        <w:gridCol w:w="4536"/>
+        <w:gridCol w:w="5184"/>
+      </w:tblGrid>
+      <w:tr>
+        <w:tc>
+          <w:tcPr>
+            <w:tcW w:type="dxa" w:w="4536"/>
+            <w:tcMar>
+              <w:top w:w="80" w:type="dxa"/>
+              <w:start w:w="80" w:type="dxa"/>
+              <w:bottom w:w="80" w:type="dxa"/>
+              <w:end w:w="80" w:type="dxa"/>
+            </w:tcMar>
+            <w:vAlign w:val="center"/>
+          </w:tcPr>
+          <w:p>
+            <w:pPr>
+              <w:jc w:val="center"/>
+            </w:pPr>
+            <w:r>
+              <w:drawing>
+                <wp:inline xmlns:a="http://schemas.openxmlformats.org/drawingml/2006/main" xmlns:pic="http://schemas.openxmlformats.org/drawingml/2006/picture">
+                  <wp:extent cx="2240280" cy="2240280"/>
+                  <wp:docPr id="16" name="Picture 16"/>
+                  <wp:cNvGraphicFramePr>
+                    <a:graphicFrameLocks noChangeAspect="1"/>
+                  </wp:cNvGraphicFramePr>
+                  <a:graphic>
+                    <a:graphicData uri="http://schemas.openxmlformats.org/drawingml/2006/picture">
+                      <pic:pic>
+                        <pic:nvPicPr>
+                          <pic:cNvPr id="0" name="image.png"/>
+                          <pic:cNvPicPr/>
+                        </pic:nvPicPr>
+                        <pic:blipFill>
+                          <a:blip r:embed="rId17"/>
+                          <a:stretch>
+                            <a:fillRect/>
+                          </a:stretch>
+                        </pic:blipFill>
+                        <pic:spPr>
+                          <a:xfrm>
+                            <a:off x="0" y="0"/>
+                            <a:ext cx="2240280" cy="2240280"/>
+                          </a:xfrm>
+                          <a:prstGeom prst="rect"/>
+                        </pic:spPr>
+                      </pic:pic>
+                    </a:graphicData>
+                  </a:graphic>
+                </wp:inline>
+              </w:drawing>
+            </w:r>
+          </w:p>
+          <w:p>
+            <w:pPr>
+              <w:jc w:val="center"/>
+            </w:pPr>
+            <w:r>
+              <w:rPr>
+                <w:rFonts w:ascii="Aptos" w:hAnsi="Aptos"/>
+                <w:b/>
+                <w:sz w:val="16"/>
+              </w:rPr>
+              <w:t>Clean authenticated image</w:t>
+            </w:r>
+          </w:p>
+        </w:tc>
+        <w:tc>
+          <w:tcPr>
+            <w:tcW w:type="dxa" w:w="5184"/>
+            <w:tcMar>
+              <w:top w:w="80" w:type="dxa"/>
+              <w:start w:w="80" w:type="dxa"/>
+              <w:bottom w:w="80" w:type="dxa"/>
+              <w:end w:w="80" w:type="dxa"/>
+            </w:tcMar>
+            <w:vAlign w:val="center"/>
+          </w:tcPr>
+          <w:p>
+            <w:r>
+              <w:rPr>
+                <w:rFonts w:ascii="Aptos" w:hAnsi="Aptos"/>
+                <w:b/>
+                <w:color w:val="1F4E79"/>
+                <w:sz w:val="18"/>
+              </w:rPr>
+              <w:t>32×32 block map (8×8 blocks)</w:t>
+            </w:r>
+          </w:p>
+          <w:p>
+            <w:r>
+              <w:rPr>
+                <w:rFonts w:ascii="Aptos" w:hAnsi="Aptos"/>
+                <w:b w:val="0"/>
+                <w:sz w:val="16"/>
+              </w:rPr>
+              <w:t>Highlighted cell = block ID 42</w:t>
+            </w:r>
+          </w:p>
+          <w:tbl>
+            <w:tblPr>
+              <w:tblStyle w:val="TableGrid"/>
+              <w:tblW w:type="auto" w:w="0"/>
+              <w:jc w:val="center"/>
+              <w:tblLook w:firstColumn="1" w:firstRow="1" w:lastColumn="0" w:lastRow="0" w:noHBand="0" w:noVBand="1" w:val="04A0"/>
+            </w:tblPr>
+            <w:tblGrid>
+              <w:gridCol w:w="576"/>
+              <w:gridCol w:w="576"/>
+              <w:gridCol w:w="576"/>
+              <w:gridCol w:w="576"/>
+              <w:gridCol w:w="576"/>
+              <w:gridCol w:w="576"/>
+              <w:gridCol w:w="576"/>
+              <w:gridCol w:w="576"/>
+              <w:gridCol w:w="576"/>
+            </w:tblGrid>
+            <w:tr>
+              <w:tc>
+                <w:tcPr>
+                  <w:tcW w:type="dxa" w:w="418"/>
+                  <w:tcMar>
+                    <w:top w:w="0" w:type="dxa"/>
+                    <w:start w:w="0" w:type="dxa"/>
+                    <w:bottom w:w="0" w:type="dxa"/>
+                    <w:end w:w="0" w:type="dxa"/>
+                  </w:tcMar>
+                </w:tcPr>
+                <w:p>
+                  <w:pPr>
+                    <w:spacing w:after="0"/>
+                    <w:jc w:val="center"/>
+                  </w:pPr>
+                </w:p>
+              </w:tc>
+              <w:tc>
+                <w:tcPr>
+                  <w:tcW w:type="dxa" w:w="418"/>
+                  <w:shd w:fill="EAF2F8"/>
+                  <w:tcMar>
+                    <w:top w:w="0" w:type="dxa"/>
+                    <w:start w:w="0" w:type="dxa"/>
+                    <w:bottom w:w="0" w:type="dxa"/>
+                    <w:end w:w="0" w:type="dxa"/>
+                  </w:tcMar>
+                </w:tcPr>
+                <w:p>
+                  <w:pPr>
+                    <w:spacing w:after="0"/>
+                    <w:jc w:val="center"/>
+                  </w:pPr>
+                  <w:r>
+                    <w:rPr>
+                      <w:rFonts w:ascii="Aptos" w:hAnsi="Aptos"/>
+                      <w:sz w:val="12"/>
+                    </w:rPr>
+                    <w:t>0</w:t>
+                  </w:r>
+                </w:p>
+              </w:tc>
+              <w:tc>
+                <w:tcPr>
+                  <w:tcW w:type="dxa" w:w="418"/>
+                  <w:shd w:fill="EAF2F8"/>
+                  <w:tcMar>
+                    <w:top w:w="0" w:type="dxa"/>
+                    <w:start w:w="0" w:type="dxa"/>
+                    <w:bottom w:w="0" w:type="dxa"/>
+                    <w:end w:w="0" w:type="dxa"/>
+                  </w:tcMar>
+                </w:tcPr>
+                <w:p>
+                  <w:pPr>
+                    <w:spacing w:after="0"/>
+                    <w:jc w:val="center"/>
+                  </w:pPr>
+                  <w:r>
+                    <w:rPr>
+                      <w:rFonts w:ascii="Aptos" w:hAnsi="Aptos"/>
+                      <w:sz w:val="12"/>
+                    </w:rPr>
+                    <w:t>1</w:t>
+                  </w:r>
+                </w:p>
+              </w:tc>
+              <w:tc>
+                <w:tcPr>
+                  <w:tcW w:type="dxa" w:w="418"/>
+                  <w:shd w:fill="EAF2F8"/>
+                  <w:tcMar>
+                    <w:top w:w="0" w:type="dxa"/>
+                    <w:start w:w="0" w:type="dxa"/>
+                    <w:bottom w:w="0" w:type="dxa"/>
+                    <w:end w:w="0" w:type="dxa"/>
+                  </w:tcMar>
+                </w:tcPr>
+                <w:p>
+                  <w:pPr>
+                    <w:spacing w:after="0"/>
+                    <w:jc w:val="center"/>
+                  </w:pPr>
+                  <w:r>
+                    <w:rPr>
+                      <w:rFonts w:ascii="Aptos" w:hAnsi="Aptos"/>
+                      <w:sz w:val="12"/>
+                    </w:rPr>
+                    <w:t>2</w:t>
+                  </w:r>
+                </w:p>
+              </w:tc>
+              <w:tc>
+                <w:tcPr>
+                  <w:tcW w:type="dxa" w:w="418"/>
+                  <w:shd w:fill="EAF2F8"/>
+                  <w:tcMar>
+                    <w:top w:w="0" w:type="dxa"/>
+                    <w:start w:w="0" w:type="dxa"/>
+                    <w:bottom w:w="0" w:type="dxa"/>
+                    <w:end w:w="0" w:type="dxa"/>
+                  </w:tcMar>
+                </w:tcPr>
+                <w:p>
+                  <w:pPr>
+                    <w:spacing w:after="0"/>
+                    <w:jc w:val="center"/>
+                  </w:pPr>
+                  <w:r>
+                    <w:rPr>
+                      <w:rFonts w:ascii="Aptos" w:hAnsi="Aptos"/>
+                      <w:sz w:val="12"/>
+                    </w:rPr>
+                    <w:t>3</w:t>
+                  </w:r>
+                </w:p>
+              </w:tc>
+              <w:tc>
+                <w:tcPr>
+                  <w:tcW w:type="dxa" w:w="418"/>
+                  <w:shd w:fill="EAF2F8"/>
+                  <w:tcMar>
+                    <w:top w:w="0" w:type="dxa"/>
+                    <w:start w:w="0" w:type="dxa"/>
+                    <w:bottom w:w="0" w:type="dxa"/>
+                    <w:end w:w="0" w:type="dxa"/>
+                  </w:tcMar>
+                </w:tcPr>
+                <w:p>
+                  <w:pPr>
+                    <w:spacing w:after="0"/>
+                    <w:jc w:val="center"/>
+                  </w:pPr>
+                  <w:r>
+                    <w:rPr>
+                      <w:rFonts w:ascii="Aptos" w:hAnsi="Aptos"/>
+                      <w:sz w:val="12"/>
+                    </w:rPr>
+                    <w:t>4</w:t>
+                  </w:r>
+                </w:p>
+              </w:tc>
+              <w:tc>
+                <w:tcPr>
+                  <w:tcW w:type="dxa" w:w="418"/>
+                  <w:shd w:fill="EAF2F8"/>
+                  <w:tcMar>
+                    <w:top w:w="0" w:type="dxa"/>
+                    <w:start w:w="0" w:type="dxa"/>
+                    <w:bottom w:w="0" w:type="dxa"/>
+                    <w:end w:w="0" w:type="dxa"/>
+                  </w:tcMar>
+                </w:tcPr>
+                <w:p>
+                  <w:pPr>
+                    <w:spacing w:after="0"/>
+                    <w:jc w:val="center"/>
+                  </w:pPr>
+                  <w:r>
+                    <w:rPr>
+                      <w:rFonts w:ascii="Aptos" w:hAnsi="Aptos"/>
+                      <w:sz w:val="12"/>
+                    </w:rPr>
+                    <w:t>5</w:t>
+                  </w:r>
+                </w:p>
+              </w:tc>
+              <w:tc>
+                <w:tcPr>
+                  <w:tcW w:type="dxa" w:w="418"/>
+                  <w:shd w:fill="EAF2F8"/>
+                  <w:tcMar>
+                    <w:top w:w="0" w:type="dxa"/>
+                    <w:start w:w="0" w:type="dxa"/>
+                    <w:bottom w:w="0" w:type="dxa"/>
+                    <w:end w:w="0" w:type="dxa"/>
+                  </w:tcMar>
+                </w:tcPr>
+                <w:p>
+                  <w:pPr>
+                    <w:spacing w:after="0"/>
+                    <w:jc w:val="center"/>
+                  </w:pPr>
+                  <w:r>
+                    <w:rPr>
+                      <w:rFonts w:ascii="Aptos" w:hAnsi="Aptos"/>
+                      <w:sz w:val="12"/>
+                    </w:rPr>
+                    <w:t>6</w:t>
+                  </w:r>
+                </w:p>
+              </w:tc>
+              <w:tc>
+                <w:tcPr>
+                  <w:tcW w:type="dxa" w:w="418"/>
+                  <w:shd w:fill="EAF2F8"/>
+                  <w:tcMar>
+                    <w:top w:w="0" w:type="dxa"/>
+                    <w:start w:w="0" w:type="dxa"/>
+                    <w:bottom w:w="0" w:type="dxa"/>
+                    <w:end w:w="0" w:type="dxa"/>
+                  </w:tcMar>
+                </w:tcPr>
+                <w:p>
+                  <w:pPr>
+                    <w:spacing w:after="0"/>
+                    <w:jc w:val="center"/>
+                  </w:pPr>
+                  <w:r>
+                    <w:rPr>
+                      <w:rFonts w:ascii="Aptos" w:hAnsi="Aptos"/>
+                      <w:sz w:val="12"/>
+                    </w:rPr>
+                    <w:t>7</w:t>
+                  </w:r>
+                </w:p>
+              </w:tc>
+            </w:tr>
+            <w:tr>
+              <w:tc>
+                <w:tcPr>
+                  <w:tcW w:type="dxa" w:w="418"/>
+                  <w:shd w:fill="EAF2F8"/>
+                  <w:tcMar>
+                    <w:top w:w="0" w:type="dxa"/>
+                    <w:start w:w="0" w:type="dxa"/>
+                    <w:bottom w:w="0" w:type="dxa"/>
+                    <w:end w:w="0" w:type="dxa"/>
+                  </w:tcMar>
+                </w:tcPr>
+                <w:p>
+                  <w:pPr>
+                    <w:spacing w:after="0"/>
+                    <w:jc w:val="center"/>
+                  </w:pPr>
+                  <w:r>
+                    <w:rPr>
+                      <w:rFonts w:ascii="Aptos" w:hAnsi="Aptos"/>
+                      <w:sz w:val="12"/>
+                    </w:rPr>
+                    <w:t>0</w:t>
+                  </w:r>
+                </w:p>
+              </w:tc>
+              <w:tc>
+                <w:tcPr>
+                  <w:tcW w:type="dxa" w:w="418"/>
+                  <w:tcMar>
+                    <w:top w:w="0" w:type="dxa"/>
+                    <w:start w:w="0" w:type="dxa"/>
+                    <w:bottom w:w="0" w:type="dxa"/>
+                    <w:end w:w="0" w:type="dxa"/>
+                  </w:tcMar>
+                </w:tcPr>
+                <w:p>
+                  <w:pPr>
+                    <w:spacing w:after="0"/>
+                    <w:jc w:val="center"/>
+                  </w:pPr>
+                </w:p>
+              </w:tc>
+              <w:tc>
+                <w:tcPr>
+                  <w:tcW w:type="dxa" w:w="418"/>
+                  <w:tcMar>
+                    <w:top w:w="0" w:type="dxa"/>
+                    <w:start w:w="0" w:type="dxa"/>
+                    <w:bottom w:w="0" w:type="dxa"/>
+                    <w:end w:w="0" w:type="dxa"/>
+                  </w:tcMar>
+                </w:tcPr>
+                <w:p>
+                  <w:pPr>
+                    <w:spacing w:after="0"/>
+                    <w:jc w:val="center"/>
+                  </w:pPr>
+                </w:p>
+              </w:tc>
+              <w:tc>
+                <w:tcPr>
+                  <w:tcW w:type="dxa" w:w="418"/>
+                  <w:tcMar>
+                    <w:top w:w="0" w:type="dxa"/>
+                    <w:start w:w="0" w:type="dxa"/>
+                    <w:bottom w:w="0" w:type="dxa"/>
+                    <w:end w:w="0" w:type="dxa"/>
+                  </w:tcMar>
+                </w:tcPr>
+                <w:p>
+                  <w:pPr>
+                    <w:spacing w:after="0"/>
+                    <w:jc w:val="center"/>
+                  </w:pPr>
+                </w:p>
+              </w:tc>
+              <w:tc>
+                <w:tcPr>
+                  <w:tcW w:type="dxa" w:w="418"/>
+                  <w:tcMar>
+                    <w:top w:w="0" w:type="dxa"/>
+                    <w:start w:w="0" w:type="dxa"/>
+                    <w:bottom w:w="0" w:type="dxa"/>
+                    <w:end w:w="0" w:type="dxa"/>
+                  </w:tcMar>
+                </w:tcPr>
+                <w:p>
+                  <w:pPr>
+                    <w:spacing w:after="0"/>
+                    <w:jc w:val="center"/>
+                  </w:pPr>
+                </w:p>
+              </w:tc>
+              <w:tc>
+                <w:tcPr>
+                  <w:tcW w:type="dxa" w:w="418"/>
+                  <w:tcMar>
+                    <w:top w:w="0" w:type="dxa"/>
+                    <w:start w:w="0" w:type="dxa"/>
+                    <w:bottom w:w="0" w:type="dxa"/>
+                    <w:end w:w="0" w:type="dxa"/>
+                  </w:tcMar>
+                </w:tcPr>
+                <w:p>
+                  <w:pPr>
+                    <w:spacing w:after="0"/>
+                    <w:jc w:val="center"/>
+                  </w:pPr>
+                </w:p>
+              </w:tc>
+              <w:tc>
+                <w:tcPr>
+                  <w:tcW w:type="dxa" w:w="418"/>
+                  <w:tcMar>
+                    <w:top w:w="0" w:type="dxa"/>
+                    <w:start w:w="0" w:type="dxa"/>
+                    <w:bottom w:w="0" w:type="dxa"/>
+                    <w:end w:w="0" w:type="dxa"/>
+                  </w:tcMar>
+                </w:tcPr>
+                <w:p>
+                  <w:pPr>
+                    <w:spacing w:after="0"/>
+                    <w:jc w:val="center"/>
+                  </w:pPr>
+                </w:p>
+              </w:tc>
+              <w:tc>
+                <w:tcPr>
+                  <w:tcW w:type="dxa" w:w="418"/>
+                  <w:tcMar>
+                    <w:top w:w="0" w:type="dxa"/>
+                    <w:start w:w="0" w:type="dxa"/>
+                    <w:bottom w:w="0" w:type="dxa"/>
+                    <w:end w:w="0" w:type="dxa"/>
+                  </w:tcMar>
+                </w:tcPr>
+                <w:p>
+                  <w:pPr>
+                    <w:spacing w:after="0"/>
+                    <w:jc w:val="center"/>
+                  </w:pPr>
+                </w:p>
+              </w:tc>
+              <w:tc>
+                <w:tcPr>
+                  <w:tcW w:type="dxa" w:w="418"/>
+                  <w:tcMar>
+                    <w:top w:w="0" w:type="dxa"/>
+                    <w:start w:w="0" w:type="dxa"/>
+                    <w:bottom w:w="0" w:type="dxa"/>
+                    <w:end w:w="0" w:type="dxa"/>
+                  </w:tcMar>
+                </w:tcPr>
+                <w:p>
+                  <w:pPr>
+                    <w:spacing w:after="0"/>
+                    <w:jc w:val="center"/>
+                  </w:pPr>
+                </w:p>
+              </w:tc>
+            </w:tr>
+            <w:tr>
+              <w:tc>
+                <w:tcPr>
+                  <w:tcW w:type="dxa" w:w="418"/>
+                  <w:shd w:fill="EAF2F8"/>
+                  <w:tcMar>
+                    <w:top w:w="0" w:type="dxa"/>
+                    <w:start w:w="0" w:type="dxa"/>
+                    <w:bottom w:w="0" w:type="dxa"/>
+                    <w:end w:w="0" w:type="dxa"/>
+                  </w:tcMar>
+                </w:tcPr>
+                <w:p>
+                  <w:pPr>
+                    <w:spacing w:after="0"/>
+                    <w:jc w:val="center"/>
+                  </w:pPr>
+                  <w:r>
+                    <w:rPr>
+                      <w:rFonts w:ascii="Aptos" w:hAnsi="Aptos"/>
+                      <w:sz w:val="12"/>
+                    </w:rPr>
+                    <w:t>1</w:t>
+                  </w:r>
+                </w:p>
+              </w:tc>
+              <w:tc>
+                <w:tcPr>
+                  <w:tcW w:type="dxa" w:w="418"/>
+                  <w:tcMar>
+                    <w:top w:w="0" w:type="dxa"/>
+                    <w:start w:w="0" w:type="dxa"/>
+                    <w:bottom w:w="0" w:type="dxa"/>
+                    <w:end w:w="0" w:type="dxa"/>
+                  </w:tcMar>
+                </w:tcPr>
+                <w:p>
+                  <w:pPr>
+                    <w:spacing w:after="0"/>
+                    <w:jc w:val="center"/>
+                  </w:pPr>
+                </w:p>
+              </w:tc>
+              <w:tc>
+                <w:tcPr>
+                  <w:tcW w:type="dxa" w:w="418"/>
+                  <w:tcMar>
+                    <w:top w:w="0" w:type="dxa"/>
+                    <w:start w:w="0" w:type="dxa"/>
+                    <w:bottom w:w="0" w:type="dxa"/>
+                    <w:end w:w="0" w:type="dxa"/>
+                  </w:tcMar>
+                </w:tcPr>
+                <w:p>
+                  <w:pPr>
+                    <w:spacing w:after="0"/>
+                    <w:jc w:val="center"/>
+                  </w:pPr>
+                </w:p>
+              </w:tc>
+              <w:tc>
+                <w:tcPr>
+                  <w:tcW w:type="dxa" w:w="418"/>
+                  <w:tcMar>
+                    <w:top w:w="0" w:type="dxa"/>
+                    <w:start w:w="0" w:type="dxa"/>
+                    <w:bottom w:w="0" w:type="dxa"/>
+                    <w:end w:w="0" w:type="dxa"/>
+                  </w:tcMar>
+                </w:tcPr>
+                <w:p>
+                  <w:pPr>
+                    <w:spacing w:after="0"/>
+                    <w:jc w:val="center"/>
+                  </w:pPr>
+                </w:p>
+              </w:tc>
+              <w:tc>
+                <w:tcPr>
+                  <w:tcW w:type="dxa" w:w="418"/>
+                  <w:tcMar>
+                    <w:top w:w="0" w:type="dxa"/>
+                    <w:start w:w="0" w:type="dxa"/>
+                    <w:bottom w:w="0" w:type="dxa"/>
+                    <w:end w:w="0" w:type="dxa"/>
+                  </w:tcMar>
+                </w:tcPr>
+                <w:p>
+                  <w:pPr>
+                    <w:spacing w:after="0"/>
+                    <w:jc w:val="center"/>
+                  </w:pPr>
+                </w:p>
+              </w:tc>
+              <w:tc>
+                <w:tcPr>
+                  <w:tcW w:type="dxa" w:w="418"/>
+                  <w:tcMar>
+                    <w:top w:w="0" w:type="dxa"/>
+                    <w:start w:w="0" w:type="dxa"/>
+                    <w:bottom w:w="0" w:type="dxa"/>
+                    <w:end w:w="0" w:type="dxa"/>
+                  </w:tcMar>
+                </w:tcPr>
+                <w:p>
+                  <w:pPr>
+                    <w:spacing w:after="0"/>
+                    <w:jc w:val="center"/>
+                  </w:pPr>
+                </w:p>
+              </w:tc>
+              <w:tc>
+                <w:tcPr>
+                  <w:tcW w:type="dxa" w:w="418"/>
+                  <w:tcMar>
+                    <w:top w:w="0" w:type="dxa"/>
+                    <w:start w:w="0" w:type="dxa"/>
+                    <w:bottom w:w="0" w:type="dxa"/>
+                    <w:end w:w="0" w:type="dxa"/>
+                  </w:tcMar>
+                </w:tcPr>
+                <w:p>
+                  <w:pPr>
+                    <w:spacing w:after="0"/>
+                    <w:jc w:val="center"/>
+                  </w:pPr>
+                </w:p>
+              </w:tc>
+              <w:tc>
+                <w:tcPr>
+                  <w:tcW w:type="dxa" w:w="418"/>
+                  <w:tcMar>
+                    <w:top w:w="0" w:type="dxa"/>
+                    <w:start w:w="0" w:type="dxa"/>
+                    <w:bottom w:w="0" w:type="dxa"/>
+                    <w:end w:w="0" w:type="dxa"/>
+                  </w:tcMar>
+                </w:tcPr>
+                <w:p>
+                  <w:pPr>
+                    <w:spacing w:after="0"/>
+                    <w:jc w:val="center"/>
+                  </w:pPr>
+                </w:p>
+              </w:tc>
+              <w:tc>
+                <w:tcPr>
+                  <w:tcW w:type="dxa" w:w="418"/>
+                  <w:tcMar>
+                    <w:top w:w="0" w:type="dxa"/>
+                    <w:start w:w="0" w:type="dxa"/>
+                    <w:bottom w:w="0" w:type="dxa"/>
+                    <w:end w:w="0" w:type="dxa"/>
+                  </w:tcMar>
+                </w:tcPr>
+                <w:p>
+                  <w:pPr>
+                    <w:spacing w:after="0"/>
+                    <w:jc w:val="center"/>
+                  </w:pPr>
+                </w:p>
+              </w:tc>
+            </w:tr>
+            <w:tr>
+              <w:tc>
+                <w:tcPr>
+                  <w:tcW w:type="dxa" w:w="418"/>
+                  <w:shd w:fill="EAF2F8"/>
+                  <w:tcMar>
+                    <w:top w:w="0" w:type="dxa"/>
+                    <w:start w:w="0" w:type="dxa"/>
+                    <w:bottom w:w="0" w:type="dxa"/>
+                    <w:end w:w="0" w:type="dxa"/>
+                  </w:tcMar>
+                </w:tcPr>
+                <w:p>
+                  <w:pPr>
+                    <w:spacing w:after="0"/>
+                    <w:jc w:val="center"/>
+                  </w:pPr>
+                  <w:r>
+                    <w:rPr>
+                      <w:rFonts w:ascii="Aptos" w:hAnsi="Aptos"/>
+                      <w:sz w:val="12"/>
+                    </w:rPr>
+                    <w:t>2</w:t>
+                  </w:r>
+                </w:p>
+              </w:tc>
+              <w:tc>
+                <w:tcPr>
+                  <w:tcW w:type="dxa" w:w="418"/>
+                  <w:tcMar>
+                    <w:top w:w="0" w:type="dxa"/>
+                    <w:start w:w="0" w:type="dxa"/>
+                    <w:bottom w:w="0" w:type="dxa"/>
+                    <w:end w:w="0" w:type="dxa"/>
+                  </w:tcMar>
+                </w:tcPr>
+                <w:p>
+                  <w:pPr>
+                    <w:spacing w:after="0"/>
+                    <w:jc w:val="center"/>
+                  </w:pPr>
+                </w:p>
+              </w:tc>
+              <w:tc>
+                <w:tcPr>
+                  <w:tcW w:type="dxa" w:w="418"/>
+                  <w:tcMar>
+                    <w:top w:w="0" w:type="dxa"/>
+                    <w:start w:w="0" w:type="dxa"/>
+                    <w:bottom w:w="0" w:type="dxa"/>
+                    <w:end w:w="0" w:type="dxa"/>
+                  </w:tcMar>
+                </w:tcPr>
+                <w:p>
+                  <w:pPr>
+                    <w:spacing w:after="0"/>
+                    <w:jc w:val="center"/>
+                  </w:pPr>
+                </w:p>
+              </w:tc>
+              <w:tc>
+                <w:tcPr>
+                  <w:tcW w:type="dxa" w:w="418"/>
+                  <w:tcMar>
+                    <w:top w:w="0" w:type="dxa"/>
+                    <w:start w:w="0" w:type="dxa"/>
+                    <w:bottom w:w="0" w:type="dxa"/>
+                    <w:end w:w="0" w:type="dxa"/>
+                  </w:tcMar>
+                </w:tcPr>
+                <w:p>
+                  <w:pPr>
+                    <w:spacing w:after="0"/>
+                    <w:jc w:val="center"/>
+                  </w:pPr>
+                </w:p>
+              </w:tc>
+              <w:tc>
+                <w:tcPr>
+                  <w:tcW w:type="dxa" w:w="418"/>
+                  <w:tcMar>
+                    <w:top w:w="0" w:type="dxa"/>
+                    <w:start w:w="0" w:type="dxa"/>
+                    <w:bottom w:w="0" w:type="dxa"/>
+                    <w:end w:w="0" w:type="dxa"/>
+                  </w:tcMar>
+                </w:tcPr>
+                <w:p>
+                  <w:pPr>
+                    <w:spacing w:after="0"/>
+                    <w:jc w:val="center"/>
+                  </w:pPr>
+                </w:p>
+              </w:tc>
+              <w:tc>
+                <w:tcPr>
+                  <w:tcW w:type="dxa" w:w="418"/>
+                  <w:tcMar>
+                    <w:top w:w="0" w:type="dxa"/>
+                    <w:start w:w="0" w:type="dxa"/>
+                    <w:bottom w:w="0" w:type="dxa"/>
+                    <w:end w:w="0" w:type="dxa"/>
+                  </w:tcMar>
+                </w:tcPr>
+                <w:p>
+                  <w:pPr>
+                    <w:spacing w:after="0"/>
+                    <w:jc w:val="center"/>
+                  </w:pPr>
+                </w:p>
+              </w:tc>
+              <w:tc>
+                <w:tcPr>
+                  <w:tcW w:type="dxa" w:w="418"/>
+                  <w:tcMar>
+                    <w:top w:w="0" w:type="dxa"/>
+                    <w:start w:w="0" w:type="dxa"/>
+                    <w:bottom w:w="0" w:type="dxa"/>
+                    <w:end w:w="0" w:type="dxa"/>
+                  </w:tcMar>
+                </w:tcPr>
+                <w:p>
+                  <w:pPr>
+                    <w:spacing w:after="0"/>
+                    <w:jc w:val="center"/>
+                  </w:pPr>
+                </w:p>
+              </w:tc>
+              <w:tc>
+                <w:tcPr>
+                  <w:tcW w:type="dxa" w:w="418"/>
+                  <w:tcMar>
+                    <w:top w:w="0" w:type="dxa"/>
+                    <w:start w:w="0" w:type="dxa"/>
+                    <w:bottom w:w="0" w:type="dxa"/>
+                    <w:end w:w="0" w:type="dxa"/>
+                  </w:tcMar>
+                </w:tcPr>
+                <w:p>
+                  <w:pPr>
+                    <w:spacing w:after="0"/>
+                    <w:jc w:val="center"/>
+                  </w:pPr>
+                </w:p>
+              </w:tc>
+              <w:tc>
+                <w:tcPr>
+                  <w:tcW w:type="dxa" w:w="418"/>
+                  <w:tcMar>
+                    <w:top w:w="0" w:type="dxa"/>
+                    <w:start w:w="0" w:type="dxa"/>
+                    <w:bottom w:w="0" w:type="dxa"/>
+                    <w:end w:w="0" w:type="dxa"/>
+                  </w:tcMar>
+                </w:tcPr>
+                <w:p>
+                  <w:pPr>
+                    <w:spacing w:after="0"/>
+                    <w:jc w:val="center"/>
+                  </w:pPr>
+                </w:p>
+              </w:tc>
+            </w:tr>
+            <w:tr>
+              <w:tc>
+                <w:tcPr>
+                  <w:tcW w:type="dxa" w:w="418"/>
+                  <w:shd w:fill="EAF2F8"/>
+                  <w:tcMar>
+                    <w:top w:w="0" w:type="dxa"/>
+                    <w:start w:w="0" w:type="dxa"/>
+                    <w:bottom w:w="0" w:type="dxa"/>
+                    <w:end w:w="0" w:type="dxa"/>
+                  </w:tcMar>
+                </w:tcPr>
+                <w:p>
+                  <w:pPr>
+                    <w:spacing w:after="0"/>
+                    <w:jc w:val="center"/>
+                  </w:pPr>
+                  <w:r>
+                    <w:rPr>
+                      <w:rFonts w:ascii="Aptos" w:hAnsi="Aptos"/>
+                      <w:sz w:val="12"/>
+                    </w:rPr>
+                    <w:t>3</w:t>
+                  </w:r>
+                </w:p>
+              </w:tc>
+              <w:tc>
+                <w:tcPr>
+                  <w:tcW w:type="dxa" w:w="418"/>
+                  <w:tcMar>
+                    <w:top w:w="0" w:type="dxa"/>
+                    <w:start w:w="0" w:type="dxa"/>
+                    <w:bottom w:w="0" w:type="dxa"/>
+                    <w:end w:w="0" w:type="dxa"/>
+                  </w:tcMar>
+                </w:tcPr>
+                <w:p>
+                  <w:pPr>
+                    <w:spacing w:after="0"/>
+                    <w:jc w:val="center"/>
+                  </w:pPr>
+                </w:p>
+              </w:tc>
+              <w:tc>
+                <w:tcPr>
+                  <w:tcW w:type="dxa" w:w="418"/>
+                  <w:tcMar>
+                    <w:top w:w="0" w:type="dxa"/>
+                    <w:start w:w="0" w:type="dxa"/>
+                    <w:bottom w:w="0" w:type="dxa"/>
+                    <w:end w:w="0" w:type="dxa"/>
+                  </w:tcMar>
+                </w:tcPr>
+                <w:p>
+                  <w:pPr>
+                    <w:spacing w:after="0"/>
+                    <w:jc w:val="center"/>
+                  </w:pPr>
+                </w:p>
+              </w:tc>
+              <w:tc>
+                <w:tcPr>
+                  <w:tcW w:type="dxa" w:w="418"/>
+                  <w:tcMar>
+                    <w:top w:w="0" w:type="dxa"/>
+                    <w:start w:w="0" w:type="dxa"/>
+                    <w:bottom w:w="0" w:type="dxa"/>
+                    <w:end w:w="0" w:type="dxa"/>
+                  </w:tcMar>
+                </w:tcPr>
+                <w:p>
+                  <w:pPr>
+                    <w:spacing w:after="0"/>
+                    <w:jc w:val="center"/>
+                  </w:pPr>
+                </w:p>
+              </w:tc>
+              <w:tc>
+                <w:tcPr>
+                  <w:tcW w:type="dxa" w:w="418"/>
+                  <w:tcMar>
+                    <w:top w:w="0" w:type="dxa"/>
+                    <w:start w:w="0" w:type="dxa"/>
+                    <w:bottom w:w="0" w:type="dxa"/>
+                    <w:end w:w="0" w:type="dxa"/>
+                  </w:tcMar>
+                </w:tcPr>
+                <w:p>
+                  <w:pPr>
+                    <w:spacing w:after="0"/>
+                    <w:jc w:val="center"/>
+                  </w:pPr>
+                </w:p>
+              </w:tc>
+              <w:tc>
+                <w:tcPr>
+                  <w:tcW w:type="dxa" w:w="418"/>
+                  <w:tcMar>
+                    <w:top w:w="0" w:type="dxa"/>
+                    <w:start w:w="0" w:type="dxa"/>
+                    <w:bottom w:w="0" w:type="dxa"/>
+                    <w:end w:w="0" w:type="dxa"/>
+                  </w:tcMar>
+                </w:tcPr>
+                <w:p>
+                  <w:pPr>
+                    <w:spacing w:after="0"/>
+                    <w:jc w:val="center"/>
+                  </w:pPr>
+                </w:p>
+              </w:tc>
+              <w:tc>
+                <w:tcPr>
+                  <w:tcW w:type="dxa" w:w="418"/>
+                  <w:tcMar>
+                    <w:top w:w="0" w:type="dxa"/>
+                    <w:start w:w="0" w:type="dxa"/>
+                    <w:bottom w:w="0" w:type="dxa"/>
+                    <w:end w:w="0" w:type="dxa"/>
+                  </w:tcMar>
+                </w:tcPr>
+                <w:p>
+                  <w:pPr>
+                    <w:spacing w:after="0"/>
+                    <w:jc w:val="center"/>
+                  </w:pPr>
+                </w:p>
+              </w:tc>
+              <w:tc>
+                <w:tcPr>
+                  <w:tcW w:type="dxa" w:w="418"/>
+                  <w:tcMar>
+                    <w:top w:w="0" w:type="dxa"/>
+                    <w:start w:w="0" w:type="dxa"/>
+                    <w:bottom w:w="0" w:type="dxa"/>
+                    <w:end w:w="0" w:type="dxa"/>
+                  </w:tcMar>
+                </w:tcPr>
+                <w:p>
+                  <w:pPr>
+                    <w:spacing w:after="0"/>
+                    <w:jc w:val="center"/>
+                  </w:pPr>
+                </w:p>
+              </w:tc>
+              <w:tc>
+                <w:tcPr>
+                  <w:tcW w:type="dxa" w:w="418"/>
+                  <w:tcMar>
+                    <w:top w:w="0" w:type="dxa"/>
+                    <w:start w:w="0" w:type="dxa"/>
+                    <w:bottom w:w="0" w:type="dxa"/>
+                    <w:end w:w="0" w:type="dxa"/>
+                  </w:tcMar>
+                </w:tcPr>
+                <w:p>
+                  <w:pPr>
+                    <w:spacing w:after="0"/>
+                    <w:jc w:val="center"/>
+                  </w:pPr>
+                </w:p>
+              </w:tc>
+            </w:tr>
+            <w:tr>
+              <w:tc>
+                <w:tcPr>
+                  <w:tcW w:type="dxa" w:w="418"/>
+                  <w:shd w:fill="EAF2F8"/>
+                  <w:tcMar>
+                    <w:top w:w="0" w:type="dxa"/>
+                    <w:start w:w="0" w:type="dxa"/>
+                    <w:bottom w:w="0" w:type="dxa"/>
+                    <w:end w:w="0" w:type="dxa"/>
+                  </w:tcMar>
+                </w:tcPr>
+                <w:p>
+                  <w:pPr>
+                    <w:spacing w:after="0"/>
+                    <w:jc w:val="center"/>
+                  </w:pPr>
+                  <w:r>
+                    <w:rPr>
+                      <w:rFonts w:ascii="Aptos" w:hAnsi="Aptos"/>
+                      <w:sz w:val="12"/>
+                    </w:rPr>
+                    <w:t>4</w:t>
+                  </w:r>
+                </w:p>
+              </w:tc>
+              <w:tc>
+                <w:tcPr>
+                  <w:tcW w:type="dxa" w:w="418"/>
+                  <w:tcMar>
+                    <w:top w:w="0" w:type="dxa"/>
+                    <w:start w:w="0" w:type="dxa"/>
+                    <w:bottom w:w="0" w:type="dxa"/>
+                    <w:end w:w="0" w:type="dxa"/>
+                  </w:tcMar>
+                </w:tcPr>
+                <w:p>
+                  <w:pPr>
+                    <w:spacing w:after="0"/>
+                    <w:jc w:val="center"/>
+                  </w:pPr>
+                </w:p>
+              </w:tc>
+              <w:tc>
+                <w:tcPr>
+                  <w:tcW w:type="dxa" w:w="418"/>
+                  <w:tcMar>
+                    <w:top w:w="0" w:type="dxa"/>
+                    <w:start w:w="0" w:type="dxa"/>
+                    <w:bottom w:w="0" w:type="dxa"/>
+                    <w:end w:w="0" w:type="dxa"/>
+                  </w:tcMar>
+                </w:tcPr>
+                <w:p>
+                  <w:pPr>
+                    <w:spacing w:after="0"/>
+                    <w:jc w:val="center"/>
+                  </w:pPr>
+                </w:p>
+              </w:tc>
+              <w:tc>
+                <w:tcPr>
+                  <w:tcW w:type="dxa" w:w="418"/>
+                  <w:tcMar>
+                    <w:top w:w="0" w:type="dxa"/>
+                    <w:start w:w="0" w:type="dxa"/>
+                    <w:bottom w:w="0" w:type="dxa"/>
+                    <w:end w:w="0" w:type="dxa"/>
+                  </w:tcMar>
+                </w:tcPr>
+                <w:p>
+                  <w:pPr>
+                    <w:spacing w:after="0"/>
+                    <w:jc w:val="center"/>
+                  </w:pPr>
+                </w:p>
+              </w:tc>
+              <w:tc>
+                <w:tcPr>
+                  <w:tcW w:type="dxa" w:w="418"/>
+                  <w:tcMar>
+                    <w:top w:w="0" w:type="dxa"/>
+                    <w:start w:w="0" w:type="dxa"/>
+                    <w:bottom w:w="0" w:type="dxa"/>
+                    <w:end w:w="0" w:type="dxa"/>
+                  </w:tcMar>
+                </w:tcPr>
+                <w:p>
+                  <w:pPr>
+                    <w:spacing w:after="0"/>
+                    <w:jc w:val="center"/>
+                  </w:pPr>
+                </w:p>
+              </w:tc>
+              <w:tc>
+                <w:tcPr>
+                  <w:tcW w:type="dxa" w:w="418"/>
+                  <w:tcMar>
+                    <w:top w:w="0" w:type="dxa"/>
+                    <w:start w:w="0" w:type="dxa"/>
+                    <w:bottom w:w="0" w:type="dxa"/>
+                    <w:end w:w="0" w:type="dxa"/>
+                  </w:tcMar>
+                </w:tcPr>
+                <w:p>
+                  <w:pPr>
+                    <w:spacing w:after="0"/>
+                    <w:jc w:val="center"/>
+                  </w:pPr>
+                </w:p>
+              </w:tc>
+              <w:tc>
+                <w:tcPr>
+                  <w:tcW w:type="dxa" w:w="418"/>
+                  <w:tcMar>
+                    <w:top w:w="0" w:type="dxa"/>
+                    <w:start w:w="0" w:type="dxa"/>
+                    <w:bottom w:w="0" w:type="dxa"/>
+                    <w:end w:w="0" w:type="dxa"/>
+                  </w:tcMar>
+                </w:tcPr>
+                <w:p>
+                  <w:pPr>
+                    <w:spacing w:after="0"/>
+                    <w:jc w:val="center"/>
+                  </w:pPr>
+                </w:p>
+              </w:tc>
+              <w:tc>
+                <w:tcPr>
+                  <w:tcW w:type="dxa" w:w="418"/>
+                  <w:tcMar>
+                    <w:top w:w="0" w:type="dxa"/>
+                    <w:start w:w="0" w:type="dxa"/>
+                    <w:bottom w:w="0" w:type="dxa"/>
+                    <w:end w:w="0" w:type="dxa"/>
+                  </w:tcMar>
+                </w:tcPr>
+                <w:p>
+                  <w:pPr>
+                    <w:spacing w:after="0"/>
+                    <w:jc w:val="center"/>
+                  </w:pPr>
+                </w:p>
+              </w:tc>
+              <w:tc>
+                <w:tcPr>
+                  <w:tcW w:type="dxa" w:w="418"/>
+                  <w:tcMar>
+                    <w:top w:w="0" w:type="dxa"/>
+                    <w:start w:w="0" w:type="dxa"/>
+                    <w:bottom w:w="0" w:type="dxa"/>
+                    <w:end w:w="0" w:type="dxa"/>
+                  </w:tcMar>
+                </w:tcPr>
+                <w:p>
+                  <w:pPr>
+                    <w:spacing w:after="0"/>
+                    <w:jc w:val="center"/>
+                  </w:pPr>
+                </w:p>
+              </w:tc>
+            </w:tr>
+            <w:tr>
+              <w:tc>
+                <w:tcPr>
+                  <w:tcW w:type="dxa" w:w="418"/>
+                  <w:shd w:fill="EAF2F8"/>
+                  <w:tcMar>
+                    <w:top w:w="0" w:type="dxa"/>
+                    <w:start w:w="0" w:type="dxa"/>
+                    <w:bottom w:w="0" w:type="dxa"/>
+                    <w:end w:w="0" w:type="dxa"/>
+                  </w:tcMar>
+                </w:tcPr>
+                <w:p>
+                  <w:pPr>
+                    <w:spacing w:after="0"/>
+                    <w:jc w:val="center"/>
+                  </w:pPr>
+                  <w:r>
+                    <w:rPr>
+                      <w:rFonts w:ascii="Aptos" w:hAnsi="Aptos"/>
+                      <w:sz w:val="12"/>
+                    </w:rPr>
+                    <w:t>5</w:t>
+                  </w:r>
+                </w:p>
+              </w:tc>
+              <w:tc>
+                <w:tcPr>
+                  <w:tcW w:type="dxa" w:w="418"/>
+                  <w:tcMar>
+                    <w:top w:w="0" w:type="dxa"/>
+                    <w:start w:w="0" w:type="dxa"/>
+                    <w:bottom w:w="0" w:type="dxa"/>
+                    <w:end w:w="0" w:type="dxa"/>
+                  </w:tcMar>
+                </w:tcPr>
+                <w:p>
+                  <w:pPr>
+                    <w:spacing w:after="0"/>
+                    <w:jc w:val="center"/>
+                  </w:pPr>
+                </w:p>
+              </w:tc>
+              <w:tc>
+                <w:tcPr>
+                  <w:tcW w:type="dxa" w:w="418"/>
+                  <w:tcMar>
+                    <w:top w:w="0" w:type="dxa"/>
+                    <w:start w:w="0" w:type="dxa"/>
+                    <w:bottom w:w="0" w:type="dxa"/>
+                    <w:end w:w="0" w:type="dxa"/>
+                  </w:tcMar>
+                </w:tcPr>
+                <w:p>
+                  <w:pPr>
+                    <w:spacing w:after="0"/>
+                    <w:jc w:val="center"/>
+                  </w:pPr>
+                </w:p>
+              </w:tc>
+              <w:tc>
+                <w:tcPr>
+                  <w:tcW w:type="dxa" w:w="418"/>
+                  <w:tcMar>
+                    <w:top w:w="0" w:type="dxa"/>
+                    <w:start w:w="0" w:type="dxa"/>
+                    <w:bottom w:w="0" w:type="dxa"/>
+                    <w:end w:w="0" w:type="dxa"/>
+                  </w:tcMar>
+                  <w:shd w:fill="F4B183"/>
+                </w:tcPr>
+                <w:p>
+                  <w:pPr>
+                    <w:jc w:val="center"/>
+                  </w:pPr>
+                  <w:r>
+                    <w:rPr>
+                      <w:rFonts w:ascii="Aptos" w:hAnsi="Aptos"/>
+                      <w:b/>
+                      <w:sz w:val="12"/>
+                    </w:rPr>
+                    <w:t>42</w:t>
+                  </w:r>
+                </w:p>
+              </w:tc>
+              <w:tc>
+                <w:tcPr>
+                  <w:tcW w:type="dxa" w:w="418"/>
+                  <w:tcMar>
+                    <w:top w:w="0" w:type="dxa"/>
+                    <w:start w:w="0" w:type="dxa"/>
+                    <w:bottom w:w="0" w:type="dxa"/>
+                    <w:end w:w="0" w:type="dxa"/>
+                  </w:tcMar>
+                </w:tcPr>
+                <w:p>
+                  <w:pPr>
+                    <w:spacing w:after="0"/>
+                    <w:jc w:val="center"/>
+                  </w:pPr>
+                </w:p>
+              </w:tc>
+              <w:tc>
+                <w:tcPr>
+                  <w:tcW w:type="dxa" w:w="418"/>
+                  <w:tcMar>
+                    <w:top w:w="0" w:type="dxa"/>
+                    <w:start w:w="0" w:type="dxa"/>
+                    <w:bottom w:w="0" w:type="dxa"/>
+                    <w:end w:w="0" w:type="dxa"/>
+                  </w:tcMar>
+                </w:tcPr>
+                <w:p>
+                  <w:pPr>
+                    <w:spacing w:after="0"/>
+                    <w:jc w:val="center"/>
+                  </w:pPr>
+                </w:p>
+              </w:tc>
+              <w:tc>
+                <w:tcPr>
+                  <w:tcW w:type="dxa" w:w="418"/>
+                  <w:tcMar>
+                    <w:top w:w="0" w:type="dxa"/>
+                    <w:start w:w="0" w:type="dxa"/>
+                    <w:bottom w:w="0" w:type="dxa"/>
+                    <w:end w:w="0" w:type="dxa"/>
+                  </w:tcMar>
+                </w:tcPr>
+                <w:p>
+                  <w:pPr>
+                    <w:spacing w:after="0"/>
+                    <w:jc w:val="center"/>
+                  </w:pPr>
+                </w:p>
+              </w:tc>
+              <w:tc>
+                <w:tcPr>
+                  <w:tcW w:type="dxa" w:w="418"/>
+                  <w:tcMar>
+                    <w:top w:w="0" w:type="dxa"/>
+                    <w:start w:w="0" w:type="dxa"/>
+                    <w:bottom w:w="0" w:type="dxa"/>
+                    <w:end w:w="0" w:type="dxa"/>
+                  </w:tcMar>
+                </w:tcPr>
+                <w:p>
+                  <w:pPr>
+                    <w:spacing w:after="0"/>
+                    <w:jc w:val="center"/>
+                  </w:pPr>
+                </w:p>
+              </w:tc>
+              <w:tc>
+                <w:tcPr>
+                  <w:tcW w:type="dxa" w:w="418"/>
+                  <w:tcMar>
+                    <w:top w:w="0" w:type="dxa"/>
+                    <w:start w:w="0" w:type="dxa"/>
+                    <w:bottom w:w="0" w:type="dxa"/>
+                    <w:end w:w="0" w:type="dxa"/>
+                  </w:tcMar>
+                </w:tcPr>
+                <w:p>
+                  <w:pPr>
+                    <w:spacing w:after="0"/>
+                    <w:jc w:val="center"/>
+                  </w:pPr>
+                </w:p>
+              </w:tc>
+            </w:tr>
+            <w:tr>
+              <w:tc>
+                <w:tcPr>
+                  <w:tcW w:type="dxa" w:w="418"/>
+                  <w:shd w:fill="EAF2F8"/>
+                  <w:tcMar>
+                    <w:top w:w="0" w:type="dxa"/>
+                    <w:start w:w="0" w:type="dxa"/>
+                    <w:bottom w:w="0" w:type="dxa"/>
+                    <w:end w:w="0" w:type="dxa"/>
+                  </w:tcMar>
+                </w:tcPr>
+                <w:p>
+                  <w:pPr>
+                    <w:spacing w:after="0"/>
+                    <w:jc w:val="center"/>
+                  </w:pPr>
+                  <w:r>
+                    <w:rPr>
+                      <w:rFonts w:ascii="Aptos" w:hAnsi="Aptos"/>
+                      <w:sz w:val="12"/>
+                    </w:rPr>
+                    <w:t>6</w:t>
+                  </w:r>
+                </w:p>
+              </w:tc>
+              <w:tc>
+                <w:tcPr>
+                  <w:tcW w:type="dxa" w:w="418"/>
+                  <w:tcMar>
+                    <w:top w:w="0" w:type="dxa"/>
+                    <w:start w:w="0" w:type="dxa"/>
+                    <w:bottom w:w="0" w:type="dxa"/>
+                    <w:end w:w="0" w:type="dxa"/>
+                  </w:tcMar>
+                </w:tcPr>
+                <w:p>
+                  <w:pPr>
+                    <w:spacing w:after="0"/>
+                    <w:jc w:val="center"/>
+                  </w:pPr>
+                </w:p>
+              </w:tc>
+              <w:tc>
+                <w:tcPr>
+                  <w:tcW w:type="dxa" w:w="418"/>
+                  <w:tcMar>
+                    <w:top w:w="0" w:type="dxa"/>
+                    <w:start w:w="0" w:type="dxa"/>
+                    <w:bottom w:w="0" w:type="dxa"/>
+                    <w:end w:w="0" w:type="dxa"/>
+                  </w:tcMar>
+                </w:tcPr>
+                <w:p>
+                  <w:pPr>
+                    <w:spacing w:after="0"/>
+                    <w:jc w:val="center"/>
+                  </w:pPr>
+                </w:p>
+              </w:tc>
+              <w:tc>
+                <w:tcPr>
+                  <w:tcW w:type="dxa" w:w="418"/>
+                  <w:tcMar>
+                    <w:top w:w="0" w:type="dxa"/>
+                    <w:start w:w="0" w:type="dxa"/>
+                    <w:bottom w:w="0" w:type="dxa"/>
+                    <w:end w:w="0" w:type="dxa"/>
+                  </w:tcMar>
+                </w:tcPr>
+                <w:p>
+                  <w:pPr>
+                    <w:spacing w:after="0"/>
+                    <w:jc w:val="center"/>
+                  </w:pPr>
+                </w:p>
+              </w:tc>
+              <w:tc>
+                <w:tcPr>
+                  <w:tcW w:type="dxa" w:w="418"/>
+                  <w:tcMar>
+                    <w:top w:w="0" w:type="dxa"/>
+                    <w:start w:w="0" w:type="dxa"/>
+                    <w:bottom w:w="0" w:type="dxa"/>
+                    <w:end w:w="0" w:type="dxa"/>
+                  </w:tcMar>
+                </w:tcPr>
+                <w:p>
+                  <w:pPr>
+                    <w:spacing w:after="0"/>
+                    <w:jc w:val="center"/>
+                  </w:pPr>
+                </w:p>
+              </w:tc>
+              <w:tc>
+                <w:tcPr>
+                  <w:tcW w:type="dxa" w:w="418"/>
+                  <w:tcMar>
+                    <w:top w:w="0" w:type="dxa"/>
+                    <w:start w:w="0" w:type="dxa"/>
+                    <w:bottom w:w="0" w:type="dxa"/>
+                    <w:end w:w="0" w:type="dxa"/>
+                  </w:tcMar>
+                </w:tcPr>
+                <w:p>
+                  <w:pPr>
+                    <w:spacing w:after="0"/>
+                    <w:jc w:val="center"/>
+                  </w:pPr>
+                </w:p>
+              </w:tc>
+              <w:tc>
+                <w:tcPr>
+                  <w:tcW w:type="dxa" w:w="418"/>
+                  <w:tcMar>
+                    <w:top w:w="0" w:type="dxa"/>
+                    <w:start w:w="0" w:type="dxa"/>
+                    <w:bottom w:w="0" w:type="dxa"/>
+                    <w:end w:w="0" w:type="dxa"/>
+                  </w:tcMar>
+                </w:tcPr>
+                <w:p>
+                  <w:pPr>
+                    <w:spacing w:after="0"/>
+                    <w:jc w:val="center"/>
+                  </w:pPr>
+                </w:p>
+              </w:tc>
+              <w:tc>
+                <w:tcPr>
+                  <w:tcW w:type="dxa" w:w="418"/>
+                  <w:tcMar>
+                    <w:top w:w="0" w:type="dxa"/>
+                    <w:start w:w="0" w:type="dxa"/>
+                    <w:bottom w:w="0" w:type="dxa"/>
+                    <w:end w:w="0" w:type="dxa"/>
+                  </w:tcMar>
+                </w:tcPr>
+                <w:p>
+                  <w:pPr>
+                    <w:spacing w:after="0"/>
+                    <w:jc w:val="center"/>
+                  </w:pPr>
+                </w:p>
+              </w:tc>
+              <w:tc>
+                <w:tcPr>
+                  <w:tcW w:type="dxa" w:w="418"/>
+                  <w:tcMar>
+                    <w:top w:w="0" w:type="dxa"/>
+                    <w:start w:w="0" w:type="dxa"/>
+                    <w:bottom w:w="0" w:type="dxa"/>
+                    <w:end w:w="0" w:type="dxa"/>
+                  </w:tcMar>
+                </w:tcPr>
+                <w:p>
+                  <w:pPr>
+                    <w:spacing w:after="0"/>
+                    <w:jc w:val="center"/>
+                  </w:pPr>
+                </w:p>
+              </w:tc>
+            </w:tr>
+            <w:tr>
+              <w:tc>
+                <w:tcPr>
+                  <w:tcW w:type="dxa" w:w="418"/>
+                  <w:shd w:fill="EAF2F8"/>
+                  <w:tcMar>
+                    <w:top w:w="0" w:type="dxa"/>
+                    <w:start w:w="0" w:type="dxa"/>
+                    <w:bottom w:w="0" w:type="dxa"/>
+                    <w:end w:w="0" w:type="dxa"/>
+                  </w:tcMar>
+                </w:tcPr>
+                <w:p>
+                  <w:pPr>
+                    <w:spacing w:after="0"/>
+                    <w:jc w:val="center"/>
+                  </w:pPr>
+                  <w:r>
+                    <w:rPr>
+                      <w:rFonts w:ascii="Aptos" w:hAnsi="Aptos"/>
+                      <w:sz w:val="12"/>
+                    </w:rPr>
+                    <w:t>7</w:t>
+                  </w:r>
+                </w:p>
+              </w:tc>
+              <w:tc>
+                <w:tcPr>
+                  <w:tcW w:type="dxa" w:w="418"/>
+                  <w:tcMar>
+                    <w:top w:w="0" w:type="dxa"/>
+                    <w:start w:w="0" w:type="dxa"/>
+                    <w:bottom w:w="0" w:type="dxa"/>
+                    <w:end w:w="0" w:type="dxa"/>
+                  </w:tcMar>
+                </w:tcPr>
+                <w:p>
+                  <w:pPr>
+                    <w:spacing w:after="0"/>
+                    <w:jc w:val="center"/>
+                  </w:pPr>
+                </w:p>
+              </w:tc>
+              <w:tc>
+                <w:tcPr>
+                  <w:tcW w:type="dxa" w:w="418"/>
+                  <w:tcMar>
+                    <w:top w:w="0" w:type="dxa"/>
+                    <w:start w:w="0" w:type="dxa"/>
+                    <w:bottom w:w="0" w:type="dxa"/>
+                    <w:end w:w="0" w:type="dxa"/>
+                  </w:tcMar>
+                </w:tcPr>
+                <w:p>
+                  <w:pPr>
+                    <w:spacing w:after="0"/>
+                    <w:jc w:val="center"/>
+                  </w:pPr>
+                </w:p>
+              </w:tc>
+              <w:tc>
+                <w:tcPr>
+                  <w:tcW w:type="dxa" w:w="418"/>
+                  <w:tcMar>
+                    <w:top w:w="0" w:type="dxa"/>
+                    <w:start w:w="0" w:type="dxa"/>
+                    <w:bottom w:w="0" w:type="dxa"/>
+                    <w:end w:w="0" w:type="dxa"/>
+                  </w:tcMar>
+                </w:tcPr>
+                <w:p>
+                  <w:pPr>
+                    <w:spacing w:after="0"/>
+                    <w:jc w:val="center"/>
+                  </w:pPr>
+                </w:p>
+              </w:tc>
+              <w:tc>
+                <w:tcPr>
+                  <w:tcW w:type="dxa" w:w="418"/>
+                  <w:tcMar>
+                    <w:top w:w="0" w:type="dxa"/>
+                    <w:start w:w="0" w:type="dxa"/>
+                    <w:bottom w:w="0" w:type="dxa"/>
+                    <w:end w:w="0" w:type="dxa"/>
+                  </w:tcMar>
+                </w:tcPr>
+                <w:p>
+                  <w:pPr>
+                    <w:spacing w:after="0"/>
+                    <w:jc w:val="center"/>
+                  </w:pPr>
+                </w:p>
+              </w:tc>
+              <w:tc>
+                <w:tcPr>
+                  <w:tcW w:type="dxa" w:w="418"/>
+                  <w:tcMar>
+                    <w:top w:w="0" w:type="dxa"/>
+                    <w:start w:w="0" w:type="dxa"/>
+                    <w:bottom w:w="0" w:type="dxa"/>
+                    <w:end w:w="0" w:type="dxa"/>
+                  </w:tcMar>
+                </w:tcPr>
+                <w:p>
+                  <w:pPr>
+                    <w:spacing w:after="0"/>
+                    <w:jc w:val="center"/>
+                  </w:pPr>
+                </w:p>
+              </w:tc>
+              <w:tc>
+                <w:tcPr>
+                  <w:tcW w:type="dxa" w:w="418"/>
+                  <w:tcMar>
+                    <w:top w:w="0" w:type="dxa"/>
+                    <w:start w:w="0" w:type="dxa"/>
+                    <w:bottom w:w="0" w:type="dxa"/>
+                    <w:end w:w="0" w:type="dxa"/>
+                  </w:tcMar>
+                </w:tcPr>
+                <w:p>
+                  <w:pPr>
+                    <w:spacing w:after="0"/>
+                    <w:jc w:val="center"/>
+                  </w:pPr>
+                </w:p>
+              </w:tc>
+              <w:tc>
+                <w:tcPr>
+                  <w:tcW w:type="dxa" w:w="418"/>
+                  <w:tcMar>
+                    <w:top w:w="0" w:type="dxa"/>
+                    <w:start w:w="0" w:type="dxa"/>
+                    <w:bottom w:w="0" w:type="dxa"/>
+                    <w:end w:w="0" w:type="dxa"/>
+                  </w:tcMar>
+                </w:tcPr>
+                <w:p>
+                  <w:pPr>
+                    <w:spacing w:after="0"/>
+                    <w:jc w:val="center"/>
+                  </w:pPr>
+                </w:p>
+              </w:tc>
+              <w:tc>
+                <w:tcPr>
+                  <w:tcW w:type="dxa" w:w="418"/>
+                  <w:tcMar>
+                    <w:top w:w="0" w:type="dxa"/>
+                    <w:start w:w="0" w:type="dxa"/>
+                    <w:bottom w:w="0" w:type="dxa"/>
+                    <w:end w:w="0" w:type="dxa"/>
+                  </w:tcMar>
+                </w:tcPr>
+                <w:p>
+                  <w:pPr>
+                    <w:spacing w:after="0"/>
+                    <w:jc w:val="center"/>
+                  </w:pPr>
+                </w:p>
+              </w:tc>
+            </w:tr>
+          </w:tbl>
+          <w:p/>
+        </w:tc>
+      </w:tr>
+    </w:tbl>
+    <w:p>
+      <w:pPr>
+        <w:spacing w:before="60" w:after="100"/>
+      </w:pPr>
+      <w:r>
+        <w:rPr>
+          <w:rFonts w:ascii="Aptos" w:hAnsi="Aptos"/>
+          <w:b w:val="0"/>
           <w:sz w:val="16"/>
         </w:rPr>
-        <w:t>Controls: clean Airplane, clean Lena, and clean Couple outputs verified before modifications. Tests use the saved research outputs and reproducibility fixture key; this is a demonstration, not a security certification.</w:t>
+        <w:t>The changed pixel is at (x=64, y=160), RGB channel G. It is the top-left pixel of block row 5, column 2 (block ID 42). Its within-block offset is (x=0, y=0).</w:t>
       </w:r>
     </w:p>
+    <w:p>
+      <w:pPr>
+        <w:spacing w:before="40" w:after="60"/>
+      </w:pPr>
+      <w:r>
+        <w:rPr>
+          <w:rFonts w:ascii="Aptos" w:hAnsi="Aptos"/>
+          <w:color w:val="263746"/>
+          <w:sz w:val="17"/>
+        </w:rPr>
+        <w:t>Why show a 16×16-pixel crop? (display enlarged 16×)</w:t>
+      </w:r>
+    </w:p>
+    <w:tbl>
+      <w:tblPr>
+        <w:tblW w:type="auto" w:w="0"/>
+        <w:jc w:val="center"/>
+        <w:tblLayout w:type="fixed"/>
+        <w:tblLook w:firstColumn="1" w:firstRow="1" w:lastColumn="0" w:lastRow="0" w:noHBand="0" w:noVBand="1" w:val="04A0"/>
+      </w:tblPr>
+      <w:tblGrid>
+        <w:gridCol w:w="4464"/>
+        <w:gridCol w:w="5184"/>
+      </w:tblGrid>
+      <w:tr>
+        <w:tc>
+          <w:tcPr>
+            <w:tcW w:type="dxa" w:w="4464"/>
+            <w:tcMar>
+              <w:top w:w="60" w:type="dxa"/>
+              <w:start w:w="60" w:type="dxa"/>
+              <w:bottom w:w="60" w:type="dxa"/>
+              <w:end w:w="60" w:type="dxa"/>
+            </w:tcMar>
+            <w:vAlign w:val="center"/>
+          </w:tcPr>
+          <w:p>
+            <w:pPr>
+              <w:jc w:val="center"/>
+            </w:pPr>
+            <w:r>
+              <w:drawing>
+                <wp:inline xmlns:a="http://schemas.openxmlformats.org/drawingml/2006/main" xmlns:pic="http://schemas.openxmlformats.org/drawingml/2006/picture">
+                  <wp:extent cx="2057400" cy="2057400"/>
+                  <wp:docPr id="17" name="Picture 17"/>
+                  <wp:cNvGraphicFramePr>
+                    <a:graphicFrameLocks noChangeAspect="1"/>
+                  </wp:cNvGraphicFramePr>
+                  <a:graphic>
+                    <a:graphicData uri="http://schemas.openxmlformats.org/drawingml/2006/picture">
+                      <pic:pic>
+                        <pic:nvPicPr>
+                          <pic:cNvPr id="0" name="image.png"/>
+                          <pic:cNvPicPr/>
+                        </pic:nvPicPr>
+                        <pic:blipFill>
+                          <a:blip r:embed="rId19"/>
+                          <a:stretch>
+                            <a:fillRect/>
+                          </a:stretch>
+                        </pic:blipFill>
+                        <pic:spPr>
+                          <a:xfrm>
+                            <a:off x="0" y="0"/>
+                            <a:ext cx="2057400" cy="2057400"/>
+                          </a:xfrm>
+                          <a:prstGeom prst="rect"/>
+                        </pic:spPr>
+                      </pic:pic>
+                    </a:graphicData>
+                  </a:graphic>
+                </wp:inline>
+              </w:drawing>
+            </w:r>
+          </w:p>
+          <w:p>
+            <w:pPr>
+              <w:jc w:val="center"/>
+            </w:pPr>
+            <w:r>
+              <w:rPr>
+                <w:rFonts w:ascii="Aptos" w:hAnsi="Aptos"/>
+                <w:b/>
+                <w:sz w:val="14"/>
+              </w:rPr>
+              <w:t>16× enlarged display of the 16×16 original-pixel crop</w:t>
+            </w:r>
+          </w:p>
+        </w:tc>
+        <w:tc>
+          <w:tcPr>
+            <w:tcW w:type="dxa" w:w="5184"/>
+            <w:tcMar>
+              <w:top w:w="60" w:type="dxa"/>
+              <w:start w:w="60" w:type="dxa"/>
+              <w:bottom w:w="60" w:type="dxa"/>
+              <w:end w:w="60" w:type="dxa"/>
+            </w:tcMar>
+            <w:vAlign w:val="center"/>
+          </w:tcPr>
+          <w:p>
+            <w:r>
+              <w:rPr>
+                <w:rFonts w:ascii="Aptos" w:hAnsi="Aptos"/>
+                <w:b/>
+                <w:color w:val="1F4E79"/>
+                <w:sz w:val="16"/>
+              </w:rPr>
+              <w:t>Pixel positions within enlarged crop (0–15)</w:t>
+            </w:r>
+          </w:p>
+          <w:p>
+            <w:r>
+              <w:rPr>
+                <w:rFonts w:ascii="Aptos" w:hAnsi="Aptos"/>
+                <w:b w:val="0"/>
+                <w:sz w:val="14"/>
+              </w:rPr>
+              <w:t>Orange square marks crop row 8, column 8.</w:t>
+            </w:r>
+          </w:p>
+          <w:tbl>
+            <w:tblPr>
+              <w:tblStyle w:val="TableGrid"/>
+              <w:tblW w:type="auto" w:w="0"/>
+              <w:jc w:val="center"/>
+              <w:tblLook w:firstColumn="1" w:firstRow="1" w:lastColumn="0" w:lastRow="0" w:noHBand="0" w:noVBand="1" w:val="04A0"/>
+            </w:tblPr>
+            <w:tblGrid>
+              <w:gridCol w:w="324"/>
+              <w:gridCol w:w="324"/>
+              <w:gridCol w:w="324"/>
+              <w:gridCol w:w="324"/>
+              <w:gridCol w:w="324"/>
+              <w:gridCol w:w="324"/>
+              <w:gridCol w:w="324"/>
+              <w:gridCol w:w="324"/>
+              <w:gridCol w:w="324"/>
+              <w:gridCol w:w="324"/>
+              <w:gridCol w:w="324"/>
+              <w:gridCol w:w="324"/>
+              <w:gridCol w:w="324"/>
+              <w:gridCol w:w="324"/>
+              <w:gridCol w:w="324"/>
+              <w:gridCol w:w="324"/>
+            </w:tblGrid>
+            <w:tr>
+              <w:tc>
+                <w:tcPr>
+                  <w:tcW w:type="dxa" w:w="209"/>
+                  <w:tcMar>
+                    <w:top w:w="0" w:type="dxa"/>
+                    <w:start w:w="0" w:type="dxa"/>
+                    <w:bottom w:w="0" w:type="dxa"/>
+                    <w:end w:w="0" w:type="dxa"/>
+                  </w:tcMar>
+                  <w:shd w:fill="F2F2F2"/>
+                </w:tcPr>
+                <w:p>
+                  <w:pPr>
+                    <w:spacing w:after="0"/>
+                    <w:jc w:val="center"/>
+                  </w:pPr>
+                  <w:r>
+                    <w:rPr>
+                      <w:rFonts w:ascii="Aptos" w:hAnsi="Aptos"/>
+                      <w:sz w:val="10"/>
+                    </w:rPr>
+                  </w:r>
+                </w:p>
+              </w:tc>
+              <w:tc>
+                <w:tcPr>
+                  <w:tcW w:type="dxa" w:w="209"/>
+                  <w:tcMar>
+                    <w:top w:w="0" w:type="dxa"/>
+                    <w:start w:w="0" w:type="dxa"/>
+                    <w:bottom w:w="0" w:type="dxa"/>
+                    <w:end w:w="0" w:type="dxa"/>
+                  </w:tcMar>
+                  <w:shd w:fill="F2F2F2"/>
+                </w:tcPr>
+                <w:p>
+                  <w:pPr>
+                    <w:spacing w:after="0"/>
+                    <w:jc w:val="center"/>
+                  </w:pPr>
+                  <w:r>
+                    <w:rPr>
+                      <w:rFonts w:ascii="Aptos" w:hAnsi="Aptos"/>
+                      <w:sz w:val="10"/>
+                    </w:rPr>
+                  </w:r>
+                </w:p>
+              </w:tc>
+              <w:tc>
+                <w:tcPr>
+                  <w:tcW w:type="dxa" w:w="209"/>
+                  <w:tcMar>
+                    <w:top w:w="0" w:type="dxa"/>
+                    <w:start w:w="0" w:type="dxa"/>
+                    <w:bottom w:w="0" w:type="dxa"/>
+                    <w:end w:w="0" w:type="dxa"/>
+                  </w:tcMar>
+                  <w:shd w:fill="F2F2F2"/>
+                </w:tcPr>
+                <w:p>
+                  <w:pPr>
+                    <w:spacing w:after="0"/>
+                    <w:jc w:val="center"/>
+                  </w:pPr>
+                  <w:r>
+                    <w:rPr>
+                      <w:rFonts w:ascii="Aptos" w:hAnsi="Aptos"/>
+                      <w:sz w:val="10"/>
+                    </w:rPr>
+                  </w:r>
+                </w:p>
+              </w:tc>
+              <w:tc>
+                <w:tcPr>
+                  <w:tcW w:type="dxa" w:w="209"/>
+                  <w:tcMar>
+                    <w:top w:w="0" w:type="dxa"/>
+                    <w:start w:w="0" w:type="dxa"/>
+                    <w:bottom w:w="0" w:type="dxa"/>
+                    <w:end w:w="0" w:type="dxa"/>
+                  </w:tcMar>
+                  <w:shd w:fill="F2F2F2"/>
+                </w:tcPr>
+                <w:p>
+                  <w:pPr>
+                    <w:spacing w:after="0"/>
+                    <w:jc w:val="center"/>
+                  </w:pPr>
+                  <w:r>
+                    <w:rPr>
+                      <w:rFonts w:ascii="Aptos" w:hAnsi="Aptos"/>
+                      <w:sz w:val="10"/>
+                    </w:rPr>
+                  </w:r>
+                </w:p>
+              </w:tc>
+              <w:tc>
+                <w:tcPr>
+                  <w:tcW w:type="dxa" w:w="209"/>
+                  <w:tcMar>
+                    <w:top w:w="0" w:type="dxa"/>
+                    <w:start w:w="0" w:type="dxa"/>
+                    <w:bottom w:w="0" w:type="dxa"/>
+                    <w:end w:w="0" w:type="dxa"/>
+                  </w:tcMar>
+                  <w:shd w:fill="F2F2F2"/>
+                </w:tcPr>
+                <w:p>
+                  <w:pPr>
+                    <w:spacing w:after="0"/>
+                    <w:jc w:val="center"/>
+                  </w:pPr>
+                  <w:r>
+                    <w:rPr>
+                      <w:rFonts w:ascii="Aptos" w:hAnsi="Aptos"/>
+                      <w:sz w:val="10"/>
+                    </w:rPr>
+                  </w:r>
+                </w:p>
+              </w:tc>
+              <w:tc>
+                <w:tcPr>
+                  <w:tcW w:type="dxa" w:w="209"/>
+                  <w:tcMar>
+                    <w:top w:w="0" w:type="dxa"/>
+                    <w:start w:w="0" w:type="dxa"/>
+                    <w:bottom w:w="0" w:type="dxa"/>
+                    <w:end w:w="0" w:type="dxa"/>
+                  </w:tcMar>
+                  <w:shd w:fill="F2F2F2"/>
+                </w:tcPr>
+                <w:p>
+                  <w:pPr>
+                    <w:spacing w:after="0"/>
+                    <w:jc w:val="center"/>
+                  </w:pPr>
+                  <w:r>
+                    <w:rPr>
+                      <w:rFonts w:ascii="Aptos" w:hAnsi="Aptos"/>
+                      <w:sz w:val="10"/>
+                    </w:rPr>
+                  </w:r>
+                </w:p>
+              </w:tc>
+              <w:tc>
+                <w:tcPr>
+                  <w:tcW w:type="dxa" w:w="209"/>
+                  <w:tcMar>
+                    <w:top w:w="0" w:type="dxa"/>
+                    <w:start w:w="0" w:type="dxa"/>
+                    <w:bottom w:w="0" w:type="dxa"/>
+                    <w:end w:w="0" w:type="dxa"/>
+                  </w:tcMar>
+                  <w:shd w:fill="F2F2F2"/>
+                </w:tcPr>
+                <w:p>
+                  <w:pPr>
+                    <w:spacing w:after="0"/>
+                    <w:jc w:val="center"/>
+                  </w:pPr>
+                  <w:r>
+                    <w:rPr>
+                      <w:rFonts w:ascii="Aptos" w:hAnsi="Aptos"/>
+                      <w:sz w:val="10"/>
+                    </w:rPr>
+                  </w:r>
+                </w:p>
+              </w:tc>
+              <w:tc>
+                <w:tcPr>
+                  <w:tcW w:type="dxa" w:w="209"/>
+                  <w:tcMar>
+                    <w:top w:w="0" w:type="dxa"/>
+                    <w:start w:w="0" w:type="dxa"/>
+                    <w:bottom w:w="0" w:type="dxa"/>
+                    <w:end w:w="0" w:type="dxa"/>
+                  </w:tcMar>
+                  <w:shd w:fill="F2F2F2"/>
+                </w:tcPr>
+                <w:p>
+                  <w:pPr>
+                    <w:spacing w:after="0"/>
+                    <w:jc w:val="center"/>
+                  </w:pPr>
+                  <w:r>
+                    <w:rPr>
+                      <w:rFonts w:ascii="Aptos" w:hAnsi="Aptos"/>
+                      <w:sz w:val="10"/>
+                    </w:rPr>
+                  </w:r>
+                </w:p>
+              </w:tc>
+              <w:tc>
+                <w:tcPr>
+                  <w:tcW w:type="dxa" w:w="209"/>
+                  <w:tcMar>
+                    <w:top w:w="0" w:type="dxa"/>
+                    <w:start w:w="0" w:type="dxa"/>
+                    <w:bottom w:w="0" w:type="dxa"/>
+                    <w:end w:w="0" w:type="dxa"/>
+                  </w:tcMar>
+                  <w:shd w:fill="F2F2F2"/>
+                </w:tcPr>
+                <w:p>
+                  <w:pPr>
+                    <w:spacing w:after="0"/>
+                    <w:jc w:val="center"/>
+                  </w:pPr>
+                  <w:r>
+                    <w:rPr>
+                      <w:rFonts w:ascii="Aptos" w:hAnsi="Aptos"/>
+                      <w:sz w:val="10"/>
+                    </w:rPr>
+                  </w:r>
+                </w:p>
+              </w:tc>
+              <w:tc>
+                <w:tcPr>
+                  <w:tcW w:type="dxa" w:w="209"/>
+                  <w:tcMar>
+                    <w:top w:w="0" w:type="dxa"/>
+                    <w:start w:w="0" w:type="dxa"/>
+                    <w:bottom w:w="0" w:type="dxa"/>
+                    <w:end w:w="0" w:type="dxa"/>
+                  </w:tcMar>
+                  <w:shd w:fill="F2F2F2"/>
+                </w:tcPr>
+                <w:p>
+                  <w:pPr>
+                    <w:spacing w:after="0"/>
+                    <w:jc w:val="center"/>
+                  </w:pPr>
+                  <w:r>
+                    <w:rPr>
+                      <w:rFonts w:ascii="Aptos" w:hAnsi="Aptos"/>
+                      <w:sz w:val="10"/>
+                    </w:rPr>
+                  </w:r>
+                </w:p>
+              </w:tc>
+              <w:tc>
+                <w:tcPr>
+                  <w:tcW w:type="dxa" w:w="209"/>
+                  <w:tcMar>
+                    <w:top w:w="0" w:type="dxa"/>
+                    <w:start w:w="0" w:type="dxa"/>
+                    <w:bottom w:w="0" w:type="dxa"/>
+                    <w:end w:w="0" w:type="dxa"/>
+                  </w:tcMar>
+                  <w:shd w:fill="F2F2F2"/>
+                </w:tcPr>
+                <w:p>
+                  <w:pPr>
+                    <w:spacing w:after="0"/>
+                    <w:jc w:val="center"/>
+                  </w:pPr>
+                  <w:r>
+                    <w:rPr>
+                      <w:rFonts w:ascii="Aptos" w:hAnsi="Aptos"/>
+                      <w:sz w:val="10"/>
+                    </w:rPr>
+                  </w:r>
+                </w:p>
+              </w:tc>
+              <w:tc>
+                <w:tcPr>
+                  <w:tcW w:type="dxa" w:w="209"/>
+                  <w:tcMar>
+                    <w:top w:w="0" w:type="dxa"/>
+                    <w:start w:w="0" w:type="dxa"/>
+                    <w:bottom w:w="0" w:type="dxa"/>
+                    <w:end w:w="0" w:type="dxa"/>
+                  </w:tcMar>
+                  <w:shd w:fill="F2F2F2"/>
+                </w:tcPr>
+                <w:p>
+                  <w:pPr>
+                    <w:spacing w:after="0"/>
+                    <w:jc w:val="center"/>
+                  </w:pPr>
+                  <w:r>
+                    <w:rPr>
+                      <w:rFonts w:ascii="Aptos" w:hAnsi="Aptos"/>
+                      <w:sz w:val="10"/>
+                    </w:rPr>
+                  </w:r>
+                </w:p>
+              </w:tc>
+              <w:tc>
+                <w:tcPr>
+                  <w:tcW w:type="dxa" w:w="209"/>
+                  <w:tcMar>
+                    <w:top w:w="0" w:type="dxa"/>
+                    <w:start w:w="0" w:type="dxa"/>
+                    <w:bottom w:w="0" w:type="dxa"/>
+                    <w:end w:w="0" w:type="dxa"/>
+                  </w:tcMar>
+                  <w:shd w:fill="F2F2F2"/>
+                </w:tcPr>
+                <w:p>
+                  <w:pPr>
+                    <w:spacing w:after="0"/>
+                    <w:jc w:val="center"/>
+                  </w:pPr>
+                  <w:r>
+                    <w:rPr>
+                      <w:rFonts w:ascii="Aptos" w:hAnsi="Aptos"/>
+                      <w:sz w:val="10"/>
+                    </w:rPr>
+                  </w:r>
+                </w:p>
+              </w:tc>
+              <w:tc>
+                <w:tcPr>
+                  <w:tcW w:type="dxa" w:w="209"/>
+                  <w:tcMar>
+                    <w:top w:w="0" w:type="dxa"/>
+                    <w:start w:w="0" w:type="dxa"/>
+                    <w:bottom w:w="0" w:type="dxa"/>
+                    <w:end w:w="0" w:type="dxa"/>
+                  </w:tcMar>
+                  <w:shd w:fill="F2F2F2"/>
+                </w:tcPr>
+                <w:p>
+                  <w:pPr>
+                    <w:spacing w:after="0"/>
+                    <w:jc w:val="center"/>
+                  </w:pPr>
+                  <w:r>
+                    <w:rPr>
+                      <w:rFonts w:ascii="Aptos" w:hAnsi="Aptos"/>
+                      <w:sz w:val="10"/>
+                    </w:rPr>
+                  </w:r>
+                </w:p>
+              </w:tc>
+              <w:tc>
+                <w:tcPr>
+                  <w:tcW w:type="dxa" w:w="209"/>
+                  <w:tcMar>
+                    <w:top w:w="0" w:type="dxa"/>
+                    <w:start w:w="0" w:type="dxa"/>
+                    <w:bottom w:w="0" w:type="dxa"/>
+                    <w:end w:w="0" w:type="dxa"/>
+                  </w:tcMar>
+                  <w:shd w:fill="F2F2F2"/>
+                </w:tcPr>
+                <w:p>
+                  <w:pPr>
+                    <w:spacing w:after="0"/>
+                    <w:jc w:val="center"/>
+                  </w:pPr>
+                  <w:r>
+                    <w:rPr>
+                      <w:rFonts w:ascii="Aptos" w:hAnsi="Aptos"/>
+                      <w:sz w:val="10"/>
+                    </w:rPr>
+                  </w:r>
+                </w:p>
+              </w:tc>
+              <w:tc>
+                <w:tcPr>
+                  <w:tcW w:type="dxa" w:w="209"/>
+                  <w:tcMar>
+                    <w:top w:w="0" w:type="dxa"/>
+                    <w:start w:w="0" w:type="dxa"/>
+                    <w:bottom w:w="0" w:type="dxa"/>
+                    <w:end w:w="0" w:type="dxa"/>
+                  </w:tcMar>
+                  <w:shd w:fill="F2F2F2"/>
+                </w:tcPr>
+                <w:p>
+                  <w:pPr>
+                    <w:spacing w:after="0"/>
+                    <w:jc w:val="center"/>
+                  </w:pPr>
+                  <w:r>
+                    <w:rPr>
+                      <w:rFonts w:ascii="Aptos" w:hAnsi="Aptos"/>
+                      <w:sz w:val="10"/>
+                    </w:rPr>
+                  </w:r>
+                </w:p>
+              </w:tc>
+            </w:tr>
+            <w:tr>
+              <w:tc>
+                <w:tcPr>
+                  <w:tcW w:type="dxa" w:w="209"/>
+                  <w:tcMar>
+                    <w:top w:w="0" w:type="dxa"/>
+                    <w:start w:w="0" w:type="dxa"/>
+                    <w:bottom w:w="0" w:type="dxa"/>
+                    <w:end w:w="0" w:type="dxa"/>
+                  </w:tcMar>
+                  <w:shd w:fill="F2F2F2"/>
+                </w:tcPr>
+                <w:p>
+                  <w:pPr>
+                    <w:spacing w:after="0"/>
+                    <w:jc w:val="center"/>
+                  </w:pPr>
+                  <w:r>
+                    <w:rPr>
+                      <w:rFonts w:ascii="Aptos" w:hAnsi="Aptos"/>
+                      <w:sz w:val="10"/>
+                    </w:rPr>
+                  </w:r>
+                </w:p>
+              </w:tc>
+              <w:tc>
+                <w:tcPr>
+                  <w:tcW w:type="dxa" w:w="209"/>
+                  <w:tcMar>
+                    <w:top w:w="0" w:type="dxa"/>
+                    <w:start w:w="0" w:type="dxa"/>
+                    <w:bottom w:w="0" w:type="dxa"/>
+                    <w:end w:w="0" w:type="dxa"/>
+                  </w:tcMar>
+                  <w:shd w:fill="F2F2F2"/>
+                </w:tcPr>
+                <w:p>
+                  <w:pPr>
+                    <w:spacing w:after="0"/>
+                    <w:jc w:val="center"/>
+                  </w:pPr>
+                  <w:r>
+                    <w:rPr>
+                      <w:rFonts w:ascii="Aptos" w:hAnsi="Aptos"/>
+                      <w:sz w:val="10"/>
+                    </w:rPr>
+                  </w:r>
+                </w:p>
+              </w:tc>
+              <w:tc>
+                <w:tcPr>
+                  <w:tcW w:type="dxa" w:w="209"/>
+                  <w:tcMar>
+                    <w:top w:w="0" w:type="dxa"/>
+                    <w:start w:w="0" w:type="dxa"/>
+                    <w:bottom w:w="0" w:type="dxa"/>
+                    <w:end w:w="0" w:type="dxa"/>
+                  </w:tcMar>
+                  <w:shd w:fill="F2F2F2"/>
+                </w:tcPr>
+                <w:p>
+                  <w:pPr>
+                    <w:spacing w:after="0"/>
+                    <w:jc w:val="center"/>
+                  </w:pPr>
+                  <w:r>
+                    <w:rPr>
+                      <w:rFonts w:ascii="Aptos" w:hAnsi="Aptos"/>
+                      <w:sz w:val="10"/>
+                    </w:rPr>
+                  </w:r>
+                </w:p>
+              </w:tc>
+              <w:tc>
+                <w:tcPr>
+                  <w:tcW w:type="dxa" w:w="209"/>
+                  <w:tcMar>
+                    <w:top w:w="0" w:type="dxa"/>
+                    <w:start w:w="0" w:type="dxa"/>
+                    <w:bottom w:w="0" w:type="dxa"/>
+                    <w:end w:w="0" w:type="dxa"/>
+                  </w:tcMar>
+                  <w:shd w:fill="F2F2F2"/>
+                </w:tcPr>
+                <w:p>
+                  <w:pPr>
+                    <w:spacing w:after="0"/>
+                    <w:jc w:val="center"/>
+                  </w:pPr>
+                  <w:r>
+                    <w:rPr>
+                      <w:rFonts w:ascii="Aptos" w:hAnsi="Aptos"/>
+                      <w:sz w:val="10"/>
+                    </w:rPr>
+                  </w:r>
+                </w:p>
+              </w:tc>
+              <w:tc>
+                <w:tcPr>
+                  <w:tcW w:type="dxa" w:w="209"/>
+                  <w:tcMar>
+                    <w:top w:w="0" w:type="dxa"/>
+                    <w:start w:w="0" w:type="dxa"/>
+                    <w:bottom w:w="0" w:type="dxa"/>
+                    <w:end w:w="0" w:type="dxa"/>
+                  </w:tcMar>
+                  <w:shd w:fill="F2F2F2"/>
+                </w:tcPr>
+                <w:p>
+                  <w:pPr>
+                    <w:spacing w:after="0"/>
+                    <w:jc w:val="center"/>
+                  </w:pPr>
+                  <w:r>
+                    <w:rPr>
+                      <w:rFonts w:ascii="Aptos" w:hAnsi="Aptos"/>
+                      <w:sz w:val="10"/>
+                    </w:rPr>
+                  </w:r>
+                </w:p>
+              </w:tc>
+              <w:tc>
+                <w:tcPr>
+                  <w:tcW w:type="dxa" w:w="209"/>
+                  <w:tcMar>
+                    <w:top w:w="0" w:type="dxa"/>
+                    <w:start w:w="0" w:type="dxa"/>
+                    <w:bottom w:w="0" w:type="dxa"/>
+                    <w:end w:w="0" w:type="dxa"/>
+                  </w:tcMar>
+                  <w:shd w:fill="F2F2F2"/>
+                </w:tcPr>
+                <w:p>
+                  <w:pPr>
+                    <w:spacing w:after="0"/>
+                    <w:jc w:val="center"/>
+                  </w:pPr>
+                  <w:r>
+                    <w:rPr>
+                      <w:rFonts w:ascii="Aptos" w:hAnsi="Aptos"/>
+                      <w:sz w:val="10"/>
+                    </w:rPr>
+                  </w:r>
+                </w:p>
+              </w:tc>
+              <w:tc>
+                <w:tcPr>
+                  <w:tcW w:type="dxa" w:w="209"/>
+                  <w:tcMar>
+                    <w:top w:w="0" w:type="dxa"/>
+                    <w:start w:w="0" w:type="dxa"/>
+                    <w:bottom w:w="0" w:type="dxa"/>
+                    <w:end w:w="0" w:type="dxa"/>
+                  </w:tcMar>
+                  <w:shd w:fill="F2F2F2"/>
+                </w:tcPr>
+                <w:p>
+                  <w:pPr>
+                    <w:spacing w:after="0"/>
+                    <w:jc w:val="center"/>
+                  </w:pPr>
+                  <w:r>
+                    <w:rPr>
+                      <w:rFonts w:ascii="Aptos" w:hAnsi="Aptos"/>
+                      <w:sz w:val="10"/>
+                    </w:rPr>
+                  </w:r>
+                </w:p>
+              </w:tc>
+              <w:tc>
+                <w:tcPr>
+                  <w:tcW w:type="dxa" w:w="209"/>
+                  <w:tcMar>
+                    <w:top w:w="0" w:type="dxa"/>
+                    <w:start w:w="0" w:type="dxa"/>
+                    <w:bottom w:w="0" w:type="dxa"/>
+                    <w:end w:w="0" w:type="dxa"/>
+                  </w:tcMar>
+                  <w:shd w:fill="F2F2F2"/>
+                </w:tcPr>
+                <w:p>
+                  <w:pPr>
+                    <w:spacing w:after="0"/>
+                    <w:jc w:val="center"/>
+                  </w:pPr>
+                  <w:r>
+                    <w:rPr>
+                      <w:rFonts w:ascii="Aptos" w:hAnsi="Aptos"/>
+                      <w:sz w:val="10"/>
+                    </w:rPr>
+                  </w:r>
+                </w:p>
+              </w:tc>
+              <w:tc>
+                <w:tcPr>
+                  <w:tcW w:type="dxa" w:w="209"/>
+                  <w:tcMar>
+                    <w:top w:w="0" w:type="dxa"/>
+                    <w:start w:w="0" w:type="dxa"/>
+                    <w:bottom w:w="0" w:type="dxa"/>
+                    <w:end w:w="0" w:type="dxa"/>
+                  </w:tcMar>
+                  <w:shd w:fill="F2F2F2"/>
+                </w:tcPr>
+                <w:p>
+                  <w:pPr>
+                    <w:spacing w:after="0"/>
+                    <w:jc w:val="center"/>
+                  </w:pPr>
+                  <w:r>
+                    <w:rPr>
+                      <w:rFonts w:ascii="Aptos" w:hAnsi="Aptos"/>
+                      <w:sz w:val="10"/>
+                    </w:rPr>
+                  </w:r>
+                </w:p>
+              </w:tc>
+              <w:tc>
+                <w:tcPr>
+                  <w:tcW w:type="dxa" w:w="209"/>
+                  <w:tcMar>
+                    <w:top w:w="0" w:type="dxa"/>
+                    <w:start w:w="0" w:type="dxa"/>
+                    <w:bottom w:w="0" w:type="dxa"/>
+                    <w:end w:w="0" w:type="dxa"/>
+                  </w:tcMar>
+                  <w:shd w:fill="F2F2F2"/>
+                </w:tcPr>
+                <w:p>
+                  <w:pPr>
+                    <w:spacing w:after="0"/>
+                    <w:jc w:val="center"/>
+                  </w:pPr>
+                  <w:r>
+                    <w:rPr>
+                      <w:rFonts w:ascii="Aptos" w:hAnsi="Aptos"/>
+                      <w:sz w:val="10"/>
+                    </w:rPr>
+                  </w:r>
+                </w:p>
+              </w:tc>
+              <w:tc>
+                <w:tcPr>
+                  <w:tcW w:type="dxa" w:w="209"/>
+                  <w:tcMar>
+                    <w:top w:w="0" w:type="dxa"/>
+                    <w:start w:w="0" w:type="dxa"/>
+                    <w:bottom w:w="0" w:type="dxa"/>
+                    <w:end w:w="0" w:type="dxa"/>
+                  </w:tcMar>
+                  <w:shd w:fill="F2F2F2"/>
+                </w:tcPr>
+                <w:p>
+                  <w:pPr>
+                    <w:spacing w:after="0"/>
+                    <w:jc w:val="center"/>
+                  </w:pPr>
+                  <w:r>
+                    <w:rPr>
+                      <w:rFonts w:ascii="Aptos" w:hAnsi="Aptos"/>
+                      <w:sz w:val="10"/>
+                    </w:rPr>
+                  </w:r>
+                </w:p>
+              </w:tc>
+              <w:tc>
+                <w:tcPr>
+                  <w:tcW w:type="dxa" w:w="209"/>
+                  <w:tcMar>
+                    <w:top w:w="0" w:type="dxa"/>
+                    <w:start w:w="0" w:type="dxa"/>
+                    <w:bottom w:w="0" w:type="dxa"/>
+                    <w:end w:w="0" w:type="dxa"/>
+                  </w:tcMar>
+                  <w:shd w:fill="F2F2F2"/>
+                </w:tcPr>
+                <w:p>
+                  <w:pPr>
+                    <w:spacing w:after="0"/>
+                    <w:jc w:val="center"/>
+                  </w:pPr>
+                  <w:r>
+                    <w:rPr>
+                      <w:rFonts w:ascii="Aptos" w:hAnsi="Aptos"/>
+                      <w:sz w:val="10"/>
+                    </w:rPr>
+                  </w:r>
+                </w:p>
+              </w:tc>
+              <w:tc>
+                <w:tcPr>
+                  <w:tcW w:type="dxa" w:w="209"/>
+                  <w:tcMar>
+                    <w:top w:w="0" w:type="dxa"/>
+                    <w:start w:w="0" w:type="dxa"/>
+                    <w:bottom w:w="0" w:type="dxa"/>
+                    <w:end w:w="0" w:type="dxa"/>
+                  </w:tcMar>
+                  <w:shd w:fill="F2F2F2"/>
+                </w:tcPr>
+                <w:p>
+                  <w:pPr>
+                    <w:spacing w:after="0"/>
+                    <w:jc w:val="center"/>
+                  </w:pPr>
+                  <w:r>
+                    <w:rPr>
+                      <w:rFonts w:ascii="Aptos" w:hAnsi="Aptos"/>
+                      <w:sz w:val="10"/>
+                    </w:rPr>
+                  </w:r>
+                </w:p>
+              </w:tc>
+              <w:tc>
+                <w:tcPr>
+                  <w:tcW w:type="dxa" w:w="209"/>
+                  <w:tcMar>
+                    <w:top w:w="0" w:type="dxa"/>
+                    <w:start w:w="0" w:type="dxa"/>
+                    <w:bottom w:w="0" w:type="dxa"/>
+                    <w:end w:w="0" w:type="dxa"/>
+                  </w:tcMar>
+                  <w:shd w:fill="F2F2F2"/>
+                </w:tcPr>
+                <w:p>
+                  <w:pPr>
+                    <w:spacing w:after="0"/>
+                    <w:jc w:val="center"/>
+                  </w:pPr>
+                  <w:r>
+                    <w:rPr>
+                      <w:rFonts w:ascii="Aptos" w:hAnsi="Aptos"/>
+                      <w:sz w:val="10"/>
+                    </w:rPr>
+                  </w:r>
+                </w:p>
+              </w:tc>
+              <w:tc>
+                <w:tcPr>
+                  <w:tcW w:type="dxa" w:w="209"/>
+                  <w:tcMar>
+                    <w:top w:w="0" w:type="dxa"/>
+                    <w:start w:w="0" w:type="dxa"/>
+                    <w:bottom w:w="0" w:type="dxa"/>
+                    <w:end w:w="0" w:type="dxa"/>
+                  </w:tcMar>
+                  <w:shd w:fill="F2F2F2"/>
+                </w:tcPr>
+                <w:p>
+                  <w:pPr>
+                    <w:spacing w:after="0"/>
+                    <w:jc w:val="center"/>
+                  </w:pPr>
+                  <w:r>
+                    <w:rPr>
+                      <w:rFonts w:ascii="Aptos" w:hAnsi="Aptos"/>
+                      <w:sz w:val="10"/>
+                    </w:rPr>
+                  </w:r>
+                </w:p>
+              </w:tc>
+              <w:tc>
+                <w:tcPr>
+                  <w:tcW w:type="dxa" w:w="209"/>
+                  <w:tcMar>
+                    <w:top w:w="0" w:type="dxa"/>
+                    <w:start w:w="0" w:type="dxa"/>
+                    <w:bottom w:w="0" w:type="dxa"/>
+                    <w:end w:w="0" w:type="dxa"/>
+                  </w:tcMar>
+                  <w:shd w:fill="F2F2F2"/>
+                </w:tcPr>
+                <w:p>
+                  <w:pPr>
+                    <w:spacing w:after="0"/>
+                    <w:jc w:val="center"/>
+                  </w:pPr>
+                  <w:r>
+                    <w:rPr>
+                      <w:rFonts w:ascii="Aptos" w:hAnsi="Aptos"/>
+                      <w:sz w:val="10"/>
+                    </w:rPr>
+                  </w:r>
+                </w:p>
+              </w:tc>
+            </w:tr>
+            <w:tr>
+              <w:tc>
+                <w:tcPr>
+                  <w:tcW w:type="dxa" w:w="209"/>
+                  <w:tcMar>
+                    <w:top w:w="0" w:type="dxa"/>
+                    <w:start w:w="0" w:type="dxa"/>
+                    <w:bottom w:w="0" w:type="dxa"/>
+                    <w:end w:w="0" w:type="dxa"/>
+                  </w:tcMar>
+                  <w:shd w:fill="F2F2F2"/>
+                </w:tcPr>
+                <w:p>
+                  <w:pPr>
+                    <w:spacing w:after="0"/>
+                    <w:jc w:val="center"/>
+                  </w:pPr>
+                  <w:r>
+                    <w:rPr>
+                      <w:rFonts w:ascii="Aptos" w:hAnsi="Aptos"/>
+                      <w:sz w:val="10"/>
+                    </w:rPr>
+                  </w:r>
+                </w:p>
+              </w:tc>
+              <w:tc>
+                <w:tcPr>
+                  <w:tcW w:type="dxa" w:w="209"/>
+                  <w:tcMar>
+                    <w:top w:w="0" w:type="dxa"/>
+                    <w:start w:w="0" w:type="dxa"/>
+                    <w:bottom w:w="0" w:type="dxa"/>
+                    <w:end w:w="0" w:type="dxa"/>
+                  </w:tcMar>
+                  <w:shd w:fill="F2F2F2"/>
+                </w:tcPr>
+                <w:p>
+                  <w:pPr>
+                    <w:spacing w:after="0"/>
+                    <w:jc w:val="center"/>
+                  </w:pPr>
+                  <w:r>
+                    <w:rPr>
+                      <w:rFonts w:ascii="Aptos" w:hAnsi="Aptos"/>
+                      <w:sz w:val="10"/>
+                    </w:rPr>
+                  </w:r>
+                </w:p>
+              </w:tc>
+              <w:tc>
+                <w:tcPr>
+                  <w:tcW w:type="dxa" w:w="209"/>
+                  <w:tcMar>
+                    <w:top w:w="0" w:type="dxa"/>
+                    <w:start w:w="0" w:type="dxa"/>
+                    <w:bottom w:w="0" w:type="dxa"/>
+                    <w:end w:w="0" w:type="dxa"/>
+                  </w:tcMar>
+                  <w:shd w:fill="F2F2F2"/>
+                </w:tcPr>
+                <w:p>
+                  <w:pPr>
+                    <w:spacing w:after="0"/>
+                    <w:jc w:val="center"/>
+                  </w:pPr>
+                  <w:r>
+                    <w:rPr>
+                      <w:rFonts w:ascii="Aptos" w:hAnsi="Aptos"/>
+                      <w:sz w:val="10"/>
+                    </w:rPr>
+                  </w:r>
+                </w:p>
+              </w:tc>
+              <w:tc>
+                <w:tcPr>
+                  <w:tcW w:type="dxa" w:w="209"/>
+                  <w:tcMar>
+                    <w:top w:w="0" w:type="dxa"/>
+                    <w:start w:w="0" w:type="dxa"/>
+                    <w:bottom w:w="0" w:type="dxa"/>
+                    <w:end w:w="0" w:type="dxa"/>
+                  </w:tcMar>
+                  <w:shd w:fill="F2F2F2"/>
+                </w:tcPr>
+                <w:p>
+                  <w:pPr>
+                    <w:spacing w:after="0"/>
+                    <w:jc w:val="center"/>
+                  </w:pPr>
+                  <w:r>
+                    <w:rPr>
+                      <w:rFonts w:ascii="Aptos" w:hAnsi="Aptos"/>
+                      <w:sz w:val="10"/>
+                    </w:rPr>
+                  </w:r>
+                </w:p>
+              </w:tc>
+              <w:tc>
+                <w:tcPr>
+                  <w:tcW w:type="dxa" w:w="209"/>
+                  <w:tcMar>
+                    <w:top w:w="0" w:type="dxa"/>
+                    <w:start w:w="0" w:type="dxa"/>
+                    <w:bottom w:w="0" w:type="dxa"/>
+                    <w:end w:w="0" w:type="dxa"/>
+                  </w:tcMar>
+                  <w:shd w:fill="F2F2F2"/>
+                </w:tcPr>
+                <w:p>
+                  <w:pPr>
+                    <w:spacing w:after="0"/>
+                    <w:jc w:val="center"/>
+                  </w:pPr>
+                  <w:r>
+                    <w:rPr>
+                      <w:rFonts w:ascii="Aptos" w:hAnsi="Aptos"/>
+                      <w:sz w:val="10"/>
+                    </w:rPr>
+                  </w:r>
+                </w:p>
+              </w:tc>
+              <w:tc>
+                <w:tcPr>
+                  <w:tcW w:type="dxa" w:w="209"/>
+                  <w:tcMar>
+                    <w:top w:w="0" w:type="dxa"/>
+                    <w:start w:w="0" w:type="dxa"/>
+                    <w:bottom w:w="0" w:type="dxa"/>
+                    <w:end w:w="0" w:type="dxa"/>
+                  </w:tcMar>
+                  <w:shd w:fill="F2F2F2"/>
+                </w:tcPr>
+                <w:p>
+                  <w:pPr>
+                    <w:spacing w:after="0"/>
+                    <w:jc w:val="center"/>
+                  </w:pPr>
+                  <w:r>
+                    <w:rPr>
+                      <w:rFonts w:ascii="Aptos" w:hAnsi="Aptos"/>
+                      <w:sz w:val="10"/>
+                    </w:rPr>
+                  </w:r>
+                </w:p>
+              </w:tc>
+              <w:tc>
+                <w:tcPr>
+                  <w:tcW w:type="dxa" w:w="209"/>
+                  <w:tcMar>
+                    <w:top w:w="0" w:type="dxa"/>
+                    <w:start w:w="0" w:type="dxa"/>
+                    <w:bottom w:w="0" w:type="dxa"/>
+                    <w:end w:w="0" w:type="dxa"/>
+                  </w:tcMar>
+                  <w:shd w:fill="F2F2F2"/>
+                </w:tcPr>
+                <w:p>
+                  <w:pPr>
+                    <w:spacing w:after="0"/>
+                    <w:jc w:val="center"/>
+                  </w:pPr>
+                  <w:r>
+                    <w:rPr>
+                      <w:rFonts w:ascii="Aptos" w:hAnsi="Aptos"/>
+                      <w:sz w:val="10"/>
+                    </w:rPr>
+                  </w:r>
+                </w:p>
+              </w:tc>
+              <w:tc>
+                <w:tcPr>
+                  <w:tcW w:type="dxa" w:w="209"/>
+                  <w:tcMar>
+                    <w:top w:w="0" w:type="dxa"/>
+                    <w:start w:w="0" w:type="dxa"/>
+                    <w:bottom w:w="0" w:type="dxa"/>
+                    <w:end w:w="0" w:type="dxa"/>
+                  </w:tcMar>
+                  <w:shd w:fill="F2F2F2"/>
+                </w:tcPr>
+                <w:p>
+                  <w:pPr>
+                    <w:spacing w:after="0"/>
+                    <w:jc w:val="center"/>
+                  </w:pPr>
+                  <w:r>
+                    <w:rPr>
+                      <w:rFonts w:ascii="Aptos" w:hAnsi="Aptos"/>
+                      <w:sz w:val="10"/>
+                    </w:rPr>
+                  </w:r>
+                </w:p>
+              </w:tc>
+              <w:tc>
+                <w:tcPr>
+                  <w:tcW w:type="dxa" w:w="209"/>
+                  <w:tcMar>
+                    <w:top w:w="0" w:type="dxa"/>
+                    <w:start w:w="0" w:type="dxa"/>
+                    <w:bottom w:w="0" w:type="dxa"/>
+                    <w:end w:w="0" w:type="dxa"/>
+                  </w:tcMar>
+                  <w:shd w:fill="F2F2F2"/>
+                </w:tcPr>
+                <w:p>
+                  <w:pPr>
+                    <w:spacing w:after="0"/>
+                    <w:jc w:val="center"/>
+                  </w:pPr>
+                  <w:r>
+                    <w:rPr>
+                      <w:rFonts w:ascii="Aptos" w:hAnsi="Aptos"/>
+                      <w:sz w:val="10"/>
+                    </w:rPr>
+                  </w:r>
+                </w:p>
+              </w:tc>
+              <w:tc>
+                <w:tcPr>
+                  <w:tcW w:type="dxa" w:w="209"/>
+                  <w:tcMar>
+                    <w:top w:w="0" w:type="dxa"/>
+                    <w:start w:w="0" w:type="dxa"/>
+                    <w:bottom w:w="0" w:type="dxa"/>
+                    <w:end w:w="0" w:type="dxa"/>
+                  </w:tcMar>
+                  <w:shd w:fill="F2F2F2"/>
+                </w:tcPr>
+                <w:p>
+                  <w:pPr>
+                    <w:spacing w:after="0"/>
+                    <w:jc w:val="center"/>
+                  </w:pPr>
+                  <w:r>
+                    <w:rPr>
+                      <w:rFonts w:ascii="Aptos" w:hAnsi="Aptos"/>
+                      <w:sz w:val="10"/>
+                    </w:rPr>
+                  </w:r>
+                </w:p>
+              </w:tc>
+              <w:tc>
+                <w:tcPr>
+                  <w:tcW w:type="dxa" w:w="209"/>
+                  <w:tcMar>
+                    <w:top w:w="0" w:type="dxa"/>
+                    <w:start w:w="0" w:type="dxa"/>
+                    <w:bottom w:w="0" w:type="dxa"/>
+                    <w:end w:w="0" w:type="dxa"/>
+                  </w:tcMar>
+                  <w:shd w:fill="F2F2F2"/>
+                </w:tcPr>
+                <w:p>
+                  <w:pPr>
+                    <w:spacing w:after="0"/>
+                    <w:jc w:val="center"/>
+                  </w:pPr>
+                  <w:r>
+                    <w:rPr>
+                      <w:rFonts w:ascii="Aptos" w:hAnsi="Aptos"/>
+                      <w:sz w:val="10"/>
+                    </w:rPr>
+                  </w:r>
+                </w:p>
+              </w:tc>
+              <w:tc>
+                <w:tcPr>
+                  <w:tcW w:type="dxa" w:w="209"/>
+                  <w:tcMar>
+                    <w:top w:w="0" w:type="dxa"/>
+                    <w:start w:w="0" w:type="dxa"/>
+                    <w:bottom w:w="0" w:type="dxa"/>
+                    <w:end w:w="0" w:type="dxa"/>
+                  </w:tcMar>
+                  <w:shd w:fill="F2F2F2"/>
+                </w:tcPr>
+                <w:p>
+                  <w:pPr>
+                    <w:spacing w:after="0"/>
+                    <w:jc w:val="center"/>
+                  </w:pPr>
+                  <w:r>
+                    <w:rPr>
+                      <w:rFonts w:ascii="Aptos" w:hAnsi="Aptos"/>
+                      <w:sz w:val="10"/>
+                    </w:rPr>
+                  </w:r>
+                </w:p>
+              </w:tc>
+              <w:tc>
+                <w:tcPr>
+                  <w:tcW w:type="dxa" w:w="209"/>
+                  <w:tcMar>
+                    <w:top w:w="0" w:type="dxa"/>
+                    <w:start w:w="0" w:type="dxa"/>
+                    <w:bottom w:w="0" w:type="dxa"/>
+                    <w:end w:w="0" w:type="dxa"/>
+                  </w:tcMar>
+                  <w:shd w:fill="F2F2F2"/>
+                </w:tcPr>
+                <w:p>
+                  <w:pPr>
+                    <w:spacing w:after="0"/>
+                    <w:jc w:val="center"/>
+                  </w:pPr>
+                  <w:r>
+                    <w:rPr>
+                      <w:rFonts w:ascii="Aptos" w:hAnsi="Aptos"/>
+                      <w:sz w:val="10"/>
+                    </w:rPr>
+                  </w:r>
+                </w:p>
+              </w:tc>
+              <w:tc>
+                <w:tcPr>
+                  <w:tcW w:type="dxa" w:w="209"/>
+                  <w:tcMar>
+                    <w:top w:w="0" w:type="dxa"/>
+                    <w:start w:w="0" w:type="dxa"/>
+                    <w:bottom w:w="0" w:type="dxa"/>
+                    <w:end w:w="0" w:type="dxa"/>
+                  </w:tcMar>
+                  <w:shd w:fill="F2F2F2"/>
+                </w:tcPr>
+                <w:p>
+                  <w:pPr>
+                    <w:spacing w:after="0"/>
+                    <w:jc w:val="center"/>
+                  </w:pPr>
+                  <w:r>
+                    <w:rPr>
+                      <w:rFonts w:ascii="Aptos" w:hAnsi="Aptos"/>
+                      <w:sz w:val="10"/>
+                    </w:rPr>
+                  </w:r>
+                </w:p>
+              </w:tc>
+              <w:tc>
+                <w:tcPr>
+                  <w:tcW w:type="dxa" w:w="209"/>
+                  <w:tcMar>
+                    <w:top w:w="0" w:type="dxa"/>
+                    <w:start w:w="0" w:type="dxa"/>
+                    <w:bottom w:w="0" w:type="dxa"/>
+                    <w:end w:w="0" w:type="dxa"/>
+                  </w:tcMar>
+                  <w:shd w:fill="F2F2F2"/>
+                </w:tcPr>
+                <w:p>
+                  <w:pPr>
+                    <w:spacing w:after="0"/>
+                    <w:jc w:val="center"/>
+                  </w:pPr>
+                  <w:r>
+                    <w:rPr>
+                      <w:rFonts w:ascii="Aptos" w:hAnsi="Aptos"/>
+                      <w:sz w:val="10"/>
+                    </w:rPr>
+                  </w:r>
+                </w:p>
+              </w:tc>
+              <w:tc>
+                <w:tcPr>
+                  <w:tcW w:type="dxa" w:w="209"/>
+                  <w:tcMar>
+                    <w:top w:w="0" w:type="dxa"/>
+                    <w:start w:w="0" w:type="dxa"/>
+                    <w:bottom w:w="0" w:type="dxa"/>
+                    <w:end w:w="0" w:type="dxa"/>
+                  </w:tcMar>
+                  <w:shd w:fill="F2F2F2"/>
+                </w:tcPr>
+                <w:p>
+                  <w:pPr>
+                    <w:spacing w:after="0"/>
+                    <w:jc w:val="center"/>
+                  </w:pPr>
+                  <w:r>
+                    <w:rPr>
+                      <w:rFonts w:ascii="Aptos" w:hAnsi="Aptos"/>
+                      <w:sz w:val="10"/>
+                    </w:rPr>
+                  </w:r>
+                </w:p>
+              </w:tc>
+            </w:tr>
+            <w:tr>
+              <w:tc>
+                <w:tcPr>
+                  <w:tcW w:type="dxa" w:w="209"/>
+                  <w:tcMar>
+                    <w:top w:w="0" w:type="dxa"/>
+                    <w:start w:w="0" w:type="dxa"/>
+                    <w:bottom w:w="0" w:type="dxa"/>
+                    <w:end w:w="0" w:type="dxa"/>
+                  </w:tcMar>
+                  <w:shd w:fill="F2F2F2"/>
+                </w:tcPr>
+                <w:p>
+                  <w:pPr>
+                    <w:spacing w:after="0"/>
+                    <w:jc w:val="center"/>
+                  </w:pPr>
+                  <w:r>
+                    <w:rPr>
+                      <w:rFonts w:ascii="Aptos" w:hAnsi="Aptos"/>
+                      <w:sz w:val="10"/>
+                    </w:rPr>
+                  </w:r>
+                </w:p>
+              </w:tc>
+              <w:tc>
+                <w:tcPr>
+                  <w:tcW w:type="dxa" w:w="209"/>
+                  <w:tcMar>
+                    <w:top w:w="0" w:type="dxa"/>
+                    <w:start w:w="0" w:type="dxa"/>
+                    <w:bottom w:w="0" w:type="dxa"/>
+                    <w:end w:w="0" w:type="dxa"/>
+                  </w:tcMar>
+                  <w:shd w:fill="F2F2F2"/>
+                </w:tcPr>
+                <w:p>
+                  <w:pPr>
+                    <w:spacing w:after="0"/>
+                    <w:jc w:val="center"/>
+                  </w:pPr>
+                  <w:r>
+                    <w:rPr>
+                      <w:rFonts w:ascii="Aptos" w:hAnsi="Aptos"/>
+                      <w:sz w:val="10"/>
+                    </w:rPr>
+                  </w:r>
+                </w:p>
+              </w:tc>
+              <w:tc>
+                <w:tcPr>
+                  <w:tcW w:type="dxa" w:w="209"/>
+                  <w:tcMar>
+                    <w:top w:w="0" w:type="dxa"/>
+                    <w:start w:w="0" w:type="dxa"/>
+                    <w:bottom w:w="0" w:type="dxa"/>
+                    <w:end w:w="0" w:type="dxa"/>
+                  </w:tcMar>
+                  <w:shd w:fill="F2F2F2"/>
+                </w:tcPr>
+                <w:p>
+                  <w:pPr>
+                    <w:spacing w:after="0"/>
+                    <w:jc w:val="center"/>
+                  </w:pPr>
+                  <w:r>
+                    <w:rPr>
+                      <w:rFonts w:ascii="Aptos" w:hAnsi="Aptos"/>
+                      <w:sz w:val="10"/>
+                    </w:rPr>
+                  </w:r>
+                </w:p>
+              </w:tc>
+              <w:tc>
+                <w:tcPr>
+                  <w:tcW w:type="dxa" w:w="209"/>
+                  <w:tcMar>
+                    <w:top w:w="0" w:type="dxa"/>
+                    <w:start w:w="0" w:type="dxa"/>
+                    <w:bottom w:w="0" w:type="dxa"/>
+                    <w:end w:w="0" w:type="dxa"/>
+                  </w:tcMar>
+                  <w:shd w:fill="F2F2F2"/>
+                </w:tcPr>
+                <w:p>
+                  <w:pPr>
+                    <w:spacing w:after="0"/>
+                    <w:jc w:val="center"/>
+                  </w:pPr>
+                  <w:r>
+                    <w:rPr>
+                      <w:rFonts w:ascii="Aptos" w:hAnsi="Aptos"/>
+                      <w:sz w:val="10"/>
+                    </w:rPr>
+                  </w:r>
+                </w:p>
+              </w:tc>
+              <w:tc>
+                <w:tcPr>
+                  <w:tcW w:type="dxa" w:w="209"/>
+                  <w:tcMar>
+                    <w:top w:w="0" w:type="dxa"/>
+                    <w:start w:w="0" w:type="dxa"/>
+                    <w:bottom w:w="0" w:type="dxa"/>
+                    <w:end w:w="0" w:type="dxa"/>
+                  </w:tcMar>
+                  <w:shd w:fill="F2F2F2"/>
+                </w:tcPr>
+                <w:p>
+                  <w:pPr>
+                    <w:spacing w:after="0"/>
+                    <w:jc w:val="center"/>
+                  </w:pPr>
+                  <w:r>
+                    <w:rPr>
+                      <w:rFonts w:ascii="Aptos" w:hAnsi="Aptos"/>
+                      <w:sz w:val="10"/>
+                    </w:rPr>
+                  </w:r>
+                </w:p>
+              </w:tc>
+              <w:tc>
+                <w:tcPr>
+                  <w:tcW w:type="dxa" w:w="209"/>
+                  <w:tcMar>
+                    <w:top w:w="0" w:type="dxa"/>
+                    <w:start w:w="0" w:type="dxa"/>
+                    <w:bottom w:w="0" w:type="dxa"/>
+                    <w:end w:w="0" w:type="dxa"/>
+                  </w:tcMar>
+                  <w:shd w:fill="F2F2F2"/>
+                </w:tcPr>
+                <w:p>
+                  <w:pPr>
+                    <w:spacing w:after="0"/>
+                    <w:jc w:val="center"/>
+                  </w:pPr>
+                  <w:r>
+                    <w:rPr>
+                      <w:rFonts w:ascii="Aptos" w:hAnsi="Aptos"/>
+                      <w:sz w:val="10"/>
+                    </w:rPr>
+                  </w:r>
+                </w:p>
+              </w:tc>
+              <w:tc>
+                <w:tcPr>
+                  <w:tcW w:type="dxa" w:w="209"/>
+                  <w:tcMar>
+                    <w:top w:w="0" w:type="dxa"/>
+                    <w:start w:w="0" w:type="dxa"/>
+                    <w:bottom w:w="0" w:type="dxa"/>
+                    <w:end w:w="0" w:type="dxa"/>
+                  </w:tcMar>
+                  <w:shd w:fill="F2F2F2"/>
+                </w:tcPr>
+                <w:p>
+                  <w:pPr>
+                    <w:spacing w:after="0"/>
+                    <w:jc w:val="center"/>
+                  </w:pPr>
+                  <w:r>
+                    <w:rPr>
+                      <w:rFonts w:ascii="Aptos" w:hAnsi="Aptos"/>
+                      <w:sz w:val="10"/>
+                    </w:rPr>
+                  </w:r>
+                </w:p>
+              </w:tc>
+              <w:tc>
+                <w:tcPr>
+                  <w:tcW w:type="dxa" w:w="209"/>
+                  <w:tcMar>
+                    <w:top w:w="0" w:type="dxa"/>
+                    <w:start w:w="0" w:type="dxa"/>
+                    <w:bottom w:w="0" w:type="dxa"/>
+                    <w:end w:w="0" w:type="dxa"/>
+                  </w:tcMar>
+                  <w:shd w:fill="F2F2F2"/>
+                </w:tcPr>
+                <w:p>
+                  <w:pPr>
+                    <w:spacing w:after="0"/>
+                    <w:jc w:val="center"/>
+                  </w:pPr>
+                  <w:r>
+                    <w:rPr>
+                      <w:rFonts w:ascii="Aptos" w:hAnsi="Aptos"/>
+                      <w:sz w:val="10"/>
+                    </w:rPr>
+                  </w:r>
+                </w:p>
+              </w:tc>
+              <w:tc>
+                <w:tcPr>
+                  <w:tcW w:type="dxa" w:w="209"/>
+                  <w:tcMar>
+                    <w:top w:w="0" w:type="dxa"/>
+                    <w:start w:w="0" w:type="dxa"/>
+                    <w:bottom w:w="0" w:type="dxa"/>
+                    <w:end w:w="0" w:type="dxa"/>
+                  </w:tcMar>
+                  <w:shd w:fill="F2F2F2"/>
+                </w:tcPr>
+                <w:p>
+                  <w:pPr>
+                    <w:spacing w:after="0"/>
+                    <w:jc w:val="center"/>
+                  </w:pPr>
+                  <w:r>
+                    <w:rPr>
+                      <w:rFonts w:ascii="Aptos" w:hAnsi="Aptos"/>
+                      <w:sz w:val="10"/>
+                    </w:rPr>
+                  </w:r>
+                </w:p>
+              </w:tc>
+              <w:tc>
+                <w:tcPr>
+                  <w:tcW w:type="dxa" w:w="209"/>
+                  <w:tcMar>
+                    <w:top w:w="0" w:type="dxa"/>
+                    <w:start w:w="0" w:type="dxa"/>
+                    <w:bottom w:w="0" w:type="dxa"/>
+                    <w:end w:w="0" w:type="dxa"/>
+                  </w:tcMar>
+                  <w:shd w:fill="F2F2F2"/>
+                </w:tcPr>
+                <w:p>
+                  <w:pPr>
+                    <w:spacing w:after="0"/>
+                    <w:jc w:val="center"/>
+                  </w:pPr>
+                  <w:r>
+                    <w:rPr>
+                      <w:rFonts w:ascii="Aptos" w:hAnsi="Aptos"/>
+                      <w:sz w:val="10"/>
+                    </w:rPr>
+                  </w:r>
+                </w:p>
+              </w:tc>
+              <w:tc>
+                <w:tcPr>
+                  <w:tcW w:type="dxa" w:w="209"/>
+                  <w:tcMar>
+                    <w:top w:w="0" w:type="dxa"/>
+                    <w:start w:w="0" w:type="dxa"/>
+                    <w:bottom w:w="0" w:type="dxa"/>
+                    <w:end w:w="0" w:type="dxa"/>
+                  </w:tcMar>
+                  <w:shd w:fill="F2F2F2"/>
+                </w:tcPr>
+                <w:p>
+                  <w:pPr>
+                    <w:spacing w:after="0"/>
+                    <w:jc w:val="center"/>
+                  </w:pPr>
+                  <w:r>
+                    <w:rPr>
+                      <w:rFonts w:ascii="Aptos" w:hAnsi="Aptos"/>
+                      <w:sz w:val="10"/>
+                    </w:rPr>
+                  </w:r>
+                </w:p>
+              </w:tc>
+              <w:tc>
+                <w:tcPr>
+                  <w:tcW w:type="dxa" w:w="209"/>
+                  <w:tcMar>
+                    <w:top w:w="0" w:type="dxa"/>
+                    <w:start w:w="0" w:type="dxa"/>
+                    <w:bottom w:w="0" w:type="dxa"/>
+                    <w:end w:w="0" w:type="dxa"/>
+                  </w:tcMar>
+                  <w:shd w:fill="F2F2F2"/>
+                </w:tcPr>
+                <w:p>
+                  <w:pPr>
+                    <w:spacing w:after="0"/>
+                    <w:jc w:val="center"/>
+                  </w:pPr>
+                  <w:r>
+                    <w:rPr>
+                      <w:rFonts w:ascii="Aptos" w:hAnsi="Aptos"/>
+                      <w:sz w:val="10"/>
+                    </w:rPr>
+                  </w:r>
+                </w:p>
+              </w:tc>
+              <w:tc>
+                <w:tcPr>
+                  <w:tcW w:type="dxa" w:w="209"/>
+                  <w:tcMar>
+                    <w:top w:w="0" w:type="dxa"/>
+                    <w:start w:w="0" w:type="dxa"/>
+                    <w:bottom w:w="0" w:type="dxa"/>
+                    <w:end w:w="0" w:type="dxa"/>
+                  </w:tcMar>
+                  <w:shd w:fill="F2F2F2"/>
+                </w:tcPr>
+                <w:p>
+                  <w:pPr>
+                    <w:spacing w:after="0"/>
+                    <w:jc w:val="center"/>
+                  </w:pPr>
+                  <w:r>
+                    <w:rPr>
+                      <w:rFonts w:ascii="Aptos" w:hAnsi="Aptos"/>
+                      <w:sz w:val="10"/>
+                    </w:rPr>
+                  </w:r>
+                </w:p>
+              </w:tc>
+              <w:tc>
+                <w:tcPr>
+                  <w:tcW w:type="dxa" w:w="209"/>
+                  <w:tcMar>
+                    <w:top w:w="0" w:type="dxa"/>
+                    <w:start w:w="0" w:type="dxa"/>
+                    <w:bottom w:w="0" w:type="dxa"/>
+                    <w:end w:w="0" w:type="dxa"/>
+                  </w:tcMar>
+                  <w:shd w:fill="F2F2F2"/>
+                </w:tcPr>
+                <w:p>
+                  <w:pPr>
+                    <w:spacing w:after="0"/>
+                    <w:jc w:val="center"/>
+                  </w:pPr>
+                  <w:r>
+                    <w:rPr>
+                      <w:rFonts w:ascii="Aptos" w:hAnsi="Aptos"/>
+                      <w:sz w:val="10"/>
+                    </w:rPr>
+                  </w:r>
+                </w:p>
+              </w:tc>
+              <w:tc>
+                <w:tcPr>
+                  <w:tcW w:type="dxa" w:w="209"/>
+                  <w:tcMar>
+                    <w:top w:w="0" w:type="dxa"/>
+                    <w:start w:w="0" w:type="dxa"/>
+                    <w:bottom w:w="0" w:type="dxa"/>
+                    <w:end w:w="0" w:type="dxa"/>
+                  </w:tcMar>
+                  <w:shd w:fill="F2F2F2"/>
+                </w:tcPr>
+                <w:p>
+                  <w:pPr>
+                    <w:spacing w:after="0"/>
+                    <w:jc w:val="center"/>
+                  </w:pPr>
+                  <w:r>
+                    <w:rPr>
+                      <w:rFonts w:ascii="Aptos" w:hAnsi="Aptos"/>
+                      <w:sz w:val="10"/>
+                    </w:rPr>
+                  </w:r>
+                </w:p>
+              </w:tc>
+              <w:tc>
+                <w:tcPr>
+                  <w:tcW w:type="dxa" w:w="209"/>
+                  <w:tcMar>
+                    <w:top w:w="0" w:type="dxa"/>
+                    <w:start w:w="0" w:type="dxa"/>
+                    <w:bottom w:w="0" w:type="dxa"/>
+                    <w:end w:w="0" w:type="dxa"/>
+                  </w:tcMar>
+                  <w:shd w:fill="F2F2F2"/>
+                </w:tcPr>
+                <w:p>
+                  <w:pPr>
+                    <w:spacing w:after="0"/>
+                    <w:jc w:val="center"/>
+                  </w:pPr>
+                  <w:r>
+                    <w:rPr>
+                      <w:rFonts w:ascii="Aptos" w:hAnsi="Aptos"/>
+                      <w:sz w:val="10"/>
+                    </w:rPr>
+                  </w:r>
+                </w:p>
+              </w:tc>
+            </w:tr>
+            <w:tr>
+              <w:tc>
+                <w:tcPr>
+                  <w:tcW w:type="dxa" w:w="209"/>
+                  <w:tcMar>
+                    <w:top w:w="0" w:type="dxa"/>
+                    <w:start w:w="0" w:type="dxa"/>
+                    <w:bottom w:w="0" w:type="dxa"/>
+                    <w:end w:w="0" w:type="dxa"/>
+                  </w:tcMar>
+                  <w:shd w:fill="F2F2F2"/>
+                </w:tcPr>
+                <w:p>
+                  <w:pPr>
+                    <w:spacing w:after="0"/>
+                    <w:jc w:val="center"/>
+                  </w:pPr>
+                  <w:r>
+                    <w:rPr>
+                      <w:rFonts w:ascii="Aptos" w:hAnsi="Aptos"/>
+                      <w:sz w:val="10"/>
+                    </w:rPr>
+                  </w:r>
+                </w:p>
+              </w:tc>
+              <w:tc>
+                <w:tcPr>
+                  <w:tcW w:type="dxa" w:w="209"/>
+                  <w:tcMar>
+                    <w:top w:w="0" w:type="dxa"/>
+                    <w:start w:w="0" w:type="dxa"/>
+                    <w:bottom w:w="0" w:type="dxa"/>
+                    <w:end w:w="0" w:type="dxa"/>
+                  </w:tcMar>
+                  <w:shd w:fill="F2F2F2"/>
+                </w:tcPr>
+                <w:p>
+                  <w:pPr>
+                    <w:spacing w:after="0"/>
+                    <w:jc w:val="center"/>
+                  </w:pPr>
+                  <w:r>
+                    <w:rPr>
+                      <w:rFonts w:ascii="Aptos" w:hAnsi="Aptos"/>
+                      <w:sz w:val="10"/>
+                    </w:rPr>
+                  </w:r>
+                </w:p>
+              </w:tc>
+              <w:tc>
+                <w:tcPr>
+                  <w:tcW w:type="dxa" w:w="209"/>
+                  <w:tcMar>
+                    <w:top w:w="0" w:type="dxa"/>
+                    <w:start w:w="0" w:type="dxa"/>
+                    <w:bottom w:w="0" w:type="dxa"/>
+                    <w:end w:w="0" w:type="dxa"/>
+                  </w:tcMar>
+                  <w:shd w:fill="F2F2F2"/>
+                </w:tcPr>
+                <w:p>
+                  <w:pPr>
+                    <w:spacing w:after="0"/>
+                    <w:jc w:val="center"/>
+                  </w:pPr>
+                  <w:r>
+                    <w:rPr>
+                      <w:rFonts w:ascii="Aptos" w:hAnsi="Aptos"/>
+                      <w:sz w:val="10"/>
+                    </w:rPr>
+                  </w:r>
+                </w:p>
+              </w:tc>
+              <w:tc>
+                <w:tcPr>
+                  <w:tcW w:type="dxa" w:w="209"/>
+                  <w:tcMar>
+                    <w:top w:w="0" w:type="dxa"/>
+                    <w:start w:w="0" w:type="dxa"/>
+                    <w:bottom w:w="0" w:type="dxa"/>
+                    <w:end w:w="0" w:type="dxa"/>
+                  </w:tcMar>
+                  <w:shd w:fill="F2F2F2"/>
+                </w:tcPr>
+                <w:p>
+                  <w:pPr>
+                    <w:spacing w:after="0"/>
+                    <w:jc w:val="center"/>
+                  </w:pPr>
+                  <w:r>
+                    <w:rPr>
+                      <w:rFonts w:ascii="Aptos" w:hAnsi="Aptos"/>
+                      <w:sz w:val="10"/>
+                    </w:rPr>
+                  </w:r>
+                </w:p>
+              </w:tc>
+              <w:tc>
+                <w:tcPr>
+                  <w:tcW w:type="dxa" w:w="209"/>
+                  <w:tcMar>
+                    <w:top w:w="0" w:type="dxa"/>
+                    <w:start w:w="0" w:type="dxa"/>
+                    <w:bottom w:w="0" w:type="dxa"/>
+                    <w:end w:w="0" w:type="dxa"/>
+                  </w:tcMar>
+                  <w:shd w:fill="F2F2F2"/>
+                </w:tcPr>
+                <w:p>
+                  <w:pPr>
+                    <w:spacing w:after="0"/>
+                    <w:jc w:val="center"/>
+                  </w:pPr>
+                  <w:r>
+                    <w:rPr>
+                      <w:rFonts w:ascii="Aptos" w:hAnsi="Aptos"/>
+                      <w:sz w:val="10"/>
+                    </w:rPr>
+                  </w:r>
+                </w:p>
+              </w:tc>
+              <w:tc>
+                <w:tcPr>
+                  <w:tcW w:type="dxa" w:w="209"/>
+                  <w:tcMar>
+                    <w:top w:w="0" w:type="dxa"/>
+                    <w:start w:w="0" w:type="dxa"/>
+                    <w:bottom w:w="0" w:type="dxa"/>
+                    <w:end w:w="0" w:type="dxa"/>
+                  </w:tcMar>
+                  <w:shd w:fill="F2F2F2"/>
+                </w:tcPr>
+                <w:p>
+                  <w:pPr>
+                    <w:spacing w:after="0"/>
+                    <w:jc w:val="center"/>
+                  </w:pPr>
+                  <w:r>
+                    <w:rPr>
+                      <w:rFonts w:ascii="Aptos" w:hAnsi="Aptos"/>
+                      <w:sz w:val="10"/>
+                    </w:rPr>
+                  </w:r>
+                </w:p>
+              </w:tc>
+              <w:tc>
+                <w:tcPr>
+                  <w:tcW w:type="dxa" w:w="209"/>
+                  <w:tcMar>
+                    <w:top w:w="0" w:type="dxa"/>
+                    <w:start w:w="0" w:type="dxa"/>
+                    <w:bottom w:w="0" w:type="dxa"/>
+                    <w:end w:w="0" w:type="dxa"/>
+                  </w:tcMar>
+                  <w:shd w:fill="F2F2F2"/>
+                </w:tcPr>
+                <w:p>
+                  <w:pPr>
+                    <w:spacing w:after="0"/>
+                    <w:jc w:val="center"/>
+                  </w:pPr>
+                  <w:r>
+                    <w:rPr>
+                      <w:rFonts w:ascii="Aptos" w:hAnsi="Aptos"/>
+                      <w:sz w:val="10"/>
+                    </w:rPr>
+                  </w:r>
+                </w:p>
+              </w:tc>
+              <w:tc>
+                <w:tcPr>
+                  <w:tcW w:type="dxa" w:w="209"/>
+                  <w:tcMar>
+                    <w:top w:w="0" w:type="dxa"/>
+                    <w:start w:w="0" w:type="dxa"/>
+                    <w:bottom w:w="0" w:type="dxa"/>
+                    <w:end w:w="0" w:type="dxa"/>
+                  </w:tcMar>
+                  <w:shd w:fill="F2F2F2"/>
+                </w:tcPr>
+                <w:p>
+                  <w:pPr>
+                    <w:spacing w:after="0"/>
+                    <w:jc w:val="center"/>
+                  </w:pPr>
+                  <w:r>
+                    <w:rPr>
+                      <w:rFonts w:ascii="Aptos" w:hAnsi="Aptos"/>
+                      <w:sz w:val="10"/>
+                    </w:rPr>
+                  </w:r>
+                </w:p>
+              </w:tc>
+              <w:tc>
+                <w:tcPr>
+                  <w:tcW w:type="dxa" w:w="209"/>
+                  <w:tcMar>
+                    <w:top w:w="0" w:type="dxa"/>
+                    <w:start w:w="0" w:type="dxa"/>
+                    <w:bottom w:w="0" w:type="dxa"/>
+                    <w:end w:w="0" w:type="dxa"/>
+                  </w:tcMar>
+                  <w:shd w:fill="F2F2F2"/>
+                </w:tcPr>
+                <w:p>
+                  <w:pPr>
+                    <w:spacing w:after="0"/>
+                    <w:jc w:val="center"/>
+                  </w:pPr>
+                  <w:r>
+                    <w:rPr>
+                      <w:rFonts w:ascii="Aptos" w:hAnsi="Aptos"/>
+                      <w:sz w:val="10"/>
+                    </w:rPr>
+                  </w:r>
+                </w:p>
+              </w:tc>
+              <w:tc>
+                <w:tcPr>
+                  <w:tcW w:type="dxa" w:w="209"/>
+                  <w:tcMar>
+                    <w:top w:w="0" w:type="dxa"/>
+                    <w:start w:w="0" w:type="dxa"/>
+                    <w:bottom w:w="0" w:type="dxa"/>
+                    <w:end w:w="0" w:type="dxa"/>
+                  </w:tcMar>
+                  <w:shd w:fill="F2F2F2"/>
+                </w:tcPr>
+                <w:p>
+                  <w:pPr>
+                    <w:spacing w:after="0"/>
+                    <w:jc w:val="center"/>
+                  </w:pPr>
+                  <w:r>
+                    <w:rPr>
+                      <w:rFonts w:ascii="Aptos" w:hAnsi="Aptos"/>
+                      <w:sz w:val="10"/>
+                    </w:rPr>
+                  </w:r>
+                </w:p>
+              </w:tc>
+              <w:tc>
+                <w:tcPr>
+                  <w:tcW w:type="dxa" w:w="209"/>
+                  <w:tcMar>
+                    <w:top w:w="0" w:type="dxa"/>
+                    <w:start w:w="0" w:type="dxa"/>
+                    <w:bottom w:w="0" w:type="dxa"/>
+                    <w:end w:w="0" w:type="dxa"/>
+                  </w:tcMar>
+                  <w:shd w:fill="F2F2F2"/>
+                </w:tcPr>
+                <w:p>
+                  <w:pPr>
+                    <w:spacing w:after="0"/>
+                    <w:jc w:val="center"/>
+                  </w:pPr>
+                  <w:r>
+                    <w:rPr>
+                      <w:rFonts w:ascii="Aptos" w:hAnsi="Aptos"/>
+                      <w:sz w:val="10"/>
+                    </w:rPr>
+                  </w:r>
+                </w:p>
+              </w:tc>
+              <w:tc>
+                <w:tcPr>
+                  <w:tcW w:type="dxa" w:w="209"/>
+                  <w:tcMar>
+                    <w:top w:w="0" w:type="dxa"/>
+                    <w:start w:w="0" w:type="dxa"/>
+                    <w:bottom w:w="0" w:type="dxa"/>
+                    <w:end w:w="0" w:type="dxa"/>
+                  </w:tcMar>
+                  <w:shd w:fill="F2F2F2"/>
+                </w:tcPr>
+                <w:p>
+                  <w:pPr>
+                    <w:spacing w:after="0"/>
+                    <w:jc w:val="center"/>
+                  </w:pPr>
+                  <w:r>
+                    <w:rPr>
+                      <w:rFonts w:ascii="Aptos" w:hAnsi="Aptos"/>
+                      <w:sz w:val="10"/>
+                    </w:rPr>
+                  </w:r>
+                </w:p>
+              </w:tc>
+              <w:tc>
+                <w:tcPr>
+                  <w:tcW w:type="dxa" w:w="209"/>
+                  <w:tcMar>
+                    <w:top w:w="0" w:type="dxa"/>
+                    <w:start w:w="0" w:type="dxa"/>
+                    <w:bottom w:w="0" w:type="dxa"/>
+                    <w:end w:w="0" w:type="dxa"/>
+                  </w:tcMar>
+                  <w:shd w:fill="F2F2F2"/>
+                </w:tcPr>
+                <w:p>
+                  <w:pPr>
+                    <w:spacing w:after="0"/>
+                    <w:jc w:val="center"/>
+                  </w:pPr>
+                  <w:r>
+                    <w:rPr>
+                      <w:rFonts w:ascii="Aptos" w:hAnsi="Aptos"/>
+                      <w:sz w:val="10"/>
+                    </w:rPr>
+                  </w:r>
+                </w:p>
+              </w:tc>
+              <w:tc>
+                <w:tcPr>
+                  <w:tcW w:type="dxa" w:w="209"/>
+                  <w:tcMar>
+                    <w:top w:w="0" w:type="dxa"/>
+                    <w:start w:w="0" w:type="dxa"/>
+                    <w:bottom w:w="0" w:type="dxa"/>
+                    <w:end w:w="0" w:type="dxa"/>
+                  </w:tcMar>
+                  <w:shd w:fill="F2F2F2"/>
+                </w:tcPr>
+                <w:p>
+                  <w:pPr>
+                    <w:spacing w:after="0"/>
+                    <w:jc w:val="center"/>
+                  </w:pPr>
+                  <w:r>
+                    <w:rPr>
+                      <w:rFonts w:ascii="Aptos" w:hAnsi="Aptos"/>
+                      <w:sz w:val="10"/>
+                    </w:rPr>
+                  </w:r>
+                </w:p>
+              </w:tc>
+              <w:tc>
+                <w:tcPr>
+                  <w:tcW w:type="dxa" w:w="209"/>
+                  <w:tcMar>
+                    <w:top w:w="0" w:type="dxa"/>
+                    <w:start w:w="0" w:type="dxa"/>
+                    <w:bottom w:w="0" w:type="dxa"/>
+                    <w:end w:w="0" w:type="dxa"/>
+                  </w:tcMar>
+                  <w:shd w:fill="F2F2F2"/>
+                </w:tcPr>
+                <w:p>
+                  <w:pPr>
+                    <w:spacing w:after="0"/>
+                    <w:jc w:val="center"/>
+                  </w:pPr>
+                  <w:r>
+                    <w:rPr>
+                      <w:rFonts w:ascii="Aptos" w:hAnsi="Aptos"/>
+                      <w:sz w:val="10"/>
+                    </w:rPr>
+                  </w:r>
+                </w:p>
+              </w:tc>
+              <w:tc>
+                <w:tcPr>
+                  <w:tcW w:type="dxa" w:w="209"/>
+                  <w:tcMar>
+                    <w:top w:w="0" w:type="dxa"/>
+                    <w:start w:w="0" w:type="dxa"/>
+                    <w:bottom w:w="0" w:type="dxa"/>
+                    <w:end w:w="0" w:type="dxa"/>
+                  </w:tcMar>
+                  <w:shd w:fill="F2F2F2"/>
+                </w:tcPr>
+                <w:p>
+                  <w:pPr>
+                    <w:spacing w:after="0"/>
+                    <w:jc w:val="center"/>
+                  </w:pPr>
+                  <w:r>
+                    <w:rPr>
+                      <w:rFonts w:ascii="Aptos" w:hAnsi="Aptos"/>
+                      <w:sz w:val="10"/>
+                    </w:rPr>
+                  </w:r>
+                </w:p>
+              </w:tc>
+            </w:tr>
+            <w:tr>
+              <w:tc>
+                <w:tcPr>
+                  <w:tcW w:type="dxa" w:w="209"/>
+                  <w:tcMar>
+                    <w:top w:w="0" w:type="dxa"/>
+                    <w:start w:w="0" w:type="dxa"/>
+                    <w:bottom w:w="0" w:type="dxa"/>
+                    <w:end w:w="0" w:type="dxa"/>
+                  </w:tcMar>
+                  <w:shd w:fill="F2F2F2"/>
+                </w:tcPr>
+                <w:p>
+                  <w:pPr>
+                    <w:spacing w:after="0"/>
+                    <w:jc w:val="center"/>
+                  </w:pPr>
+                  <w:r>
+                    <w:rPr>
+                      <w:rFonts w:ascii="Aptos" w:hAnsi="Aptos"/>
+                      <w:sz w:val="10"/>
+                    </w:rPr>
+                  </w:r>
+                </w:p>
+              </w:tc>
+              <w:tc>
+                <w:tcPr>
+                  <w:tcW w:type="dxa" w:w="209"/>
+                  <w:tcMar>
+                    <w:top w:w="0" w:type="dxa"/>
+                    <w:start w:w="0" w:type="dxa"/>
+                    <w:bottom w:w="0" w:type="dxa"/>
+                    <w:end w:w="0" w:type="dxa"/>
+                  </w:tcMar>
+                  <w:shd w:fill="F2F2F2"/>
+                </w:tcPr>
+                <w:p>
+                  <w:pPr>
+                    <w:spacing w:after="0"/>
+                    <w:jc w:val="center"/>
+                  </w:pPr>
+                  <w:r>
+                    <w:rPr>
+                      <w:rFonts w:ascii="Aptos" w:hAnsi="Aptos"/>
+                      <w:sz w:val="10"/>
+                    </w:rPr>
+                  </w:r>
+                </w:p>
+              </w:tc>
+              <w:tc>
+                <w:tcPr>
+                  <w:tcW w:type="dxa" w:w="209"/>
+                  <w:tcMar>
+                    <w:top w:w="0" w:type="dxa"/>
+                    <w:start w:w="0" w:type="dxa"/>
+                    <w:bottom w:w="0" w:type="dxa"/>
+                    <w:end w:w="0" w:type="dxa"/>
+                  </w:tcMar>
+                  <w:shd w:fill="F2F2F2"/>
+                </w:tcPr>
+                <w:p>
+                  <w:pPr>
+                    <w:spacing w:after="0"/>
+                    <w:jc w:val="center"/>
+                  </w:pPr>
+                  <w:r>
+                    <w:rPr>
+                      <w:rFonts w:ascii="Aptos" w:hAnsi="Aptos"/>
+                      <w:sz w:val="10"/>
+                    </w:rPr>
+                  </w:r>
+                </w:p>
+              </w:tc>
+              <w:tc>
+                <w:tcPr>
+                  <w:tcW w:type="dxa" w:w="209"/>
+                  <w:tcMar>
+                    <w:top w:w="0" w:type="dxa"/>
+                    <w:start w:w="0" w:type="dxa"/>
+                    <w:bottom w:w="0" w:type="dxa"/>
+                    <w:end w:w="0" w:type="dxa"/>
+                  </w:tcMar>
+                  <w:shd w:fill="F2F2F2"/>
+                </w:tcPr>
+                <w:p>
+                  <w:pPr>
+                    <w:spacing w:after="0"/>
+                    <w:jc w:val="center"/>
+                  </w:pPr>
+                  <w:r>
+                    <w:rPr>
+                      <w:rFonts w:ascii="Aptos" w:hAnsi="Aptos"/>
+                      <w:sz w:val="10"/>
+                    </w:rPr>
+                  </w:r>
+                </w:p>
+              </w:tc>
+              <w:tc>
+                <w:tcPr>
+                  <w:tcW w:type="dxa" w:w="209"/>
+                  <w:tcMar>
+                    <w:top w:w="0" w:type="dxa"/>
+                    <w:start w:w="0" w:type="dxa"/>
+                    <w:bottom w:w="0" w:type="dxa"/>
+                    <w:end w:w="0" w:type="dxa"/>
+                  </w:tcMar>
+                  <w:shd w:fill="F2F2F2"/>
+                </w:tcPr>
+                <w:p>
+                  <w:pPr>
+                    <w:spacing w:after="0"/>
+                    <w:jc w:val="center"/>
+                  </w:pPr>
+                  <w:r>
+                    <w:rPr>
+                      <w:rFonts w:ascii="Aptos" w:hAnsi="Aptos"/>
+                      <w:sz w:val="10"/>
+                    </w:rPr>
+                  </w:r>
+                </w:p>
+              </w:tc>
+              <w:tc>
+                <w:tcPr>
+                  <w:tcW w:type="dxa" w:w="209"/>
+                  <w:tcMar>
+                    <w:top w:w="0" w:type="dxa"/>
+                    <w:start w:w="0" w:type="dxa"/>
+                    <w:bottom w:w="0" w:type="dxa"/>
+                    <w:end w:w="0" w:type="dxa"/>
+                  </w:tcMar>
+                  <w:shd w:fill="F2F2F2"/>
+                </w:tcPr>
+                <w:p>
+                  <w:pPr>
+                    <w:spacing w:after="0"/>
+                    <w:jc w:val="center"/>
+                  </w:pPr>
+                  <w:r>
+                    <w:rPr>
+                      <w:rFonts w:ascii="Aptos" w:hAnsi="Aptos"/>
+                      <w:sz w:val="10"/>
+                    </w:rPr>
+                  </w:r>
+                </w:p>
+              </w:tc>
+              <w:tc>
+                <w:tcPr>
+                  <w:tcW w:type="dxa" w:w="209"/>
+                  <w:tcMar>
+                    <w:top w:w="0" w:type="dxa"/>
+                    <w:start w:w="0" w:type="dxa"/>
+                    <w:bottom w:w="0" w:type="dxa"/>
+                    <w:end w:w="0" w:type="dxa"/>
+                  </w:tcMar>
+                  <w:shd w:fill="F2F2F2"/>
+                </w:tcPr>
+                <w:p>
+                  <w:pPr>
+                    <w:spacing w:after="0"/>
+                    <w:jc w:val="center"/>
+                  </w:pPr>
+                  <w:r>
+                    <w:rPr>
+                      <w:rFonts w:ascii="Aptos" w:hAnsi="Aptos"/>
+                      <w:sz w:val="10"/>
+                    </w:rPr>
+                  </w:r>
+                </w:p>
+              </w:tc>
+              <w:tc>
+                <w:tcPr>
+                  <w:tcW w:type="dxa" w:w="209"/>
+                  <w:tcMar>
+                    <w:top w:w="0" w:type="dxa"/>
+                    <w:start w:w="0" w:type="dxa"/>
+                    <w:bottom w:w="0" w:type="dxa"/>
+                    <w:end w:w="0" w:type="dxa"/>
+                  </w:tcMar>
+                  <w:shd w:fill="F2F2F2"/>
+                </w:tcPr>
+                <w:p>
+                  <w:pPr>
+                    <w:spacing w:after="0"/>
+                    <w:jc w:val="center"/>
+                  </w:pPr>
+                  <w:r>
+                    <w:rPr>
+                      <w:rFonts w:ascii="Aptos" w:hAnsi="Aptos"/>
+                      <w:sz w:val="10"/>
+                    </w:rPr>
+                  </w:r>
+                </w:p>
+              </w:tc>
+              <w:tc>
+                <w:tcPr>
+                  <w:tcW w:type="dxa" w:w="209"/>
+                  <w:tcMar>
+                    <w:top w:w="0" w:type="dxa"/>
+                    <w:start w:w="0" w:type="dxa"/>
+                    <w:bottom w:w="0" w:type="dxa"/>
+                    <w:end w:w="0" w:type="dxa"/>
+                  </w:tcMar>
+                  <w:shd w:fill="F2F2F2"/>
+                </w:tcPr>
+                <w:p>
+                  <w:pPr>
+                    <w:spacing w:after="0"/>
+                    <w:jc w:val="center"/>
+                  </w:pPr>
+                  <w:r>
+                    <w:rPr>
+                      <w:rFonts w:ascii="Aptos" w:hAnsi="Aptos"/>
+                      <w:sz w:val="10"/>
+                    </w:rPr>
+                  </w:r>
+                </w:p>
+              </w:tc>
+              <w:tc>
+                <w:tcPr>
+                  <w:tcW w:type="dxa" w:w="209"/>
+                  <w:tcMar>
+                    <w:top w:w="0" w:type="dxa"/>
+                    <w:start w:w="0" w:type="dxa"/>
+                    <w:bottom w:w="0" w:type="dxa"/>
+                    <w:end w:w="0" w:type="dxa"/>
+                  </w:tcMar>
+                  <w:shd w:fill="F2F2F2"/>
+                </w:tcPr>
+                <w:p>
+                  <w:pPr>
+                    <w:spacing w:after="0"/>
+                    <w:jc w:val="center"/>
+                  </w:pPr>
+                  <w:r>
+                    <w:rPr>
+                      <w:rFonts w:ascii="Aptos" w:hAnsi="Aptos"/>
+                      <w:sz w:val="10"/>
+                    </w:rPr>
+                  </w:r>
+                </w:p>
+              </w:tc>
+              <w:tc>
+                <w:tcPr>
+                  <w:tcW w:type="dxa" w:w="209"/>
+                  <w:tcMar>
+                    <w:top w:w="0" w:type="dxa"/>
+                    <w:start w:w="0" w:type="dxa"/>
+                    <w:bottom w:w="0" w:type="dxa"/>
+                    <w:end w:w="0" w:type="dxa"/>
+                  </w:tcMar>
+                  <w:shd w:fill="F2F2F2"/>
+                </w:tcPr>
+                <w:p>
+                  <w:pPr>
+                    <w:spacing w:after="0"/>
+                    <w:jc w:val="center"/>
+                  </w:pPr>
+                  <w:r>
+                    <w:rPr>
+                      <w:rFonts w:ascii="Aptos" w:hAnsi="Aptos"/>
+                      <w:sz w:val="10"/>
+                    </w:rPr>
+                  </w:r>
+                </w:p>
+              </w:tc>
+              <w:tc>
+                <w:tcPr>
+                  <w:tcW w:type="dxa" w:w="209"/>
+                  <w:tcMar>
+                    <w:top w:w="0" w:type="dxa"/>
+                    <w:start w:w="0" w:type="dxa"/>
+                    <w:bottom w:w="0" w:type="dxa"/>
+                    <w:end w:w="0" w:type="dxa"/>
+                  </w:tcMar>
+                  <w:shd w:fill="F2F2F2"/>
+                </w:tcPr>
+                <w:p>
+                  <w:pPr>
+                    <w:spacing w:after="0"/>
+                    <w:jc w:val="center"/>
+                  </w:pPr>
+                  <w:r>
+                    <w:rPr>
+                      <w:rFonts w:ascii="Aptos" w:hAnsi="Aptos"/>
+                      <w:sz w:val="10"/>
+                    </w:rPr>
+                  </w:r>
+                </w:p>
+              </w:tc>
+              <w:tc>
+                <w:tcPr>
+                  <w:tcW w:type="dxa" w:w="209"/>
+                  <w:tcMar>
+                    <w:top w:w="0" w:type="dxa"/>
+                    <w:start w:w="0" w:type="dxa"/>
+                    <w:bottom w:w="0" w:type="dxa"/>
+                    <w:end w:w="0" w:type="dxa"/>
+                  </w:tcMar>
+                  <w:shd w:fill="F2F2F2"/>
+                </w:tcPr>
+                <w:p>
+                  <w:pPr>
+                    <w:spacing w:after="0"/>
+                    <w:jc w:val="center"/>
+                  </w:pPr>
+                  <w:r>
+                    <w:rPr>
+                      <w:rFonts w:ascii="Aptos" w:hAnsi="Aptos"/>
+                      <w:sz w:val="10"/>
+                    </w:rPr>
+                  </w:r>
+                </w:p>
+              </w:tc>
+              <w:tc>
+                <w:tcPr>
+                  <w:tcW w:type="dxa" w:w="209"/>
+                  <w:tcMar>
+                    <w:top w:w="0" w:type="dxa"/>
+                    <w:start w:w="0" w:type="dxa"/>
+                    <w:bottom w:w="0" w:type="dxa"/>
+                    <w:end w:w="0" w:type="dxa"/>
+                  </w:tcMar>
+                  <w:shd w:fill="F2F2F2"/>
+                </w:tcPr>
+                <w:p>
+                  <w:pPr>
+                    <w:spacing w:after="0"/>
+                    <w:jc w:val="center"/>
+                  </w:pPr>
+                  <w:r>
+                    <w:rPr>
+                      <w:rFonts w:ascii="Aptos" w:hAnsi="Aptos"/>
+                      <w:sz w:val="10"/>
+                    </w:rPr>
+                  </w:r>
+                </w:p>
+              </w:tc>
+              <w:tc>
+                <w:tcPr>
+                  <w:tcW w:type="dxa" w:w="209"/>
+                  <w:tcMar>
+                    <w:top w:w="0" w:type="dxa"/>
+                    <w:start w:w="0" w:type="dxa"/>
+                    <w:bottom w:w="0" w:type="dxa"/>
+                    <w:end w:w="0" w:type="dxa"/>
+                  </w:tcMar>
+                  <w:shd w:fill="F2F2F2"/>
+                </w:tcPr>
+                <w:p>
+                  <w:pPr>
+                    <w:spacing w:after="0"/>
+                    <w:jc w:val="center"/>
+                  </w:pPr>
+                  <w:r>
+                    <w:rPr>
+                      <w:rFonts w:ascii="Aptos" w:hAnsi="Aptos"/>
+                      <w:sz w:val="10"/>
+                    </w:rPr>
+                  </w:r>
+                </w:p>
+              </w:tc>
+              <w:tc>
+                <w:tcPr>
+                  <w:tcW w:type="dxa" w:w="209"/>
+                  <w:tcMar>
+                    <w:top w:w="0" w:type="dxa"/>
+                    <w:start w:w="0" w:type="dxa"/>
+                    <w:bottom w:w="0" w:type="dxa"/>
+                    <w:end w:w="0" w:type="dxa"/>
+                  </w:tcMar>
+                  <w:shd w:fill="F2F2F2"/>
+                </w:tcPr>
+                <w:p>
+                  <w:pPr>
+                    <w:spacing w:after="0"/>
+                    <w:jc w:val="center"/>
+                  </w:pPr>
+                  <w:r>
+                    <w:rPr>
+                      <w:rFonts w:ascii="Aptos" w:hAnsi="Aptos"/>
+                      <w:sz w:val="10"/>
+                    </w:rPr>
+                  </w:r>
+                </w:p>
+              </w:tc>
+            </w:tr>
+            <w:tr>
+              <w:tc>
+                <w:tcPr>
+                  <w:tcW w:type="dxa" w:w="209"/>
+                  <w:tcMar>
+                    <w:top w:w="0" w:type="dxa"/>
+                    <w:start w:w="0" w:type="dxa"/>
+                    <w:bottom w:w="0" w:type="dxa"/>
+                    <w:end w:w="0" w:type="dxa"/>
+                  </w:tcMar>
+                  <w:shd w:fill="F2F2F2"/>
+                </w:tcPr>
+                <w:p>
+                  <w:pPr>
+                    <w:spacing w:after="0"/>
+                    <w:jc w:val="center"/>
+                  </w:pPr>
+                  <w:r>
+                    <w:rPr>
+                      <w:rFonts w:ascii="Aptos" w:hAnsi="Aptos"/>
+                      <w:sz w:val="10"/>
+                    </w:rPr>
+                  </w:r>
+                </w:p>
+              </w:tc>
+              <w:tc>
+                <w:tcPr>
+                  <w:tcW w:type="dxa" w:w="209"/>
+                  <w:tcMar>
+                    <w:top w:w="0" w:type="dxa"/>
+                    <w:start w:w="0" w:type="dxa"/>
+                    <w:bottom w:w="0" w:type="dxa"/>
+                    <w:end w:w="0" w:type="dxa"/>
+                  </w:tcMar>
+                  <w:shd w:fill="F2F2F2"/>
+                </w:tcPr>
+                <w:p>
+                  <w:pPr>
+                    <w:spacing w:after="0"/>
+                    <w:jc w:val="center"/>
+                  </w:pPr>
+                  <w:r>
+                    <w:rPr>
+                      <w:rFonts w:ascii="Aptos" w:hAnsi="Aptos"/>
+                      <w:sz w:val="10"/>
+                    </w:rPr>
+                  </w:r>
+                </w:p>
+              </w:tc>
+              <w:tc>
+                <w:tcPr>
+                  <w:tcW w:type="dxa" w:w="209"/>
+                  <w:tcMar>
+                    <w:top w:w="0" w:type="dxa"/>
+                    <w:start w:w="0" w:type="dxa"/>
+                    <w:bottom w:w="0" w:type="dxa"/>
+                    <w:end w:w="0" w:type="dxa"/>
+                  </w:tcMar>
+                  <w:shd w:fill="F2F2F2"/>
+                </w:tcPr>
+                <w:p>
+                  <w:pPr>
+                    <w:spacing w:after="0"/>
+                    <w:jc w:val="center"/>
+                  </w:pPr>
+                  <w:r>
+                    <w:rPr>
+                      <w:rFonts w:ascii="Aptos" w:hAnsi="Aptos"/>
+                      <w:sz w:val="10"/>
+                    </w:rPr>
+                  </w:r>
+                </w:p>
+              </w:tc>
+              <w:tc>
+                <w:tcPr>
+                  <w:tcW w:type="dxa" w:w="209"/>
+                  <w:tcMar>
+                    <w:top w:w="0" w:type="dxa"/>
+                    <w:start w:w="0" w:type="dxa"/>
+                    <w:bottom w:w="0" w:type="dxa"/>
+                    <w:end w:w="0" w:type="dxa"/>
+                  </w:tcMar>
+                  <w:shd w:fill="F2F2F2"/>
+                </w:tcPr>
+                <w:p>
+                  <w:pPr>
+                    <w:spacing w:after="0"/>
+                    <w:jc w:val="center"/>
+                  </w:pPr>
+                  <w:r>
+                    <w:rPr>
+                      <w:rFonts w:ascii="Aptos" w:hAnsi="Aptos"/>
+                      <w:sz w:val="10"/>
+                    </w:rPr>
+                  </w:r>
+                </w:p>
+              </w:tc>
+              <w:tc>
+                <w:tcPr>
+                  <w:tcW w:type="dxa" w:w="209"/>
+                  <w:tcMar>
+                    <w:top w:w="0" w:type="dxa"/>
+                    <w:start w:w="0" w:type="dxa"/>
+                    <w:bottom w:w="0" w:type="dxa"/>
+                    <w:end w:w="0" w:type="dxa"/>
+                  </w:tcMar>
+                  <w:shd w:fill="F2F2F2"/>
+                </w:tcPr>
+                <w:p>
+                  <w:pPr>
+                    <w:spacing w:after="0"/>
+                    <w:jc w:val="center"/>
+                  </w:pPr>
+                  <w:r>
+                    <w:rPr>
+                      <w:rFonts w:ascii="Aptos" w:hAnsi="Aptos"/>
+                      <w:sz w:val="10"/>
+                    </w:rPr>
+                  </w:r>
+                </w:p>
+              </w:tc>
+              <w:tc>
+                <w:tcPr>
+                  <w:tcW w:type="dxa" w:w="209"/>
+                  <w:tcMar>
+                    <w:top w:w="0" w:type="dxa"/>
+                    <w:start w:w="0" w:type="dxa"/>
+                    <w:bottom w:w="0" w:type="dxa"/>
+                    <w:end w:w="0" w:type="dxa"/>
+                  </w:tcMar>
+                  <w:shd w:fill="F2F2F2"/>
+                </w:tcPr>
+                <w:p>
+                  <w:pPr>
+                    <w:spacing w:after="0"/>
+                    <w:jc w:val="center"/>
+                  </w:pPr>
+                  <w:r>
+                    <w:rPr>
+                      <w:rFonts w:ascii="Aptos" w:hAnsi="Aptos"/>
+                      <w:sz w:val="10"/>
+                    </w:rPr>
+                  </w:r>
+                </w:p>
+              </w:tc>
+              <w:tc>
+                <w:tcPr>
+                  <w:tcW w:type="dxa" w:w="209"/>
+                  <w:tcMar>
+                    <w:top w:w="0" w:type="dxa"/>
+                    <w:start w:w="0" w:type="dxa"/>
+                    <w:bottom w:w="0" w:type="dxa"/>
+                    <w:end w:w="0" w:type="dxa"/>
+                  </w:tcMar>
+                  <w:shd w:fill="F2F2F2"/>
+                </w:tcPr>
+                <w:p>
+                  <w:pPr>
+                    <w:spacing w:after="0"/>
+                    <w:jc w:val="center"/>
+                  </w:pPr>
+                  <w:r>
+                    <w:rPr>
+                      <w:rFonts w:ascii="Aptos" w:hAnsi="Aptos"/>
+                      <w:sz w:val="10"/>
+                    </w:rPr>
+                  </w:r>
+                </w:p>
+              </w:tc>
+              <w:tc>
+                <w:tcPr>
+                  <w:tcW w:type="dxa" w:w="209"/>
+                  <w:tcMar>
+                    <w:top w:w="0" w:type="dxa"/>
+                    <w:start w:w="0" w:type="dxa"/>
+                    <w:bottom w:w="0" w:type="dxa"/>
+                    <w:end w:w="0" w:type="dxa"/>
+                  </w:tcMar>
+                  <w:shd w:fill="F2F2F2"/>
+                </w:tcPr>
+                <w:p>
+                  <w:pPr>
+                    <w:spacing w:after="0"/>
+                    <w:jc w:val="center"/>
+                  </w:pPr>
+                  <w:r>
+                    <w:rPr>
+                      <w:rFonts w:ascii="Aptos" w:hAnsi="Aptos"/>
+                      <w:sz w:val="10"/>
+                    </w:rPr>
+                  </w:r>
+                </w:p>
+              </w:tc>
+              <w:tc>
+                <w:tcPr>
+                  <w:tcW w:type="dxa" w:w="209"/>
+                  <w:tcMar>
+                    <w:top w:w="0" w:type="dxa"/>
+                    <w:start w:w="0" w:type="dxa"/>
+                    <w:bottom w:w="0" w:type="dxa"/>
+                    <w:end w:w="0" w:type="dxa"/>
+                  </w:tcMar>
+                  <w:shd w:fill="F2F2F2"/>
+                </w:tcPr>
+                <w:p>
+                  <w:pPr>
+                    <w:spacing w:after="0"/>
+                    <w:jc w:val="center"/>
+                  </w:pPr>
+                  <w:r>
+                    <w:rPr>
+                      <w:rFonts w:ascii="Aptos" w:hAnsi="Aptos"/>
+                      <w:sz w:val="10"/>
+                    </w:rPr>
+                  </w:r>
+                </w:p>
+              </w:tc>
+              <w:tc>
+                <w:tcPr>
+                  <w:tcW w:type="dxa" w:w="209"/>
+                  <w:tcMar>
+                    <w:top w:w="0" w:type="dxa"/>
+                    <w:start w:w="0" w:type="dxa"/>
+                    <w:bottom w:w="0" w:type="dxa"/>
+                    <w:end w:w="0" w:type="dxa"/>
+                  </w:tcMar>
+                  <w:shd w:fill="F2F2F2"/>
+                </w:tcPr>
+                <w:p>
+                  <w:pPr>
+                    <w:spacing w:after="0"/>
+                    <w:jc w:val="center"/>
+                  </w:pPr>
+                  <w:r>
+                    <w:rPr>
+                      <w:rFonts w:ascii="Aptos" w:hAnsi="Aptos"/>
+                      <w:sz w:val="10"/>
+                    </w:rPr>
+                  </w:r>
+                </w:p>
+              </w:tc>
+              <w:tc>
+                <w:tcPr>
+                  <w:tcW w:type="dxa" w:w="209"/>
+                  <w:tcMar>
+                    <w:top w:w="0" w:type="dxa"/>
+                    <w:start w:w="0" w:type="dxa"/>
+                    <w:bottom w:w="0" w:type="dxa"/>
+                    <w:end w:w="0" w:type="dxa"/>
+                  </w:tcMar>
+                  <w:shd w:fill="F2F2F2"/>
+                </w:tcPr>
+                <w:p>
+                  <w:pPr>
+                    <w:spacing w:after="0"/>
+                    <w:jc w:val="center"/>
+                  </w:pPr>
+                  <w:r>
+                    <w:rPr>
+                      <w:rFonts w:ascii="Aptos" w:hAnsi="Aptos"/>
+                      <w:sz w:val="10"/>
+                    </w:rPr>
+                  </w:r>
+                </w:p>
+              </w:tc>
+              <w:tc>
+                <w:tcPr>
+                  <w:tcW w:type="dxa" w:w="209"/>
+                  <w:tcMar>
+                    <w:top w:w="0" w:type="dxa"/>
+                    <w:start w:w="0" w:type="dxa"/>
+                    <w:bottom w:w="0" w:type="dxa"/>
+                    <w:end w:w="0" w:type="dxa"/>
+                  </w:tcMar>
+                  <w:shd w:fill="F2F2F2"/>
+                </w:tcPr>
+                <w:p>
+                  <w:pPr>
+                    <w:spacing w:after="0"/>
+                    <w:jc w:val="center"/>
+                  </w:pPr>
+                  <w:r>
+                    <w:rPr>
+                      <w:rFonts w:ascii="Aptos" w:hAnsi="Aptos"/>
+                      <w:sz w:val="10"/>
+                    </w:rPr>
+                  </w:r>
+                </w:p>
+              </w:tc>
+              <w:tc>
+                <w:tcPr>
+                  <w:tcW w:type="dxa" w:w="209"/>
+                  <w:tcMar>
+                    <w:top w:w="0" w:type="dxa"/>
+                    <w:start w:w="0" w:type="dxa"/>
+                    <w:bottom w:w="0" w:type="dxa"/>
+                    <w:end w:w="0" w:type="dxa"/>
+                  </w:tcMar>
+                  <w:shd w:fill="F2F2F2"/>
+                </w:tcPr>
+                <w:p>
+                  <w:pPr>
+                    <w:spacing w:after="0"/>
+                    <w:jc w:val="center"/>
+                  </w:pPr>
+                  <w:r>
+                    <w:rPr>
+                      <w:rFonts w:ascii="Aptos" w:hAnsi="Aptos"/>
+                      <w:sz w:val="10"/>
+                    </w:rPr>
+                  </w:r>
+                </w:p>
+              </w:tc>
+              <w:tc>
+                <w:tcPr>
+                  <w:tcW w:type="dxa" w:w="209"/>
+                  <w:tcMar>
+                    <w:top w:w="0" w:type="dxa"/>
+                    <w:start w:w="0" w:type="dxa"/>
+                    <w:bottom w:w="0" w:type="dxa"/>
+                    <w:end w:w="0" w:type="dxa"/>
+                  </w:tcMar>
+                  <w:shd w:fill="F2F2F2"/>
+                </w:tcPr>
+                <w:p>
+                  <w:pPr>
+                    <w:spacing w:after="0"/>
+                    <w:jc w:val="center"/>
+                  </w:pPr>
+                  <w:r>
+                    <w:rPr>
+                      <w:rFonts w:ascii="Aptos" w:hAnsi="Aptos"/>
+                      <w:sz w:val="10"/>
+                    </w:rPr>
+                  </w:r>
+                </w:p>
+              </w:tc>
+              <w:tc>
+                <w:tcPr>
+                  <w:tcW w:type="dxa" w:w="209"/>
+                  <w:tcMar>
+                    <w:top w:w="0" w:type="dxa"/>
+                    <w:start w:w="0" w:type="dxa"/>
+                    <w:bottom w:w="0" w:type="dxa"/>
+                    <w:end w:w="0" w:type="dxa"/>
+                  </w:tcMar>
+                  <w:shd w:fill="F2F2F2"/>
+                </w:tcPr>
+                <w:p>
+                  <w:pPr>
+                    <w:spacing w:after="0"/>
+                    <w:jc w:val="center"/>
+                  </w:pPr>
+                  <w:r>
+                    <w:rPr>
+                      <w:rFonts w:ascii="Aptos" w:hAnsi="Aptos"/>
+                      <w:sz w:val="10"/>
+                    </w:rPr>
+                  </w:r>
+                </w:p>
+              </w:tc>
+              <w:tc>
+                <w:tcPr>
+                  <w:tcW w:type="dxa" w:w="209"/>
+                  <w:tcMar>
+                    <w:top w:w="0" w:type="dxa"/>
+                    <w:start w:w="0" w:type="dxa"/>
+                    <w:bottom w:w="0" w:type="dxa"/>
+                    <w:end w:w="0" w:type="dxa"/>
+                  </w:tcMar>
+                  <w:shd w:fill="F2F2F2"/>
+                </w:tcPr>
+                <w:p>
+                  <w:pPr>
+                    <w:spacing w:after="0"/>
+                    <w:jc w:val="center"/>
+                  </w:pPr>
+                  <w:r>
+                    <w:rPr>
+                      <w:rFonts w:ascii="Aptos" w:hAnsi="Aptos"/>
+                      <w:sz w:val="10"/>
+                    </w:rPr>
+                  </w:r>
+                </w:p>
+              </w:tc>
+            </w:tr>
+            <w:tr>
+              <w:tc>
+                <w:tcPr>
+                  <w:tcW w:type="dxa" w:w="209"/>
+                  <w:tcMar>
+                    <w:top w:w="0" w:type="dxa"/>
+                    <w:start w:w="0" w:type="dxa"/>
+                    <w:bottom w:w="0" w:type="dxa"/>
+                    <w:end w:w="0" w:type="dxa"/>
+                  </w:tcMar>
+                  <w:shd w:fill="F2F2F2"/>
+                </w:tcPr>
+                <w:p>
+                  <w:pPr>
+                    <w:spacing w:after="0"/>
+                    <w:jc w:val="center"/>
+                  </w:pPr>
+                  <w:r>
+                    <w:rPr>
+                      <w:rFonts w:ascii="Aptos" w:hAnsi="Aptos"/>
+                      <w:sz w:val="10"/>
+                    </w:rPr>
+                  </w:r>
+                </w:p>
+              </w:tc>
+              <w:tc>
+                <w:tcPr>
+                  <w:tcW w:type="dxa" w:w="209"/>
+                  <w:tcMar>
+                    <w:top w:w="0" w:type="dxa"/>
+                    <w:start w:w="0" w:type="dxa"/>
+                    <w:bottom w:w="0" w:type="dxa"/>
+                    <w:end w:w="0" w:type="dxa"/>
+                  </w:tcMar>
+                  <w:shd w:fill="F2F2F2"/>
+                </w:tcPr>
+                <w:p>
+                  <w:pPr>
+                    <w:spacing w:after="0"/>
+                    <w:jc w:val="center"/>
+                  </w:pPr>
+                  <w:r>
+                    <w:rPr>
+                      <w:rFonts w:ascii="Aptos" w:hAnsi="Aptos"/>
+                      <w:sz w:val="10"/>
+                    </w:rPr>
+                  </w:r>
+                </w:p>
+              </w:tc>
+              <w:tc>
+                <w:tcPr>
+                  <w:tcW w:type="dxa" w:w="209"/>
+                  <w:tcMar>
+                    <w:top w:w="0" w:type="dxa"/>
+                    <w:start w:w="0" w:type="dxa"/>
+                    <w:bottom w:w="0" w:type="dxa"/>
+                    <w:end w:w="0" w:type="dxa"/>
+                  </w:tcMar>
+                  <w:shd w:fill="F2F2F2"/>
+                </w:tcPr>
+                <w:p>
+                  <w:pPr>
+                    <w:spacing w:after="0"/>
+                    <w:jc w:val="center"/>
+                  </w:pPr>
+                  <w:r>
+                    <w:rPr>
+                      <w:rFonts w:ascii="Aptos" w:hAnsi="Aptos"/>
+                      <w:sz w:val="10"/>
+                    </w:rPr>
+                  </w:r>
+                </w:p>
+              </w:tc>
+              <w:tc>
+                <w:tcPr>
+                  <w:tcW w:type="dxa" w:w="209"/>
+                  <w:tcMar>
+                    <w:top w:w="0" w:type="dxa"/>
+                    <w:start w:w="0" w:type="dxa"/>
+                    <w:bottom w:w="0" w:type="dxa"/>
+                    <w:end w:w="0" w:type="dxa"/>
+                  </w:tcMar>
+                  <w:shd w:fill="F2F2F2"/>
+                </w:tcPr>
+                <w:p>
+                  <w:pPr>
+                    <w:spacing w:after="0"/>
+                    <w:jc w:val="center"/>
+                  </w:pPr>
+                  <w:r>
+                    <w:rPr>
+                      <w:rFonts w:ascii="Aptos" w:hAnsi="Aptos"/>
+                      <w:sz w:val="10"/>
+                    </w:rPr>
+                  </w:r>
+                </w:p>
+              </w:tc>
+              <w:tc>
+                <w:tcPr>
+                  <w:tcW w:type="dxa" w:w="209"/>
+                  <w:tcMar>
+                    <w:top w:w="0" w:type="dxa"/>
+                    <w:start w:w="0" w:type="dxa"/>
+                    <w:bottom w:w="0" w:type="dxa"/>
+                    <w:end w:w="0" w:type="dxa"/>
+                  </w:tcMar>
+                  <w:shd w:fill="F2F2F2"/>
+                </w:tcPr>
+                <w:p>
+                  <w:pPr>
+                    <w:spacing w:after="0"/>
+                    <w:jc w:val="center"/>
+                  </w:pPr>
+                  <w:r>
+                    <w:rPr>
+                      <w:rFonts w:ascii="Aptos" w:hAnsi="Aptos"/>
+                      <w:sz w:val="10"/>
+                    </w:rPr>
+                  </w:r>
+                </w:p>
+              </w:tc>
+              <w:tc>
+                <w:tcPr>
+                  <w:tcW w:type="dxa" w:w="209"/>
+                  <w:tcMar>
+                    <w:top w:w="0" w:type="dxa"/>
+                    <w:start w:w="0" w:type="dxa"/>
+                    <w:bottom w:w="0" w:type="dxa"/>
+                    <w:end w:w="0" w:type="dxa"/>
+                  </w:tcMar>
+                  <w:shd w:fill="F2F2F2"/>
+                </w:tcPr>
+                <w:p>
+                  <w:pPr>
+                    <w:spacing w:after="0"/>
+                    <w:jc w:val="center"/>
+                  </w:pPr>
+                  <w:r>
+                    <w:rPr>
+                      <w:rFonts w:ascii="Aptos" w:hAnsi="Aptos"/>
+                      <w:sz w:val="10"/>
+                    </w:rPr>
+                  </w:r>
+                </w:p>
+              </w:tc>
+              <w:tc>
+                <w:tcPr>
+                  <w:tcW w:type="dxa" w:w="209"/>
+                  <w:tcMar>
+                    <w:top w:w="0" w:type="dxa"/>
+                    <w:start w:w="0" w:type="dxa"/>
+                    <w:bottom w:w="0" w:type="dxa"/>
+                    <w:end w:w="0" w:type="dxa"/>
+                  </w:tcMar>
+                  <w:shd w:fill="F2F2F2"/>
+                </w:tcPr>
+                <w:p>
+                  <w:pPr>
+                    <w:spacing w:after="0"/>
+                    <w:jc w:val="center"/>
+                  </w:pPr>
+                  <w:r>
+                    <w:rPr>
+                      <w:rFonts w:ascii="Aptos" w:hAnsi="Aptos"/>
+                      <w:sz w:val="10"/>
+                    </w:rPr>
+                  </w:r>
+                </w:p>
+              </w:tc>
+              <w:tc>
+                <w:tcPr>
+                  <w:tcW w:type="dxa" w:w="209"/>
+                  <w:tcMar>
+                    <w:top w:w="0" w:type="dxa"/>
+                    <w:start w:w="0" w:type="dxa"/>
+                    <w:bottom w:w="0" w:type="dxa"/>
+                    <w:end w:w="0" w:type="dxa"/>
+                  </w:tcMar>
+                  <w:shd w:fill="F2F2F2"/>
+                </w:tcPr>
+                <w:p>
+                  <w:pPr>
+                    <w:spacing w:after="0"/>
+                    <w:jc w:val="center"/>
+                  </w:pPr>
+                  <w:r>
+                    <w:rPr>
+                      <w:rFonts w:ascii="Aptos" w:hAnsi="Aptos"/>
+                      <w:sz w:val="10"/>
+                    </w:rPr>
+                  </w:r>
+                </w:p>
+              </w:tc>
+              <w:tc>
+                <w:tcPr>
+                  <w:tcW w:type="dxa" w:w="209"/>
+                  <w:tcMar>
+                    <w:top w:w="0" w:type="dxa"/>
+                    <w:start w:w="0" w:type="dxa"/>
+                    <w:bottom w:w="0" w:type="dxa"/>
+                    <w:end w:w="0" w:type="dxa"/>
+                  </w:tcMar>
+                  <w:shd w:fill="F2F2F2"/>
+                </w:tcPr>
+                <w:p>
+                  <w:pPr>
+                    <w:spacing w:after="0"/>
+                    <w:jc w:val="center"/>
+                  </w:pPr>
+                  <w:r>
+                    <w:rPr>
+                      <w:rFonts w:ascii="Aptos" w:hAnsi="Aptos"/>
+                      <w:sz w:val="10"/>
+                    </w:rPr>
+                  </w:r>
+                </w:p>
+              </w:tc>
+              <w:tc>
+                <w:tcPr>
+                  <w:tcW w:type="dxa" w:w="209"/>
+                  <w:tcMar>
+                    <w:top w:w="0" w:type="dxa"/>
+                    <w:start w:w="0" w:type="dxa"/>
+                    <w:bottom w:w="0" w:type="dxa"/>
+                    <w:end w:w="0" w:type="dxa"/>
+                  </w:tcMar>
+                  <w:shd w:fill="F2F2F2"/>
+                </w:tcPr>
+                <w:p>
+                  <w:pPr>
+                    <w:spacing w:after="0"/>
+                    <w:jc w:val="center"/>
+                  </w:pPr>
+                  <w:r>
+                    <w:rPr>
+                      <w:rFonts w:ascii="Aptos" w:hAnsi="Aptos"/>
+                      <w:sz w:val="10"/>
+                    </w:rPr>
+                  </w:r>
+                </w:p>
+              </w:tc>
+              <w:tc>
+                <w:tcPr>
+                  <w:tcW w:type="dxa" w:w="209"/>
+                  <w:tcMar>
+                    <w:top w:w="0" w:type="dxa"/>
+                    <w:start w:w="0" w:type="dxa"/>
+                    <w:bottom w:w="0" w:type="dxa"/>
+                    <w:end w:w="0" w:type="dxa"/>
+                  </w:tcMar>
+                  <w:shd w:fill="F2F2F2"/>
+                </w:tcPr>
+                <w:p>
+                  <w:pPr>
+                    <w:spacing w:after="0"/>
+                    <w:jc w:val="center"/>
+                  </w:pPr>
+                  <w:r>
+                    <w:rPr>
+                      <w:rFonts w:ascii="Aptos" w:hAnsi="Aptos"/>
+                      <w:sz w:val="10"/>
+                    </w:rPr>
+                  </w:r>
+                </w:p>
+              </w:tc>
+              <w:tc>
+                <w:tcPr>
+                  <w:tcW w:type="dxa" w:w="209"/>
+                  <w:tcMar>
+                    <w:top w:w="0" w:type="dxa"/>
+                    <w:start w:w="0" w:type="dxa"/>
+                    <w:bottom w:w="0" w:type="dxa"/>
+                    <w:end w:w="0" w:type="dxa"/>
+                  </w:tcMar>
+                  <w:shd w:fill="F2F2F2"/>
+                </w:tcPr>
+                <w:p>
+                  <w:pPr>
+                    <w:spacing w:after="0"/>
+                    <w:jc w:val="center"/>
+                  </w:pPr>
+                  <w:r>
+                    <w:rPr>
+                      <w:rFonts w:ascii="Aptos" w:hAnsi="Aptos"/>
+                      <w:sz w:val="10"/>
+                    </w:rPr>
+                  </w:r>
+                </w:p>
+              </w:tc>
+              <w:tc>
+                <w:tcPr>
+                  <w:tcW w:type="dxa" w:w="209"/>
+                  <w:tcMar>
+                    <w:top w:w="0" w:type="dxa"/>
+                    <w:start w:w="0" w:type="dxa"/>
+                    <w:bottom w:w="0" w:type="dxa"/>
+                    <w:end w:w="0" w:type="dxa"/>
+                  </w:tcMar>
+                  <w:shd w:fill="F2F2F2"/>
+                </w:tcPr>
+                <w:p>
+                  <w:pPr>
+                    <w:spacing w:after="0"/>
+                    <w:jc w:val="center"/>
+                  </w:pPr>
+                  <w:r>
+                    <w:rPr>
+                      <w:rFonts w:ascii="Aptos" w:hAnsi="Aptos"/>
+                      <w:sz w:val="10"/>
+                    </w:rPr>
+                  </w:r>
+                </w:p>
+              </w:tc>
+              <w:tc>
+                <w:tcPr>
+                  <w:tcW w:type="dxa" w:w="209"/>
+                  <w:tcMar>
+                    <w:top w:w="0" w:type="dxa"/>
+                    <w:start w:w="0" w:type="dxa"/>
+                    <w:bottom w:w="0" w:type="dxa"/>
+                    <w:end w:w="0" w:type="dxa"/>
+                  </w:tcMar>
+                  <w:shd w:fill="F2F2F2"/>
+                </w:tcPr>
+                <w:p>
+                  <w:pPr>
+                    <w:spacing w:after="0"/>
+                    <w:jc w:val="center"/>
+                  </w:pPr>
+                  <w:r>
+                    <w:rPr>
+                      <w:rFonts w:ascii="Aptos" w:hAnsi="Aptos"/>
+                      <w:sz w:val="10"/>
+                    </w:rPr>
+                  </w:r>
+                </w:p>
+              </w:tc>
+              <w:tc>
+                <w:tcPr>
+                  <w:tcW w:type="dxa" w:w="209"/>
+                  <w:tcMar>
+                    <w:top w:w="0" w:type="dxa"/>
+                    <w:start w:w="0" w:type="dxa"/>
+                    <w:bottom w:w="0" w:type="dxa"/>
+                    <w:end w:w="0" w:type="dxa"/>
+                  </w:tcMar>
+                  <w:shd w:fill="F2F2F2"/>
+                </w:tcPr>
+                <w:p>
+                  <w:pPr>
+                    <w:spacing w:after="0"/>
+                    <w:jc w:val="center"/>
+                  </w:pPr>
+                  <w:r>
+                    <w:rPr>
+                      <w:rFonts w:ascii="Aptos" w:hAnsi="Aptos"/>
+                      <w:sz w:val="10"/>
+                    </w:rPr>
+                  </w:r>
+                </w:p>
+              </w:tc>
+              <w:tc>
+                <w:tcPr>
+                  <w:tcW w:type="dxa" w:w="209"/>
+                  <w:tcMar>
+                    <w:top w:w="0" w:type="dxa"/>
+                    <w:start w:w="0" w:type="dxa"/>
+                    <w:bottom w:w="0" w:type="dxa"/>
+                    <w:end w:w="0" w:type="dxa"/>
+                  </w:tcMar>
+                  <w:shd w:fill="F2F2F2"/>
+                </w:tcPr>
+                <w:p>
+                  <w:pPr>
+                    <w:spacing w:after="0"/>
+                    <w:jc w:val="center"/>
+                  </w:pPr>
+                  <w:r>
+                    <w:rPr>
+                      <w:rFonts w:ascii="Aptos" w:hAnsi="Aptos"/>
+                      <w:sz w:val="10"/>
+                    </w:rPr>
+                  </w:r>
+                </w:p>
+              </w:tc>
+            </w:tr>
+            <w:tr>
+              <w:tc>
+                <w:tcPr>
+                  <w:tcW w:type="dxa" w:w="209"/>
+                  <w:tcMar>
+                    <w:top w:w="0" w:type="dxa"/>
+                    <w:start w:w="0" w:type="dxa"/>
+                    <w:bottom w:w="0" w:type="dxa"/>
+                    <w:end w:w="0" w:type="dxa"/>
+                  </w:tcMar>
+                  <w:shd w:fill="F2F2F2"/>
+                </w:tcPr>
+                <w:p>
+                  <w:pPr>
+                    <w:spacing w:after="0"/>
+                    <w:jc w:val="center"/>
+                  </w:pPr>
+                  <w:r>
+                    <w:rPr>
+                      <w:rFonts w:ascii="Aptos" w:hAnsi="Aptos"/>
+                      <w:sz w:val="10"/>
+                    </w:rPr>
+                  </w:r>
+                </w:p>
+              </w:tc>
+              <w:tc>
+                <w:tcPr>
+                  <w:tcW w:type="dxa" w:w="209"/>
+                  <w:tcMar>
+                    <w:top w:w="0" w:type="dxa"/>
+                    <w:start w:w="0" w:type="dxa"/>
+                    <w:bottom w:w="0" w:type="dxa"/>
+                    <w:end w:w="0" w:type="dxa"/>
+                  </w:tcMar>
+                  <w:shd w:fill="F2F2F2"/>
+                </w:tcPr>
+                <w:p>
+                  <w:pPr>
+                    <w:spacing w:after="0"/>
+                    <w:jc w:val="center"/>
+                  </w:pPr>
+                  <w:r>
+                    <w:rPr>
+                      <w:rFonts w:ascii="Aptos" w:hAnsi="Aptos"/>
+                      <w:sz w:val="10"/>
+                    </w:rPr>
+                  </w:r>
+                </w:p>
+              </w:tc>
+              <w:tc>
+                <w:tcPr>
+                  <w:tcW w:type="dxa" w:w="209"/>
+                  <w:tcMar>
+                    <w:top w:w="0" w:type="dxa"/>
+                    <w:start w:w="0" w:type="dxa"/>
+                    <w:bottom w:w="0" w:type="dxa"/>
+                    <w:end w:w="0" w:type="dxa"/>
+                  </w:tcMar>
+                  <w:shd w:fill="F2F2F2"/>
+                </w:tcPr>
+                <w:p>
+                  <w:pPr>
+                    <w:spacing w:after="0"/>
+                    <w:jc w:val="center"/>
+                  </w:pPr>
+                  <w:r>
+                    <w:rPr>
+                      <w:rFonts w:ascii="Aptos" w:hAnsi="Aptos"/>
+                      <w:sz w:val="10"/>
+                    </w:rPr>
+                  </w:r>
+                </w:p>
+              </w:tc>
+              <w:tc>
+                <w:tcPr>
+                  <w:tcW w:type="dxa" w:w="209"/>
+                  <w:tcMar>
+                    <w:top w:w="0" w:type="dxa"/>
+                    <w:start w:w="0" w:type="dxa"/>
+                    <w:bottom w:w="0" w:type="dxa"/>
+                    <w:end w:w="0" w:type="dxa"/>
+                  </w:tcMar>
+                  <w:shd w:fill="F2F2F2"/>
+                </w:tcPr>
+                <w:p>
+                  <w:pPr>
+                    <w:spacing w:after="0"/>
+                    <w:jc w:val="center"/>
+                  </w:pPr>
+                  <w:r>
+                    <w:rPr>
+                      <w:rFonts w:ascii="Aptos" w:hAnsi="Aptos"/>
+                      <w:sz w:val="10"/>
+                    </w:rPr>
+                  </w:r>
+                </w:p>
+              </w:tc>
+              <w:tc>
+                <w:tcPr>
+                  <w:tcW w:type="dxa" w:w="209"/>
+                  <w:tcMar>
+                    <w:top w:w="0" w:type="dxa"/>
+                    <w:start w:w="0" w:type="dxa"/>
+                    <w:bottom w:w="0" w:type="dxa"/>
+                    <w:end w:w="0" w:type="dxa"/>
+                  </w:tcMar>
+                  <w:shd w:fill="F2F2F2"/>
+                </w:tcPr>
+                <w:p>
+                  <w:pPr>
+                    <w:spacing w:after="0"/>
+                    <w:jc w:val="center"/>
+                  </w:pPr>
+                  <w:r>
+                    <w:rPr>
+                      <w:rFonts w:ascii="Aptos" w:hAnsi="Aptos"/>
+                      <w:sz w:val="10"/>
+                    </w:rPr>
+                  </w:r>
+                </w:p>
+              </w:tc>
+              <w:tc>
+                <w:tcPr>
+                  <w:tcW w:type="dxa" w:w="209"/>
+                  <w:tcMar>
+                    <w:top w:w="0" w:type="dxa"/>
+                    <w:start w:w="0" w:type="dxa"/>
+                    <w:bottom w:w="0" w:type="dxa"/>
+                    <w:end w:w="0" w:type="dxa"/>
+                  </w:tcMar>
+                  <w:shd w:fill="F2F2F2"/>
+                </w:tcPr>
+                <w:p>
+                  <w:pPr>
+                    <w:spacing w:after="0"/>
+                    <w:jc w:val="center"/>
+                  </w:pPr>
+                  <w:r>
+                    <w:rPr>
+                      <w:rFonts w:ascii="Aptos" w:hAnsi="Aptos"/>
+                      <w:sz w:val="10"/>
+                    </w:rPr>
+                  </w:r>
+                </w:p>
+              </w:tc>
+              <w:tc>
+                <w:tcPr>
+                  <w:tcW w:type="dxa" w:w="209"/>
+                  <w:tcMar>
+                    <w:top w:w="0" w:type="dxa"/>
+                    <w:start w:w="0" w:type="dxa"/>
+                    <w:bottom w:w="0" w:type="dxa"/>
+                    <w:end w:w="0" w:type="dxa"/>
+                  </w:tcMar>
+                  <w:shd w:fill="F2F2F2"/>
+                </w:tcPr>
+                <w:p>
+                  <w:pPr>
+                    <w:spacing w:after="0"/>
+                    <w:jc w:val="center"/>
+                  </w:pPr>
+                  <w:r>
+                    <w:rPr>
+                      <w:rFonts w:ascii="Aptos" w:hAnsi="Aptos"/>
+                      <w:sz w:val="10"/>
+                    </w:rPr>
+                  </w:r>
+                </w:p>
+              </w:tc>
+              <w:tc>
+                <w:tcPr>
+                  <w:tcW w:type="dxa" w:w="209"/>
+                  <w:tcMar>
+                    <w:top w:w="0" w:type="dxa"/>
+                    <w:start w:w="0" w:type="dxa"/>
+                    <w:bottom w:w="0" w:type="dxa"/>
+                    <w:end w:w="0" w:type="dxa"/>
+                  </w:tcMar>
+                  <w:shd w:fill="F2F2F2"/>
+                </w:tcPr>
+                <w:p>
+                  <w:pPr>
+                    <w:spacing w:after="0"/>
+                    <w:jc w:val="center"/>
+                  </w:pPr>
+                  <w:r>
+                    <w:rPr>
+                      <w:rFonts w:ascii="Aptos" w:hAnsi="Aptos"/>
+                      <w:sz w:val="10"/>
+                    </w:rPr>
+                  </w:r>
+                </w:p>
+              </w:tc>
+              <w:tc>
+                <w:tcPr>
+                  <w:tcW w:type="dxa" w:w="209"/>
+                  <w:tcMar>
+                    <w:top w:w="0" w:type="dxa"/>
+                    <w:start w:w="0" w:type="dxa"/>
+                    <w:bottom w:w="0" w:type="dxa"/>
+                    <w:end w:w="0" w:type="dxa"/>
+                  </w:tcMar>
+                  <w:shd w:fill="F4B183"/>
+                </w:tcPr>
+                <w:p>
+                  <w:pPr>
+                    <w:spacing w:after="0"/>
+                    <w:jc w:val="center"/>
+                  </w:pPr>
+                  <w:r>
+                    <w:rPr>
+                      <w:rFonts w:ascii="Aptos" w:hAnsi="Aptos"/>
+                      <w:sz w:val="10"/>
+                    </w:rPr>
+                    <w:t>•</w:t>
+                  </w:r>
+                </w:p>
+              </w:tc>
+              <w:tc>
+                <w:tcPr>
+                  <w:tcW w:type="dxa" w:w="209"/>
+                  <w:tcMar>
+                    <w:top w:w="0" w:type="dxa"/>
+                    <w:start w:w="0" w:type="dxa"/>
+                    <w:bottom w:w="0" w:type="dxa"/>
+                    <w:end w:w="0" w:type="dxa"/>
+                  </w:tcMar>
+                  <w:shd w:fill="F2F2F2"/>
+                </w:tcPr>
+                <w:p>
+                  <w:pPr>
+                    <w:spacing w:after="0"/>
+                    <w:jc w:val="center"/>
+                  </w:pPr>
+                  <w:r>
+                    <w:rPr>
+                      <w:rFonts w:ascii="Aptos" w:hAnsi="Aptos"/>
+                      <w:sz w:val="10"/>
+                    </w:rPr>
+                  </w:r>
+                </w:p>
+              </w:tc>
+              <w:tc>
+                <w:tcPr>
+                  <w:tcW w:type="dxa" w:w="209"/>
+                  <w:tcMar>
+                    <w:top w:w="0" w:type="dxa"/>
+                    <w:start w:w="0" w:type="dxa"/>
+                    <w:bottom w:w="0" w:type="dxa"/>
+                    <w:end w:w="0" w:type="dxa"/>
+                  </w:tcMar>
+                  <w:shd w:fill="F2F2F2"/>
+                </w:tcPr>
+                <w:p>
+                  <w:pPr>
+                    <w:spacing w:after="0"/>
+                    <w:jc w:val="center"/>
+                  </w:pPr>
+                  <w:r>
+                    <w:rPr>
+                      <w:rFonts w:ascii="Aptos" w:hAnsi="Aptos"/>
+                      <w:sz w:val="10"/>
+                    </w:rPr>
+                  </w:r>
+                </w:p>
+              </w:tc>
+              <w:tc>
+                <w:tcPr>
+                  <w:tcW w:type="dxa" w:w="209"/>
+                  <w:tcMar>
+                    <w:top w:w="0" w:type="dxa"/>
+                    <w:start w:w="0" w:type="dxa"/>
+                    <w:bottom w:w="0" w:type="dxa"/>
+                    <w:end w:w="0" w:type="dxa"/>
+                  </w:tcMar>
+                  <w:shd w:fill="F2F2F2"/>
+                </w:tcPr>
+                <w:p>
+                  <w:pPr>
+                    <w:spacing w:after="0"/>
+                    <w:jc w:val="center"/>
+                  </w:pPr>
+                  <w:r>
+                    <w:rPr>
+                      <w:rFonts w:ascii="Aptos" w:hAnsi="Aptos"/>
+                      <w:sz w:val="10"/>
+                    </w:rPr>
+                  </w:r>
+                </w:p>
+              </w:tc>
+              <w:tc>
+                <w:tcPr>
+                  <w:tcW w:type="dxa" w:w="209"/>
+                  <w:tcMar>
+                    <w:top w:w="0" w:type="dxa"/>
+                    <w:start w:w="0" w:type="dxa"/>
+                    <w:bottom w:w="0" w:type="dxa"/>
+                    <w:end w:w="0" w:type="dxa"/>
+                  </w:tcMar>
+                  <w:shd w:fill="F2F2F2"/>
+                </w:tcPr>
+                <w:p>
+                  <w:pPr>
+                    <w:spacing w:after="0"/>
+                    <w:jc w:val="center"/>
+                  </w:pPr>
+                  <w:r>
+                    <w:rPr>
+                      <w:rFonts w:ascii="Aptos" w:hAnsi="Aptos"/>
+                      <w:sz w:val="10"/>
+                    </w:rPr>
+                  </w:r>
+                </w:p>
+              </w:tc>
+              <w:tc>
+                <w:tcPr>
+                  <w:tcW w:type="dxa" w:w="209"/>
+                  <w:tcMar>
+                    <w:top w:w="0" w:type="dxa"/>
+                    <w:start w:w="0" w:type="dxa"/>
+                    <w:bottom w:w="0" w:type="dxa"/>
+                    <w:end w:w="0" w:type="dxa"/>
+                  </w:tcMar>
+                  <w:shd w:fill="F2F2F2"/>
+                </w:tcPr>
+                <w:p>
+                  <w:pPr>
+                    <w:spacing w:after="0"/>
+                    <w:jc w:val="center"/>
+                  </w:pPr>
+                  <w:r>
+                    <w:rPr>
+                      <w:rFonts w:ascii="Aptos" w:hAnsi="Aptos"/>
+                      <w:sz w:val="10"/>
+                    </w:rPr>
+                  </w:r>
+                </w:p>
+              </w:tc>
+              <w:tc>
+                <w:tcPr>
+                  <w:tcW w:type="dxa" w:w="209"/>
+                  <w:tcMar>
+                    <w:top w:w="0" w:type="dxa"/>
+                    <w:start w:w="0" w:type="dxa"/>
+                    <w:bottom w:w="0" w:type="dxa"/>
+                    <w:end w:w="0" w:type="dxa"/>
+                  </w:tcMar>
+                  <w:shd w:fill="F2F2F2"/>
+                </w:tcPr>
+                <w:p>
+                  <w:pPr>
+                    <w:spacing w:after="0"/>
+                    <w:jc w:val="center"/>
+                  </w:pPr>
+                  <w:r>
+                    <w:rPr>
+                      <w:rFonts w:ascii="Aptos" w:hAnsi="Aptos"/>
+                      <w:sz w:val="10"/>
+                    </w:rPr>
+                  </w:r>
+                </w:p>
+              </w:tc>
+              <w:tc>
+                <w:tcPr>
+                  <w:tcW w:type="dxa" w:w="209"/>
+                  <w:tcMar>
+                    <w:top w:w="0" w:type="dxa"/>
+                    <w:start w:w="0" w:type="dxa"/>
+                    <w:bottom w:w="0" w:type="dxa"/>
+                    <w:end w:w="0" w:type="dxa"/>
+                  </w:tcMar>
+                  <w:shd w:fill="F2F2F2"/>
+                </w:tcPr>
+                <w:p>
+                  <w:pPr>
+                    <w:spacing w:after="0"/>
+                    <w:jc w:val="center"/>
+                  </w:pPr>
+                  <w:r>
+                    <w:rPr>
+                      <w:rFonts w:ascii="Aptos" w:hAnsi="Aptos"/>
+                      <w:sz w:val="10"/>
+                    </w:rPr>
+                  </w:r>
+                </w:p>
+              </w:tc>
+            </w:tr>
+            <w:tr>
+              <w:tc>
+                <w:tcPr>
+                  <w:tcW w:type="dxa" w:w="209"/>
+                  <w:tcMar>
+                    <w:top w:w="0" w:type="dxa"/>
+                    <w:start w:w="0" w:type="dxa"/>
+                    <w:bottom w:w="0" w:type="dxa"/>
+                    <w:end w:w="0" w:type="dxa"/>
+                  </w:tcMar>
+                  <w:shd w:fill="F2F2F2"/>
+                </w:tcPr>
+                <w:p>
+                  <w:pPr>
+                    <w:spacing w:after="0"/>
+                    <w:jc w:val="center"/>
+                  </w:pPr>
+                  <w:r>
+                    <w:rPr>
+                      <w:rFonts w:ascii="Aptos" w:hAnsi="Aptos"/>
+                      <w:sz w:val="10"/>
+                    </w:rPr>
+                  </w:r>
+                </w:p>
+              </w:tc>
+              <w:tc>
+                <w:tcPr>
+                  <w:tcW w:type="dxa" w:w="209"/>
+                  <w:tcMar>
+                    <w:top w:w="0" w:type="dxa"/>
+                    <w:start w:w="0" w:type="dxa"/>
+                    <w:bottom w:w="0" w:type="dxa"/>
+                    <w:end w:w="0" w:type="dxa"/>
+                  </w:tcMar>
+                  <w:shd w:fill="F2F2F2"/>
+                </w:tcPr>
+                <w:p>
+                  <w:pPr>
+                    <w:spacing w:after="0"/>
+                    <w:jc w:val="center"/>
+                  </w:pPr>
+                  <w:r>
+                    <w:rPr>
+                      <w:rFonts w:ascii="Aptos" w:hAnsi="Aptos"/>
+                      <w:sz w:val="10"/>
+                    </w:rPr>
+                  </w:r>
+                </w:p>
+              </w:tc>
+              <w:tc>
+                <w:tcPr>
+                  <w:tcW w:type="dxa" w:w="209"/>
+                  <w:tcMar>
+                    <w:top w:w="0" w:type="dxa"/>
+                    <w:start w:w="0" w:type="dxa"/>
+                    <w:bottom w:w="0" w:type="dxa"/>
+                    <w:end w:w="0" w:type="dxa"/>
+                  </w:tcMar>
+                  <w:shd w:fill="F2F2F2"/>
+                </w:tcPr>
+                <w:p>
+                  <w:pPr>
+                    <w:spacing w:after="0"/>
+                    <w:jc w:val="center"/>
+                  </w:pPr>
+                  <w:r>
+                    <w:rPr>
+                      <w:rFonts w:ascii="Aptos" w:hAnsi="Aptos"/>
+                      <w:sz w:val="10"/>
+                    </w:rPr>
+                  </w:r>
+                </w:p>
+              </w:tc>
+              <w:tc>
+                <w:tcPr>
+                  <w:tcW w:type="dxa" w:w="209"/>
+                  <w:tcMar>
+                    <w:top w:w="0" w:type="dxa"/>
+                    <w:start w:w="0" w:type="dxa"/>
+                    <w:bottom w:w="0" w:type="dxa"/>
+                    <w:end w:w="0" w:type="dxa"/>
+                  </w:tcMar>
+                  <w:shd w:fill="F2F2F2"/>
+                </w:tcPr>
+                <w:p>
+                  <w:pPr>
+                    <w:spacing w:after="0"/>
+                    <w:jc w:val="center"/>
+                  </w:pPr>
+                  <w:r>
+                    <w:rPr>
+                      <w:rFonts w:ascii="Aptos" w:hAnsi="Aptos"/>
+                      <w:sz w:val="10"/>
+                    </w:rPr>
+                  </w:r>
+                </w:p>
+              </w:tc>
+              <w:tc>
+                <w:tcPr>
+                  <w:tcW w:type="dxa" w:w="209"/>
+                  <w:tcMar>
+                    <w:top w:w="0" w:type="dxa"/>
+                    <w:start w:w="0" w:type="dxa"/>
+                    <w:bottom w:w="0" w:type="dxa"/>
+                    <w:end w:w="0" w:type="dxa"/>
+                  </w:tcMar>
+                  <w:shd w:fill="F2F2F2"/>
+                </w:tcPr>
+                <w:p>
+                  <w:pPr>
+                    <w:spacing w:after="0"/>
+                    <w:jc w:val="center"/>
+                  </w:pPr>
+                  <w:r>
+                    <w:rPr>
+                      <w:rFonts w:ascii="Aptos" w:hAnsi="Aptos"/>
+                      <w:sz w:val="10"/>
+                    </w:rPr>
+                  </w:r>
+                </w:p>
+              </w:tc>
+              <w:tc>
+                <w:tcPr>
+                  <w:tcW w:type="dxa" w:w="209"/>
+                  <w:tcMar>
+                    <w:top w:w="0" w:type="dxa"/>
+                    <w:start w:w="0" w:type="dxa"/>
+                    <w:bottom w:w="0" w:type="dxa"/>
+                    <w:end w:w="0" w:type="dxa"/>
+                  </w:tcMar>
+                  <w:shd w:fill="F2F2F2"/>
+                </w:tcPr>
+                <w:p>
+                  <w:pPr>
+                    <w:spacing w:after="0"/>
+                    <w:jc w:val="center"/>
+                  </w:pPr>
+                  <w:r>
+                    <w:rPr>
+                      <w:rFonts w:ascii="Aptos" w:hAnsi="Aptos"/>
+                      <w:sz w:val="10"/>
+                    </w:rPr>
+                  </w:r>
+                </w:p>
+              </w:tc>
+              <w:tc>
+                <w:tcPr>
+                  <w:tcW w:type="dxa" w:w="209"/>
+                  <w:tcMar>
+                    <w:top w:w="0" w:type="dxa"/>
+                    <w:start w:w="0" w:type="dxa"/>
+                    <w:bottom w:w="0" w:type="dxa"/>
+                    <w:end w:w="0" w:type="dxa"/>
+                  </w:tcMar>
+                  <w:shd w:fill="F2F2F2"/>
+                </w:tcPr>
+                <w:p>
+                  <w:pPr>
+                    <w:spacing w:after="0"/>
+                    <w:jc w:val="center"/>
+                  </w:pPr>
+                  <w:r>
+                    <w:rPr>
+                      <w:rFonts w:ascii="Aptos" w:hAnsi="Aptos"/>
+                      <w:sz w:val="10"/>
+                    </w:rPr>
+                  </w:r>
+                </w:p>
+              </w:tc>
+              <w:tc>
+                <w:tcPr>
+                  <w:tcW w:type="dxa" w:w="209"/>
+                  <w:tcMar>
+                    <w:top w:w="0" w:type="dxa"/>
+                    <w:start w:w="0" w:type="dxa"/>
+                    <w:bottom w:w="0" w:type="dxa"/>
+                    <w:end w:w="0" w:type="dxa"/>
+                  </w:tcMar>
+                  <w:shd w:fill="F2F2F2"/>
+                </w:tcPr>
+                <w:p>
+                  <w:pPr>
+                    <w:spacing w:after="0"/>
+                    <w:jc w:val="center"/>
+                  </w:pPr>
+                  <w:r>
+                    <w:rPr>
+                      <w:rFonts w:ascii="Aptos" w:hAnsi="Aptos"/>
+                      <w:sz w:val="10"/>
+                    </w:rPr>
+                  </w:r>
+                </w:p>
+              </w:tc>
+              <w:tc>
+                <w:tcPr>
+                  <w:tcW w:type="dxa" w:w="209"/>
+                  <w:tcMar>
+                    <w:top w:w="0" w:type="dxa"/>
+                    <w:start w:w="0" w:type="dxa"/>
+                    <w:bottom w:w="0" w:type="dxa"/>
+                    <w:end w:w="0" w:type="dxa"/>
+                  </w:tcMar>
+                  <w:shd w:fill="F2F2F2"/>
+                </w:tcPr>
+                <w:p>
+                  <w:pPr>
+                    <w:spacing w:after="0"/>
+                    <w:jc w:val="center"/>
+                  </w:pPr>
+                  <w:r>
+                    <w:rPr>
+                      <w:rFonts w:ascii="Aptos" w:hAnsi="Aptos"/>
+                      <w:sz w:val="10"/>
+                    </w:rPr>
+                  </w:r>
+                </w:p>
+              </w:tc>
+              <w:tc>
+                <w:tcPr>
+                  <w:tcW w:type="dxa" w:w="209"/>
+                  <w:tcMar>
+                    <w:top w:w="0" w:type="dxa"/>
+                    <w:start w:w="0" w:type="dxa"/>
+                    <w:bottom w:w="0" w:type="dxa"/>
+                    <w:end w:w="0" w:type="dxa"/>
+                  </w:tcMar>
+                  <w:shd w:fill="F2F2F2"/>
+                </w:tcPr>
+                <w:p>
+                  <w:pPr>
+                    <w:spacing w:after="0"/>
+                    <w:jc w:val="center"/>
+                  </w:pPr>
+                  <w:r>
+                    <w:rPr>
+                      <w:rFonts w:ascii="Aptos" w:hAnsi="Aptos"/>
+                      <w:sz w:val="10"/>
+                    </w:rPr>
+                  </w:r>
+                </w:p>
+              </w:tc>
+              <w:tc>
+                <w:tcPr>
+                  <w:tcW w:type="dxa" w:w="209"/>
+                  <w:tcMar>
+                    <w:top w:w="0" w:type="dxa"/>
+                    <w:start w:w="0" w:type="dxa"/>
+                    <w:bottom w:w="0" w:type="dxa"/>
+                    <w:end w:w="0" w:type="dxa"/>
+                  </w:tcMar>
+                  <w:shd w:fill="F2F2F2"/>
+                </w:tcPr>
+                <w:p>
+                  <w:pPr>
+                    <w:spacing w:after="0"/>
+                    <w:jc w:val="center"/>
+                  </w:pPr>
+                  <w:r>
+                    <w:rPr>
+                      <w:rFonts w:ascii="Aptos" w:hAnsi="Aptos"/>
+                      <w:sz w:val="10"/>
+                    </w:rPr>
+                  </w:r>
+                </w:p>
+              </w:tc>
+              <w:tc>
+                <w:tcPr>
+                  <w:tcW w:type="dxa" w:w="209"/>
+                  <w:tcMar>
+                    <w:top w:w="0" w:type="dxa"/>
+                    <w:start w:w="0" w:type="dxa"/>
+                    <w:bottom w:w="0" w:type="dxa"/>
+                    <w:end w:w="0" w:type="dxa"/>
+                  </w:tcMar>
+                  <w:shd w:fill="F2F2F2"/>
+                </w:tcPr>
+                <w:p>
+                  <w:pPr>
+                    <w:spacing w:after="0"/>
+                    <w:jc w:val="center"/>
+                  </w:pPr>
+                  <w:r>
+                    <w:rPr>
+                      <w:rFonts w:ascii="Aptos" w:hAnsi="Aptos"/>
+                      <w:sz w:val="10"/>
+                    </w:rPr>
+                  </w:r>
+                </w:p>
+              </w:tc>
+              <w:tc>
+                <w:tcPr>
+                  <w:tcW w:type="dxa" w:w="209"/>
+                  <w:tcMar>
+                    <w:top w:w="0" w:type="dxa"/>
+                    <w:start w:w="0" w:type="dxa"/>
+                    <w:bottom w:w="0" w:type="dxa"/>
+                    <w:end w:w="0" w:type="dxa"/>
+                  </w:tcMar>
+                  <w:shd w:fill="F2F2F2"/>
+                </w:tcPr>
+                <w:p>
+                  <w:pPr>
+                    <w:spacing w:after="0"/>
+                    <w:jc w:val="center"/>
+                  </w:pPr>
+                  <w:r>
+                    <w:rPr>
+                      <w:rFonts w:ascii="Aptos" w:hAnsi="Aptos"/>
+                      <w:sz w:val="10"/>
+                    </w:rPr>
+                  </w:r>
+                </w:p>
+              </w:tc>
+              <w:tc>
+                <w:tcPr>
+                  <w:tcW w:type="dxa" w:w="209"/>
+                  <w:tcMar>
+                    <w:top w:w="0" w:type="dxa"/>
+                    <w:start w:w="0" w:type="dxa"/>
+                    <w:bottom w:w="0" w:type="dxa"/>
+                    <w:end w:w="0" w:type="dxa"/>
+                  </w:tcMar>
+                  <w:shd w:fill="F2F2F2"/>
+                </w:tcPr>
+                <w:p>
+                  <w:pPr>
+                    <w:spacing w:after="0"/>
+                    <w:jc w:val="center"/>
+                  </w:pPr>
+                  <w:r>
+                    <w:rPr>
+                      <w:rFonts w:ascii="Aptos" w:hAnsi="Aptos"/>
+                      <w:sz w:val="10"/>
+                    </w:rPr>
+                  </w:r>
+                </w:p>
+              </w:tc>
+              <w:tc>
+                <w:tcPr>
+                  <w:tcW w:type="dxa" w:w="209"/>
+                  <w:tcMar>
+                    <w:top w:w="0" w:type="dxa"/>
+                    <w:start w:w="0" w:type="dxa"/>
+                    <w:bottom w:w="0" w:type="dxa"/>
+                    <w:end w:w="0" w:type="dxa"/>
+                  </w:tcMar>
+                  <w:shd w:fill="F2F2F2"/>
+                </w:tcPr>
+                <w:p>
+                  <w:pPr>
+                    <w:spacing w:after="0"/>
+                    <w:jc w:val="center"/>
+                  </w:pPr>
+                  <w:r>
+                    <w:rPr>
+                      <w:rFonts w:ascii="Aptos" w:hAnsi="Aptos"/>
+                      <w:sz w:val="10"/>
+                    </w:rPr>
+                  </w:r>
+                </w:p>
+              </w:tc>
+              <w:tc>
+                <w:tcPr>
+                  <w:tcW w:type="dxa" w:w="209"/>
+                  <w:tcMar>
+                    <w:top w:w="0" w:type="dxa"/>
+                    <w:start w:w="0" w:type="dxa"/>
+                    <w:bottom w:w="0" w:type="dxa"/>
+                    <w:end w:w="0" w:type="dxa"/>
+                  </w:tcMar>
+                  <w:shd w:fill="F2F2F2"/>
+                </w:tcPr>
+                <w:p>
+                  <w:pPr>
+                    <w:spacing w:after="0"/>
+                    <w:jc w:val="center"/>
+                  </w:pPr>
+                  <w:r>
+                    <w:rPr>
+                      <w:rFonts w:ascii="Aptos" w:hAnsi="Aptos"/>
+                      <w:sz w:val="10"/>
+                    </w:rPr>
+                  </w:r>
+                </w:p>
+              </w:tc>
+            </w:tr>
+            <w:tr>
+              <w:tc>
+                <w:tcPr>
+                  <w:tcW w:type="dxa" w:w="209"/>
+                  <w:tcMar>
+                    <w:top w:w="0" w:type="dxa"/>
+                    <w:start w:w="0" w:type="dxa"/>
+                    <w:bottom w:w="0" w:type="dxa"/>
+                    <w:end w:w="0" w:type="dxa"/>
+                  </w:tcMar>
+                  <w:shd w:fill="F2F2F2"/>
+                </w:tcPr>
+                <w:p>
+                  <w:pPr>
+                    <w:spacing w:after="0"/>
+                    <w:jc w:val="center"/>
+                  </w:pPr>
+                  <w:r>
+                    <w:rPr>
+                      <w:rFonts w:ascii="Aptos" w:hAnsi="Aptos"/>
+                      <w:sz w:val="10"/>
+                    </w:rPr>
+                  </w:r>
+                </w:p>
+              </w:tc>
+              <w:tc>
+                <w:tcPr>
+                  <w:tcW w:type="dxa" w:w="209"/>
+                  <w:tcMar>
+                    <w:top w:w="0" w:type="dxa"/>
+                    <w:start w:w="0" w:type="dxa"/>
+                    <w:bottom w:w="0" w:type="dxa"/>
+                    <w:end w:w="0" w:type="dxa"/>
+                  </w:tcMar>
+                  <w:shd w:fill="F2F2F2"/>
+                </w:tcPr>
+                <w:p>
+                  <w:pPr>
+                    <w:spacing w:after="0"/>
+                    <w:jc w:val="center"/>
+                  </w:pPr>
+                  <w:r>
+                    <w:rPr>
+                      <w:rFonts w:ascii="Aptos" w:hAnsi="Aptos"/>
+                      <w:sz w:val="10"/>
+                    </w:rPr>
+                  </w:r>
+                </w:p>
+              </w:tc>
+              <w:tc>
+                <w:tcPr>
+                  <w:tcW w:type="dxa" w:w="209"/>
+                  <w:tcMar>
+                    <w:top w:w="0" w:type="dxa"/>
+                    <w:start w:w="0" w:type="dxa"/>
+                    <w:bottom w:w="0" w:type="dxa"/>
+                    <w:end w:w="0" w:type="dxa"/>
+                  </w:tcMar>
+                  <w:shd w:fill="F2F2F2"/>
+                </w:tcPr>
+                <w:p>
+                  <w:pPr>
+                    <w:spacing w:after="0"/>
+                    <w:jc w:val="center"/>
+                  </w:pPr>
+                  <w:r>
+                    <w:rPr>
+                      <w:rFonts w:ascii="Aptos" w:hAnsi="Aptos"/>
+                      <w:sz w:val="10"/>
+                    </w:rPr>
+                  </w:r>
+                </w:p>
+              </w:tc>
+              <w:tc>
+                <w:tcPr>
+                  <w:tcW w:type="dxa" w:w="209"/>
+                  <w:tcMar>
+                    <w:top w:w="0" w:type="dxa"/>
+                    <w:start w:w="0" w:type="dxa"/>
+                    <w:bottom w:w="0" w:type="dxa"/>
+                    <w:end w:w="0" w:type="dxa"/>
+                  </w:tcMar>
+                  <w:shd w:fill="F2F2F2"/>
+                </w:tcPr>
+                <w:p>
+                  <w:pPr>
+                    <w:spacing w:after="0"/>
+                    <w:jc w:val="center"/>
+                  </w:pPr>
+                  <w:r>
+                    <w:rPr>
+                      <w:rFonts w:ascii="Aptos" w:hAnsi="Aptos"/>
+                      <w:sz w:val="10"/>
+                    </w:rPr>
+                  </w:r>
+                </w:p>
+              </w:tc>
+              <w:tc>
+                <w:tcPr>
+                  <w:tcW w:type="dxa" w:w="209"/>
+                  <w:tcMar>
+                    <w:top w:w="0" w:type="dxa"/>
+                    <w:start w:w="0" w:type="dxa"/>
+                    <w:bottom w:w="0" w:type="dxa"/>
+                    <w:end w:w="0" w:type="dxa"/>
+                  </w:tcMar>
+                  <w:shd w:fill="F2F2F2"/>
+                </w:tcPr>
+                <w:p>
+                  <w:pPr>
+                    <w:spacing w:after="0"/>
+                    <w:jc w:val="center"/>
+                  </w:pPr>
+                  <w:r>
+                    <w:rPr>
+                      <w:rFonts w:ascii="Aptos" w:hAnsi="Aptos"/>
+                      <w:sz w:val="10"/>
+                    </w:rPr>
+                  </w:r>
+                </w:p>
+              </w:tc>
+              <w:tc>
+                <w:tcPr>
+                  <w:tcW w:type="dxa" w:w="209"/>
+                  <w:tcMar>
+                    <w:top w:w="0" w:type="dxa"/>
+                    <w:start w:w="0" w:type="dxa"/>
+                    <w:bottom w:w="0" w:type="dxa"/>
+                    <w:end w:w="0" w:type="dxa"/>
+                  </w:tcMar>
+                  <w:shd w:fill="F2F2F2"/>
+                </w:tcPr>
+                <w:p>
+                  <w:pPr>
+                    <w:spacing w:after="0"/>
+                    <w:jc w:val="center"/>
+                  </w:pPr>
+                  <w:r>
+                    <w:rPr>
+                      <w:rFonts w:ascii="Aptos" w:hAnsi="Aptos"/>
+                      <w:sz w:val="10"/>
+                    </w:rPr>
+                  </w:r>
+                </w:p>
+              </w:tc>
+              <w:tc>
+                <w:tcPr>
+                  <w:tcW w:type="dxa" w:w="209"/>
+                  <w:tcMar>
+                    <w:top w:w="0" w:type="dxa"/>
+                    <w:start w:w="0" w:type="dxa"/>
+                    <w:bottom w:w="0" w:type="dxa"/>
+                    <w:end w:w="0" w:type="dxa"/>
+                  </w:tcMar>
+                  <w:shd w:fill="F2F2F2"/>
+                </w:tcPr>
+                <w:p>
+                  <w:pPr>
+                    <w:spacing w:after="0"/>
+                    <w:jc w:val="center"/>
+                  </w:pPr>
+                  <w:r>
+                    <w:rPr>
+                      <w:rFonts w:ascii="Aptos" w:hAnsi="Aptos"/>
+                      <w:sz w:val="10"/>
+                    </w:rPr>
+                  </w:r>
+                </w:p>
+              </w:tc>
+              <w:tc>
+                <w:tcPr>
+                  <w:tcW w:type="dxa" w:w="209"/>
+                  <w:tcMar>
+                    <w:top w:w="0" w:type="dxa"/>
+                    <w:start w:w="0" w:type="dxa"/>
+                    <w:bottom w:w="0" w:type="dxa"/>
+                    <w:end w:w="0" w:type="dxa"/>
+                  </w:tcMar>
+                  <w:shd w:fill="F2F2F2"/>
+                </w:tcPr>
+                <w:p>
+                  <w:pPr>
+                    <w:spacing w:after="0"/>
+                    <w:jc w:val="center"/>
+                  </w:pPr>
+                  <w:r>
+                    <w:rPr>
+                      <w:rFonts w:ascii="Aptos" w:hAnsi="Aptos"/>
+                      <w:sz w:val="10"/>
+                    </w:rPr>
+                  </w:r>
+                </w:p>
+              </w:tc>
+              <w:tc>
+                <w:tcPr>
+                  <w:tcW w:type="dxa" w:w="209"/>
+                  <w:tcMar>
+                    <w:top w:w="0" w:type="dxa"/>
+                    <w:start w:w="0" w:type="dxa"/>
+                    <w:bottom w:w="0" w:type="dxa"/>
+                    <w:end w:w="0" w:type="dxa"/>
+                  </w:tcMar>
+                  <w:shd w:fill="F2F2F2"/>
+                </w:tcPr>
+                <w:p>
+                  <w:pPr>
+                    <w:spacing w:after="0"/>
+                    <w:jc w:val="center"/>
+                  </w:pPr>
+                  <w:r>
+                    <w:rPr>
+                      <w:rFonts w:ascii="Aptos" w:hAnsi="Aptos"/>
+                      <w:sz w:val="10"/>
+                    </w:rPr>
+                  </w:r>
+                </w:p>
+              </w:tc>
+              <w:tc>
+                <w:tcPr>
+                  <w:tcW w:type="dxa" w:w="209"/>
+                  <w:tcMar>
+                    <w:top w:w="0" w:type="dxa"/>
+                    <w:start w:w="0" w:type="dxa"/>
+                    <w:bottom w:w="0" w:type="dxa"/>
+                    <w:end w:w="0" w:type="dxa"/>
+                  </w:tcMar>
+                  <w:shd w:fill="F2F2F2"/>
+                </w:tcPr>
+                <w:p>
+                  <w:pPr>
+                    <w:spacing w:after="0"/>
+                    <w:jc w:val="center"/>
+                  </w:pPr>
+                  <w:r>
+                    <w:rPr>
+                      <w:rFonts w:ascii="Aptos" w:hAnsi="Aptos"/>
+                      <w:sz w:val="10"/>
+                    </w:rPr>
+                  </w:r>
+                </w:p>
+              </w:tc>
+              <w:tc>
+                <w:tcPr>
+                  <w:tcW w:type="dxa" w:w="209"/>
+                  <w:tcMar>
+                    <w:top w:w="0" w:type="dxa"/>
+                    <w:start w:w="0" w:type="dxa"/>
+                    <w:bottom w:w="0" w:type="dxa"/>
+                    <w:end w:w="0" w:type="dxa"/>
+                  </w:tcMar>
+                  <w:shd w:fill="F2F2F2"/>
+                </w:tcPr>
+                <w:p>
+                  <w:pPr>
+                    <w:spacing w:after="0"/>
+                    <w:jc w:val="center"/>
+                  </w:pPr>
+                  <w:r>
+                    <w:rPr>
+                      <w:rFonts w:ascii="Aptos" w:hAnsi="Aptos"/>
+                      <w:sz w:val="10"/>
+                    </w:rPr>
+                  </w:r>
+                </w:p>
+              </w:tc>
+              <w:tc>
+                <w:tcPr>
+                  <w:tcW w:type="dxa" w:w="209"/>
+                  <w:tcMar>
+                    <w:top w:w="0" w:type="dxa"/>
+                    <w:start w:w="0" w:type="dxa"/>
+                    <w:bottom w:w="0" w:type="dxa"/>
+                    <w:end w:w="0" w:type="dxa"/>
+                  </w:tcMar>
+                  <w:shd w:fill="F2F2F2"/>
+                </w:tcPr>
+                <w:p>
+                  <w:pPr>
+                    <w:spacing w:after="0"/>
+                    <w:jc w:val="center"/>
+                  </w:pPr>
+                  <w:r>
+                    <w:rPr>
+                      <w:rFonts w:ascii="Aptos" w:hAnsi="Aptos"/>
+                      <w:sz w:val="10"/>
+                    </w:rPr>
+                  </w:r>
+                </w:p>
+              </w:tc>
+              <w:tc>
+                <w:tcPr>
+                  <w:tcW w:type="dxa" w:w="209"/>
+                  <w:tcMar>
+                    <w:top w:w="0" w:type="dxa"/>
+                    <w:start w:w="0" w:type="dxa"/>
+                    <w:bottom w:w="0" w:type="dxa"/>
+                    <w:end w:w="0" w:type="dxa"/>
+                  </w:tcMar>
+                  <w:shd w:fill="F2F2F2"/>
+                </w:tcPr>
+                <w:p>
+                  <w:pPr>
+                    <w:spacing w:after="0"/>
+                    <w:jc w:val="center"/>
+                  </w:pPr>
+                  <w:r>
+                    <w:rPr>
+                      <w:rFonts w:ascii="Aptos" w:hAnsi="Aptos"/>
+                      <w:sz w:val="10"/>
+                    </w:rPr>
+                  </w:r>
+                </w:p>
+              </w:tc>
+              <w:tc>
+                <w:tcPr>
+                  <w:tcW w:type="dxa" w:w="209"/>
+                  <w:tcMar>
+                    <w:top w:w="0" w:type="dxa"/>
+                    <w:start w:w="0" w:type="dxa"/>
+                    <w:bottom w:w="0" w:type="dxa"/>
+                    <w:end w:w="0" w:type="dxa"/>
+                  </w:tcMar>
+                  <w:shd w:fill="F2F2F2"/>
+                </w:tcPr>
+                <w:p>
+                  <w:pPr>
+                    <w:spacing w:after="0"/>
+                    <w:jc w:val="center"/>
+                  </w:pPr>
+                  <w:r>
+                    <w:rPr>
+                      <w:rFonts w:ascii="Aptos" w:hAnsi="Aptos"/>
+                      <w:sz w:val="10"/>
+                    </w:rPr>
+                  </w:r>
+                </w:p>
+              </w:tc>
+              <w:tc>
+                <w:tcPr>
+                  <w:tcW w:type="dxa" w:w="209"/>
+                  <w:tcMar>
+                    <w:top w:w="0" w:type="dxa"/>
+                    <w:start w:w="0" w:type="dxa"/>
+                    <w:bottom w:w="0" w:type="dxa"/>
+                    <w:end w:w="0" w:type="dxa"/>
+                  </w:tcMar>
+                  <w:shd w:fill="F2F2F2"/>
+                </w:tcPr>
+                <w:p>
+                  <w:pPr>
+                    <w:spacing w:after="0"/>
+                    <w:jc w:val="center"/>
+                  </w:pPr>
+                  <w:r>
+                    <w:rPr>
+                      <w:rFonts w:ascii="Aptos" w:hAnsi="Aptos"/>
+                      <w:sz w:val="10"/>
+                    </w:rPr>
+                  </w:r>
+                </w:p>
+              </w:tc>
+              <w:tc>
+                <w:tcPr>
+                  <w:tcW w:type="dxa" w:w="209"/>
+                  <w:tcMar>
+                    <w:top w:w="0" w:type="dxa"/>
+                    <w:start w:w="0" w:type="dxa"/>
+                    <w:bottom w:w="0" w:type="dxa"/>
+                    <w:end w:w="0" w:type="dxa"/>
+                  </w:tcMar>
+                  <w:shd w:fill="F2F2F2"/>
+                </w:tcPr>
+                <w:p>
+                  <w:pPr>
+                    <w:spacing w:after="0"/>
+                    <w:jc w:val="center"/>
+                  </w:pPr>
+                  <w:r>
+                    <w:rPr>
+                      <w:rFonts w:ascii="Aptos" w:hAnsi="Aptos"/>
+                      <w:sz w:val="10"/>
+                    </w:rPr>
+                  </w:r>
+                </w:p>
+              </w:tc>
+            </w:tr>
+            <w:tr>
+              <w:tc>
+                <w:tcPr>
+                  <w:tcW w:type="dxa" w:w="209"/>
+                  <w:tcMar>
+                    <w:top w:w="0" w:type="dxa"/>
+                    <w:start w:w="0" w:type="dxa"/>
+                    <w:bottom w:w="0" w:type="dxa"/>
+                    <w:end w:w="0" w:type="dxa"/>
+                  </w:tcMar>
+                  <w:shd w:fill="F2F2F2"/>
+                </w:tcPr>
+                <w:p>
+                  <w:pPr>
+                    <w:spacing w:after="0"/>
+                    <w:jc w:val="center"/>
+                  </w:pPr>
+                  <w:r>
+                    <w:rPr>
+                      <w:rFonts w:ascii="Aptos" w:hAnsi="Aptos"/>
+                      <w:sz w:val="10"/>
+                    </w:rPr>
+                  </w:r>
+                </w:p>
+              </w:tc>
+              <w:tc>
+                <w:tcPr>
+                  <w:tcW w:type="dxa" w:w="209"/>
+                  <w:tcMar>
+                    <w:top w:w="0" w:type="dxa"/>
+                    <w:start w:w="0" w:type="dxa"/>
+                    <w:bottom w:w="0" w:type="dxa"/>
+                    <w:end w:w="0" w:type="dxa"/>
+                  </w:tcMar>
+                  <w:shd w:fill="F2F2F2"/>
+                </w:tcPr>
+                <w:p>
+                  <w:pPr>
+                    <w:spacing w:after="0"/>
+                    <w:jc w:val="center"/>
+                  </w:pPr>
+                  <w:r>
+                    <w:rPr>
+                      <w:rFonts w:ascii="Aptos" w:hAnsi="Aptos"/>
+                      <w:sz w:val="10"/>
+                    </w:rPr>
+                  </w:r>
+                </w:p>
+              </w:tc>
+              <w:tc>
+                <w:tcPr>
+                  <w:tcW w:type="dxa" w:w="209"/>
+                  <w:tcMar>
+                    <w:top w:w="0" w:type="dxa"/>
+                    <w:start w:w="0" w:type="dxa"/>
+                    <w:bottom w:w="0" w:type="dxa"/>
+                    <w:end w:w="0" w:type="dxa"/>
+                  </w:tcMar>
+                  <w:shd w:fill="F2F2F2"/>
+                </w:tcPr>
+                <w:p>
+                  <w:pPr>
+                    <w:spacing w:after="0"/>
+                    <w:jc w:val="center"/>
+                  </w:pPr>
+                  <w:r>
+                    <w:rPr>
+                      <w:rFonts w:ascii="Aptos" w:hAnsi="Aptos"/>
+                      <w:sz w:val="10"/>
+                    </w:rPr>
+                  </w:r>
+                </w:p>
+              </w:tc>
+              <w:tc>
+                <w:tcPr>
+                  <w:tcW w:type="dxa" w:w="209"/>
+                  <w:tcMar>
+                    <w:top w:w="0" w:type="dxa"/>
+                    <w:start w:w="0" w:type="dxa"/>
+                    <w:bottom w:w="0" w:type="dxa"/>
+                    <w:end w:w="0" w:type="dxa"/>
+                  </w:tcMar>
+                  <w:shd w:fill="F2F2F2"/>
+                </w:tcPr>
+                <w:p>
+                  <w:pPr>
+                    <w:spacing w:after="0"/>
+                    <w:jc w:val="center"/>
+                  </w:pPr>
+                  <w:r>
+                    <w:rPr>
+                      <w:rFonts w:ascii="Aptos" w:hAnsi="Aptos"/>
+                      <w:sz w:val="10"/>
+                    </w:rPr>
+                  </w:r>
+                </w:p>
+              </w:tc>
+              <w:tc>
+                <w:tcPr>
+                  <w:tcW w:type="dxa" w:w="209"/>
+                  <w:tcMar>
+                    <w:top w:w="0" w:type="dxa"/>
+                    <w:start w:w="0" w:type="dxa"/>
+                    <w:bottom w:w="0" w:type="dxa"/>
+                    <w:end w:w="0" w:type="dxa"/>
+                  </w:tcMar>
+                  <w:shd w:fill="F2F2F2"/>
+                </w:tcPr>
+                <w:p>
+                  <w:pPr>
+                    <w:spacing w:after="0"/>
+                    <w:jc w:val="center"/>
+                  </w:pPr>
+                  <w:r>
+                    <w:rPr>
+                      <w:rFonts w:ascii="Aptos" w:hAnsi="Aptos"/>
+                      <w:sz w:val="10"/>
+                    </w:rPr>
+                  </w:r>
+                </w:p>
+              </w:tc>
+              <w:tc>
+                <w:tcPr>
+                  <w:tcW w:type="dxa" w:w="209"/>
+                  <w:tcMar>
+                    <w:top w:w="0" w:type="dxa"/>
+                    <w:start w:w="0" w:type="dxa"/>
+                    <w:bottom w:w="0" w:type="dxa"/>
+                    <w:end w:w="0" w:type="dxa"/>
+                  </w:tcMar>
+                  <w:shd w:fill="F2F2F2"/>
+                </w:tcPr>
+                <w:p>
+                  <w:pPr>
+                    <w:spacing w:after="0"/>
+                    <w:jc w:val="center"/>
+                  </w:pPr>
+                  <w:r>
+                    <w:rPr>
+                      <w:rFonts w:ascii="Aptos" w:hAnsi="Aptos"/>
+                      <w:sz w:val="10"/>
+                    </w:rPr>
+                  </w:r>
+                </w:p>
+              </w:tc>
+              <w:tc>
+                <w:tcPr>
+                  <w:tcW w:type="dxa" w:w="209"/>
+                  <w:tcMar>
+                    <w:top w:w="0" w:type="dxa"/>
+                    <w:start w:w="0" w:type="dxa"/>
+                    <w:bottom w:w="0" w:type="dxa"/>
+                    <w:end w:w="0" w:type="dxa"/>
+                  </w:tcMar>
+                  <w:shd w:fill="F2F2F2"/>
+                </w:tcPr>
+                <w:p>
+                  <w:pPr>
+                    <w:spacing w:after="0"/>
+                    <w:jc w:val="center"/>
+                  </w:pPr>
+                  <w:r>
+                    <w:rPr>
+                      <w:rFonts w:ascii="Aptos" w:hAnsi="Aptos"/>
+                      <w:sz w:val="10"/>
+                    </w:rPr>
+                  </w:r>
+                </w:p>
+              </w:tc>
+              <w:tc>
+                <w:tcPr>
+                  <w:tcW w:type="dxa" w:w="209"/>
+                  <w:tcMar>
+                    <w:top w:w="0" w:type="dxa"/>
+                    <w:start w:w="0" w:type="dxa"/>
+                    <w:bottom w:w="0" w:type="dxa"/>
+                    <w:end w:w="0" w:type="dxa"/>
+                  </w:tcMar>
+                  <w:shd w:fill="F2F2F2"/>
+                </w:tcPr>
+                <w:p>
+                  <w:pPr>
+                    <w:spacing w:after="0"/>
+                    <w:jc w:val="center"/>
+                  </w:pPr>
+                  <w:r>
+                    <w:rPr>
+                      <w:rFonts w:ascii="Aptos" w:hAnsi="Aptos"/>
+                      <w:sz w:val="10"/>
+                    </w:rPr>
+                  </w:r>
+                </w:p>
+              </w:tc>
+              <w:tc>
+                <w:tcPr>
+                  <w:tcW w:type="dxa" w:w="209"/>
+                  <w:tcMar>
+                    <w:top w:w="0" w:type="dxa"/>
+                    <w:start w:w="0" w:type="dxa"/>
+                    <w:bottom w:w="0" w:type="dxa"/>
+                    <w:end w:w="0" w:type="dxa"/>
+                  </w:tcMar>
+                  <w:shd w:fill="F2F2F2"/>
+                </w:tcPr>
+                <w:p>
+                  <w:pPr>
+                    <w:spacing w:after="0"/>
+                    <w:jc w:val="center"/>
+                  </w:pPr>
+                  <w:r>
+                    <w:rPr>
+                      <w:rFonts w:ascii="Aptos" w:hAnsi="Aptos"/>
+                      <w:sz w:val="10"/>
+                    </w:rPr>
+                  </w:r>
+                </w:p>
+              </w:tc>
+              <w:tc>
+                <w:tcPr>
+                  <w:tcW w:type="dxa" w:w="209"/>
+                  <w:tcMar>
+                    <w:top w:w="0" w:type="dxa"/>
+                    <w:start w:w="0" w:type="dxa"/>
+                    <w:bottom w:w="0" w:type="dxa"/>
+                    <w:end w:w="0" w:type="dxa"/>
+                  </w:tcMar>
+                  <w:shd w:fill="F2F2F2"/>
+                </w:tcPr>
+                <w:p>
+                  <w:pPr>
+                    <w:spacing w:after="0"/>
+                    <w:jc w:val="center"/>
+                  </w:pPr>
+                  <w:r>
+                    <w:rPr>
+                      <w:rFonts w:ascii="Aptos" w:hAnsi="Aptos"/>
+                      <w:sz w:val="10"/>
+                    </w:rPr>
+                  </w:r>
+                </w:p>
+              </w:tc>
+              <w:tc>
+                <w:tcPr>
+                  <w:tcW w:type="dxa" w:w="209"/>
+                  <w:tcMar>
+                    <w:top w:w="0" w:type="dxa"/>
+                    <w:start w:w="0" w:type="dxa"/>
+                    <w:bottom w:w="0" w:type="dxa"/>
+                    <w:end w:w="0" w:type="dxa"/>
+                  </w:tcMar>
+                  <w:shd w:fill="F2F2F2"/>
+                </w:tcPr>
+                <w:p>
+                  <w:pPr>
+                    <w:spacing w:after="0"/>
+                    <w:jc w:val="center"/>
+                  </w:pPr>
+                  <w:r>
+                    <w:rPr>
+                      <w:rFonts w:ascii="Aptos" w:hAnsi="Aptos"/>
+                      <w:sz w:val="10"/>
+                    </w:rPr>
+                  </w:r>
+                </w:p>
+              </w:tc>
+              <w:tc>
+                <w:tcPr>
+                  <w:tcW w:type="dxa" w:w="209"/>
+                  <w:tcMar>
+                    <w:top w:w="0" w:type="dxa"/>
+                    <w:start w:w="0" w:type="dxa"/>
+                    <w:bottom w:w="0" w:type="dxa"/>
+                    <w:end w:w="0" w:type="dxa"/>
+                  </w:tcMar>
+                  <w:shd w:fill="F2F2F2"/>
+                </w:tcPr>
+                <w:p>
+                  <w:pPr>
+                    <w:spacing w:after="0"/>
+                    <w:jc w:val="center"/>
+                  </w:pPr>
+                  <w:r>
+                    <w:rPr>
+                      <w:rFonts w:ascii="Aptos" w:hAnsi="Aptos"/>
+                      <w:sz w:val="10"/>
+                    </w:rPr>
+                  </w:r>
+                </w:p>
+              </w:tc>
+              <w:tc>
+                <w:tcPr>
+                  <w:tcW w:type="dxa" w:w="209"/>
+                  <w:tcMar>
+                    <w:top w:w="0" w:type="dxa"/>
+                    <w:start w:w="0" w:type="dxa"/>
+                    <w:bottom w:w="0" w:type="dxa"/>
+                    <w:end w:w="0" w:type="dxa"/>
+                  </w:tcMar>
+                  <w:shd w:fill="F2F2F2"/>
+                </w:tcPr>
+                <w:p>
+                  <w:pPr>
+                    <w:spacing w:after="0"/>
+                    <w:jc w:val="center"/>
+                  </w:pPr>
+                  <w:r>
+                    <w:rPr>
+                      <w:rFonts w:ascii="Aptos" w:hAnsi="Aptos"/>
+                      <w:sz w:val="10"/>
+                    </w:rPr>
+                  </w:r>
+                </w:p>
+              </w:tc>
+              <w:tc>
+                <w:tcPr>
+                  <w:tcW w:type="dxa" w:w="209"/>
+                  <w:tcMar>
+                    <w:top w:w="0" w:type="dxa"/>
+                    <w:start w:w="0" w:type="dxa"/>
+                    <w:bottom w:w="0" w:type="dxa"/>
+                    <w:end w:w="0" w:type="dxa"/>
+                  </w:tcMar>
+                  <w:shd w:fill="F2F2F2"/>
+                </w:tcPr>
+                <w:p>
+                  <w:pPr>
+                    <w:spacing w:after="0"/>
+                    <w:jc w:val="center"/>
+                  </w:pPr>
+                  <w:r>
+                    <w:rPr>
+                      <w:rFonts w:ascii="Aptos" w:hAnsi="Aptos"/>
+                      <w:sz w:val="10"/>
+                    </w:rPr>
+                  </w:r>
+                </w:p>
+              </w:tc>
+              <w:tc>
+                <w:tcPr>
+                  <w:tcW w:type="dxa" w:w="209"/>
+                  <w:tcMar>
+                    <w:top w:w="0" w:type="dxa"/>
+                    <w:start w:w="0" w:type="dxa"/>
+                    <w:bottom w:w="0" w:type="dxa"/>
+                    <w:end w:w="0" w:type="dxa"/>
+                  </w:tcMar>
+                  <w:shd w:fill="F2F2F2"/>
+                </w:tcPr>
+                <w:p>
+                  <w:pPr>
+                    <w:spacing w:after="0"/>
+                    <w:jc w:val="center"/>
+                  </w:pPr>
+                  <w:r>
+                    <w:rPr>
+                      <w:rFonts w:ascii="Aptos" w:hAnsi="Aptos"/>
+                      <w:sz w:val="10"/>
+                    </w:rPr>
+                  </w:r>
+                </w:p>
+              </w:tc>
+              <w:tc>
+                <w:tcPr>
+                  <w:tcW w:type="dxa" w:w="209"/>
+                  <w:tcMar>
+                    <w:top w:w="0" w:type="dxa"/>
+                    <w:start w:w="0" w:type="dxa"/>
+                    <w:bottom w:w="0" w:type="dxa"/>
+                    <w:end w:w="0" w:type="dxa"/>
+                  </w:tcMar>
+                  <w:shd w:fill="F2F2F2"/>
+                </w:tcPr>
+                <w:p>
+                  <w:pPr>
+                    <w:spacing w:after="0"/>
+                    <w:jc w:val="center"/>
+                  </w:pPr>
+                  <w:r>
+                    <w:rPr>
+                      <w:rFonts w:ascii="Aptos" w:hAnsi="Aptos"/>
+                      <w:sz w:val="10"/>
+                    </w:rPr>
+                  </w:r>
+                </w:p>
+              </w:tc>
+            </w:tr>
+            <w:tr>
+              <w:tc>
+                <w:tcPr>
+                  <w:tcW w:type="dxa" w:w="209"/>
+                  <w:tcMar>
+                    <w:top w:w="0" w:type="dxa"/>
+                    <w:start w:w="0" w:type="dxa"/>
+                    <w:bottom w:w="0" w:type="dxa"/>
+                    <w:end w:w="0" w:type="dxa"/>
+                  </w:tcMar>
+                  <w:shd w:fill="F2F2F2"/>
+                </w:tcPr>
+                <w:p>
+                  <w:pPr>
+                    <w:spacing w:after="0"/>
+                    <w:jc w:val="center"/>
+                  </w:pPr>
+                  <w:r>
+                    <w:rPr>
+                      <w:rFonts w:ascii="Aptos" w:hAnsi="Aptos"/>
+                      <w:sz w:val="10"/>
+                    </w:rPr>
+                  </w:r>
+                </w:p>
+              </w:tc>
+              <w:tc>
+                <w:tcPr>
+                  <w:tcW w:type="dxa" w:w="209"/>
+                  <w:tcMar>
+                    <w:top w:w="0" w:type="dxa"/>
+                    <w:start w:w="0" w:type="dxa"/>
+                    <w:bottom w:w="0" w:type="dxa"/>
+                    <w:end w:w="0" w:type="dxa"/>
+                  </w:tcMar>
+                  <w:shd w:fill="F2F2F2"/>
+                </w:tcPr>
+                <w:p>
+                  <w:pPr>
+                    <w:spacing w:after="0"/>
+                    <w:jc w:val="center"/>
+                  </w:pPr>
+                  <w:r>
+                    <w:rPr>
+                      <w:rFonts w:ascii="Aptos" w:hAnsi="Aptos"/>
+                      <w:sz w:val="10"/>
+                    </w:rPr>
+                  </w:r>
+                </w:p>
+              </w:tc>
+              <w:tc>
+                <w:tcPr>
+                  <w:tcW w:type="dxa" w:w="209"/>
+                  <w:tcMar>
+                    <w:top w:w="0" w:type="dxa"/>
+                    <w:start w:w="0" w:type="dxa"/>
+                    <w:bottom w:w="0" w:type="dxa"/>
+                    <w:end w:w="0" w:type="dxa"/>
+                  </w:tcMar>
+                  <w:shd w:fill="F2F2F2"/>
+                </w:tcPr>
+                <w:p>
+                  <w:pPr>
+                    <w:spacing w:after="0"/>
+                    <w:jc w:val="center"/>
+                  </w:pPr>
+                  <w:r>
+                    <w:rPr>
+                      <w:rFonts w:ascii="Aptos" w:hAnsi="Aptos"/>
+                      <w:sz w:val="10"/>
+                    </w:rPr>
+                  </w:r>
+                </w:p>
+              </w:tc>
+              <w:tc>
+                <w:tcPr>
+                  <w:tcW w:type="dxa" w:w="209"/>
+                  <w:tcMar>
+                    <w:top w:w="0" w:type="dxa"/>
+                    <w:start w:w="0" w:type="dxa"/>
+                    <w:bottom w:w="0" w:type="dxa"/>
+                    <w:end w:w="0" w:type="dxa"/>
+                  </w:tcMar>
+                  <w:shd w:fill="F2F2F2"/>
+                </w:tcPr>
+                <w:p>
+                  <w:pPr>
+                    <w:spacing w:after="0"/>
+                    <w:jc w:val="center"/>
+                  </w:pPr>
+                  <w:r>
+                    <w:rPr>
+                      <w:rFonts w:ascii="Aptos" w:hAnsi="Aptos"/>
+                      <w:sz w:val="10"/>
+                    </w:rPr>
+                  </w:r>
+                </w:p>
+              </w:tc>
+              <w:tc>
+                <w:tcPr>
+                  <w:tcW w:type="dxa" w:w="209"/>
+                  <w:tcMar>
+                    <w:top w:w="0" w:type="dxa"/>
+                    <w:start w:w="0" w:type="dxa"/>
+                    <w:bottom w:w="0" w:type="dxa"/>
+                    <w:end w:w="0" w:type="dxa"/>
+                  </w:tcMar>
+                  <w:shd w:fill="F2F2F2"/>
+                </w:tcPr>
+                <w:p>
+                  <w:pPr>
+                    <w:spacing w:after="0"/>
+                    <w:jc w:val="center"/>
+                  </w:pPr>
+                  <w:r>
+                    <w:rPr>
+                      <w:rFonts w:ascii="Aptos" w:hAnsi="Aptos"/>
+                      <w:sz w:val="10"/>
+                    </w:rPr>
+                  </w:r>
+                </w:p>
+              </w:tc>
+              <w:tc>
+                <w:tcPr>
+                  <w:tcW w:type="dxa" w:w="209"/>
+                  <w:tcMar>
+                    <w:top w:w="0" w:type="dxa"/>
+                    <w:start w:w="0" w:type="dxa"/>
+                    <w:bottom w:w="0" w:type="dxa"/>
+                    <w:end w:w="0" w:type="dxa"/>
+                  </w:tcMar>
+                  <w:shd w:fill="F2F2F2"/>
+                </w:tcPr>
+                <w:p>
+                  <w:pPr>
+                    <w:spacing w:after="0"/>
+                    <w:jc w:val="center"/>
+                  </w:pPr>
+                  <w:r>
+                    <w:rPr>
+                      <w:rFonts w:ascii="Aptos" w:hAnsi="Aptos"/>
+                      <w:sz w:val="10"/>
+                    </w:rPr>
+                  </w:r>
+                </w:p>
+              </w:tc>
+              <w:tc>
+                <w:tcPr>
+                  <w:tcW w:type="dxa" w:w="209"/>
+                  <w:tcMar>
+                    <w:top w:w="0" w:type="dxa"/>
+                    <w:start w:w="0" w:type="dxa"/>
+                    <w:bottom w:w="0" w:type="dxa"/>
+                    <w:end w:w="0" w:type="dxa"/>
+                  </w:tcMar>
+                  <w:shd w:fill="F2F2F2"/>
+                </w:tcPr>
+                <w:p>
+                  <w:pPr>
+                    <w:spacing w:after="0"/>
+                    <w:jc w:val="center"/>
+                  </w:pPr>
+                  <w:r>
+                    <w:rPr>
+                      <w:rFonts w:ascii="Aptos" w:hAnsi="Aptos"/>
+                      <w:sz w:val="10"/>
+                    </w:rPr>
+                  </w:r>
+                </w:p>
+              </w:tc>
+              <w:tc>
+                <w:tcPr>
+                  <w:tcW w:type="dxa" w:w="209"/>
+                  <w:tcMar>
+                    <w:top w:w="0" w:type="dxa"/>
+                    <w:start w:w="0" w:type="dxa"/>
+                    <w:bottom w:w="0" w:type="dxa"/>
+                    <w:end w:w="0" w:type="dxa"/>
+                  </w:tcMar>
+                  <w:shd w:fill="F2F2F2"/>
+                </w:tcPr>
+                <w:p>
+                  <w:pPr>
+                    <w:spacing w:after="0"/>
+                    <w:jc w:val="center"/>
+                  </w:pPr>
+                  <w:r>
+                    <w:rPr>
+                      <w:rFonts w:ascii="Aptos" w:hAnsi="Aptos"/>
+                      <w:sz w:val="10"/>
+                    </w:rPr>
+                  </w:r>
+                </w:p>
+              </w:tc>
+              <w:tc>
+                <w:tcPr>
+                  <w:tcW w:type="dxa" w:w="209"/>
+                  <w:tcMar>
+                    <w:top w:w="0" w:type="dxa"/>
+                    <w:start w:w="0" w:type="dxa"/>
+                    <w:bottom w:w="0" w:type="dxa"/>
+                    <w:end w:w="0" w:type="dxa"/>
+                  </w:tcMar>
+                  <w:shd w:fill="F2F2F2"/>
+                </w:tcPr>
+                <w:p>
+                  <w:pPr>
+                    <w:spacing w:after="0"/>
+                    <w:jc w:val="center"/>
+                  </w:pPr>
+                  <w:r>
+                    <w:rPr>
+                      <w:rFonts w:ascii="Aptos" w:hAnsi="Aptos"/>
+                      <w:sz w:val="10"/>
+                    </w:rPr>
+                  </w:r>
+                </w:p>
+              </w:tc>
+              <w:tc>
+                <w:tcPr>
+                  <w:tcW w:type="dxa" w:w="209"/>
+                  <w:tcMar>
+                    <w:top w:w="0" w:type="dxa"/>
+                    <w:start w:w="0" w:type="dxa"/>
+                    <w:bottom w:w="0" w:type="dxa"/>
+                    <w:end w:w="0" w:type="dxa"/>
+                  </w:tcMar>
+                  <w:shd w:fill="F2F2F2"/>
+                </w:tcPr>
+                <w:p>
+                  <w:pPr>
+                    <w:spacing w:after="0"/>
+                    <w:jc w:val="center"/>
+                  </w:pPr>
+                  <w:r>
+                    <w:rPr>
+                      <w:rFonts w:ascii="Aptos" w:hAnsi="Aptos"/>
+                      <w:sz w:val="10"/>
+                    </w:rPr>
+                  </w:r>
+                </w:p>
+              </w:tc>
+              <w:tc>
+                <w:tcPr>
+                  <w:tcW w:type="dxa" w:w="209"/>
+                  <w:tcMar>
+                    <w:top w:w="0" w:type="dxa"/>
+                    <w:start w:w="0" w:type="dxa"/>
+                    <w:bottom w:w="0" w:type="dxa"/>
+                    <w:end w:w="0" w:type="dxa"/>
+                  </w:tcMar>
+                  <w:shd w:fill="F2F2F2"/>
+                </w:tcPr>
+                <w:p>
+                  <w:pPr>
+                    <w:spacing w:after="0"/>
+                    <w:jc w:val="center"/>
+                  </w:pPr>
+                  <w:r>
+                    <w:rPr>
+                      <w:rFonts w:ascii="Aptos" w:hAnsi="Aptos"/>
+                      <w:sz w:val="10"/>
+                    </w:rPr>
+                  </w:r>
+                </w:p>
+              </w:tc>
+              <w:tc>
+                <w:tcPr>
+                  <w:tcW w:type="dxa" w:w="209"/>
+                  <w:tcMar>
+                    <w:top w:w="0" w:type="dxa"/>
+                    <w:start w:w="0" w:type="dxa"/>
+                    <w:bottom w:w="0" w:type="dxa"/>
+                    <w:end w:w="0" w:type="dxa"/>
+                  </w:tcMar>
+                  <w:shd w:fill="F2F2F2"/>
+                </w:tcPr>
+                <w:p>
+                  <w:pPr>
+                    <w:spacing w:after="0"/>
+                    <w:jc w:val="center"/>
+                  </w:pPr>
+                  <w:r>
+                    <w:rPr>
+                      <w:rFonts w:ascii="Aptos" w:hAnsi="Aptos"/>
+                      <w:sz w:val="10"/>
+                    </w:rPr>
+                  </w:r>
+                </w:p>
+              </w:tc>
+              <w:tc>
+                <w:tcPr>
+                  <w:tcW w:type="dxa" w:w="209"/>
+                  <w:tcMar>
+                    <w:top w:w="0" w:type="dxa"/>
+                    <w:start w:w="0" w:type="dxa"/>
+                    <w:bottom w:w="0" w:type="dxa"/>
+                    <w:end w:w="0" w:type="dxa"/>
+                  </w:tcMar>
+                  <w:shd w:fill="F2F2F2"/>
+                </w:tcPr>
+                <w:p>
+                  <w:pPr>
+                    <w:spacing w:after="0"/>
+                    <w:jc w:val="center"/>
+                  </w:pPr>
+                  <w:r>
+                    <w:rPr>
+                      <w:rFonts w:ascii="Aptos" w:hAnsi="Aptos"/>
+                      <w:sz w:val="10"/>
+                    </w:rPr>
+                  </w:r>
+                </w:p>
+              </w:tc>
+              <w:tc>
+                <w:tcPr>
+                  <w:tcW w:type="dxa" w:w="209"/>
+                  <w:tcMar>
+                    <w:top w:w="0" w:type="dxa"/>
+                    <w:start w:w="0" w:type="dxa"/>
+                    <w:bottom w:w="0" w:type="dxa"/>
+                    <w:end w:w="0" w:type="dxa"/>
+                  </w:tcMar>
+                  <w:shd w:fill="F2F2F2"/>
+                </w:tcPr>
+                <w:p>
+                  <w:pPr>
+                    <w:spacing w:after="0"/>
+                    <w:jc w:val="center"/>
+                  </w:pPr>
+                  <w:r>
+                    <w:rPr>
+                      <w:rFonts w:ascii="Aptos" w:hAnsi="Aptos"/>
+                      <w:sz w:val="10"/>
+                    </w:rPr>
+                  </w:r>
+                </w:p>
+              </w:tc>
+              <w:tc>
+                <w:tcPr>
+                  <w:tcW w:type="dxa" w:w="209"/>
+                  <w:tcMar>
+                    <w:top w:w="0" w:type="dxa"/>
+                    <w:start w:w="0" w:type="dxa"/>
+                    <w:bottom w:w="0" w:type="dxa"/>
+                    <w:end w:w="0" w:type="dxa"/>
+                  </w:tcMar>
+                  <w:shd w:fill="F2F2F2"/>
+                </w:tcPr>
+                <w:p>
+                  <w:pPr>
+                    <w:spacing w:after="0"/>
+                    <w:jc w:val="center"/>
+                  </w:pPr>
+                  <w:r>
+                    <w:rPr>
+                      <w:rFonts w:ascii="Aptos" w:hAnsi="Aptos"/>
+                      <w:sz w:val="10"/>
+                    </w:rPr>
+                  </w:r>
+                </w:p>
+              </w:tc>
+              <w:tc>
+                <w:tcPr>
+                  <w:tcW w:type="dxa" w:w="209"/>
+                  <w:tcMar>
+                    <w:top w:w="0" w:type="dxa"/>
+                    <w:start w:w="0" w:type="dxa"/>
+                    <w:bottom w:w="0" w:type="dxa"/>
+                    <w:end w:w="0" w:type="dxa"/>
+                  </w:tcMar>
+                  <w:shd w:fill="F2F2F2"/>
+                </w:tcPr>
+                <w:p>
+                  <w:pPr>
+                    <w:spacing w:after="0"/>
+                    <w:jc w:val="center"/>
+                  </w:pPr>
+                  <w:r>
+                    <w:rPr>
+                      <w:rFonts w:ascii="Aptos" w:hAnsi="Aptos"/>
+                      <w:sz w:val="10"/>
+                    </w:rPr>
+                  </w:r>
+                </w:p>
+              </w:tc>
+            </w:tr>
+            <w:tr>
+              <w:tc>
+                <w:tcPr>
+                  <w:tcW w:type="dxa" w:w="209"/>
+                  <w:tcMar>
+                    <w:top w:w="0" w:type="dxa"/>
+                    <w:start w:w="0" w:type="dxa"/>
+                    <w:bottom w:w="0" w:type="dxa"/>
+                    <w:end w:w="0" w:type="dxa"/>
+                  </w:tcMar>
+                  <w:shd w:fill="F2F2F2"/>
+                </w:tcPr>
+                <w:p>
+                  <w:pPr>
+                    <w:spacing w:after="0"/>
+                    <w:jc w:val="center"/>
+                  </w:pPr>
+                  <w:r>
+                    <w:rPr>
+                      <w:rFonts w:ascii="Aptos" w:hAnsi="Aptos"/>
+                      <w:sz w:val="10"/>
+                    </w:rPr>
+                  </w:r>
+                </w:p>
+              </w:tc>
+              <w:tc>
+                <w:tcPr>
+                  <w:tcW w:type="dxa" w:w="209"/>
+                  <w:tcMar>
+                    <w:top w:w="0" w:type="dxa"/>
+                    <w:start w:w="0" w:type="dxa"/>
+                    <w:bottom w:w="0" w:type="dxa"/>
+                    <w:end w:w="0" w:type="dxa"/>
+                  </w:tcMar>
+                  <w:shd w:fill="F2F2F2"/>
+                </w:tcPr>
+                <w:p>
+                  <w:pPr>
+                    <w:spacing w:after="0"/>
+                    <w:jc w:val="center"/>
+                  </w:pPr>
+                  <w:r>
+                    <w:rPr>
+                      <w:rFonts w:ascii="Aptos" w:hAnsi="Aptos"/>
+                      <w:sz w:val="10"/>
+                    </w:rPr>
+                  </w:r>
+                </w:p>
+              </w:tc>
+              <w:tc>
+                <w:tcPr>
+                  <w:tcW w:type="dxa" w:w="209"/>
+                  <w:tcMar>
+                    <w:top w:w="0" w:type="dxa"/>
+                    <w:start w:w="0" w:type="dxa"/>
+                    <w:bottom w:w="0" w:type="dxa"/>
+                    <w:end w:w="0" w:type="dxa"/>
+                  </w:tcMar>
+                  <w:shd w:fill="F2F2F2"/>
+                </w:tcPr>
+                <w:p>
+                  <w:pPr>
+                    <w:spacing w:after="0"/>
+                    <w:jc w:val="center"/>
+                  </w:pPr>
+                  <w:r>
+                    <w:rPr>
+                      <w:rFonts w:ascii="Aptos" w:hAnsi="Aptos"/>
+                      <w:sz w:val="10"/>
+                    </w:rPr>
+                  </w:r>
+                </w:p>
+              </w:tc>
+              <w:tc>
+                <w:tcPr>
+                  <w:tcW w:type="dxa" w:w="209"/>
+                  <w:tcMar>
+                    <w:top w:w="0" w:type="dxa"/>
+                    <w:start w:w="0" w:type="dxa"/>
+                    <w:bottom w:w="0" w:type="dxa"/>
+                    <w:end w:w="0" w:type="dxa"/>
+                  </w:tcMar>
+                  <w:shd w:fill="F2F2F2"/>
+                </w:tcPr>
+                <w:p>
+                  <w:pPr>
+                    <w:spacing w:after="0"/>
+                    <w:jc w:val="center"/>
+                  </w:pPr>
+                  <w:r>
+                    <w:rPr>
+                      <w:rFonts w:ascii="Aptos" w:hAnsi="Aptos"/>
+                      <w:sz w:val="10"/>
+                    </w:rPr>
+                  </w:r>
+                </w:p>
+              </w:tc>
+              <w:tc>
+                <w:tcPr>
+                  <w:tcW w:type="dxa" w:w="209"/>
+                  <w:tcMar>
+                    <w:top w:w="0" w:type="dxa"/>
+                    <w:start w:w="0" w:type="dxa"/>
+                    <w:bottom w:w="0" w:type="dxa"/>
+                    <w:end w:w="0" w:type="dxa"/>
+                  </w:tcMar>
+                  <w:shd w:fill="F2F2F2"/>
+                </w:tcPr>
+                <w:p>
+                  <w:pPr>
+                    <w:spacing w:after="0"/>
+                    <w:jc w:val="center"/>
+                  </w:pPr>
+                  <w:r>
+                    <w:rPr>
+                      <w:rFonts w:ascii="Aptos" w:hAnsi="Aptos"/>
+                      <w:sz w:val="10"/>
+                    </w:rPr>
+                  </w:r>
+                </w:p>
+              </w:tc>
+              <w:tc>
+                <w:tcPr>
+                  <w:tcW w:type="dxa" w:w="209"/>
+                  <w:tcMar>
+                    <w:top w:w="0" w:type="dxa"/>
+                    <w:start w:w="0" w:type="dxa"/>
+                    <w:bottom w:w="0" w:type="dxa"/>
+                    <w:end w:w="0" w:type="dxa"/>
+                  </w:tcMar>
+                  <w:shd w:fill="F2F2F2"/>
+                </w:tcPr>
+                <w:p>
+                  <w:pPr>
+                    <w:spacing w:after="0"/>
+                    <w:jc w:val="center"/>
+                  </w:pPr>
+                  <w:r>
+                    <w:rPr>
+                      <w:rFonts w:ascii="Aptos" w:hAnsi="Aptos"/>
+                      <w:sz w:val="10"/>
+                    </w:rPr>
+                  </w:r>
+                </w:p>
+              </w:tc>
+              <w:tc>
+                <w:tcPr>
+                  <w:tcW w:type="dxa" w:w="209"/>
+                  <w:tcMar>
+                    <w:top w:w="0" w:type="dxa"/>
+                    <w:start w:w="0" w:type="dxa"/>
+                    <w:bottom w:w="0" w:type="dxa"/>
+                    <w:end w:w="0" w:type="dxa"/>
+                  </w:tcMar>
+                  <w:shd w:fill="F2F2F2"/>
+                </w:tcPr>
+                <w:p>
+                  <w:pPr>
+                    <w:spacing w:after="0"/>
+                    <w:jc w:val="center"/>
+                  </w:pPr>
+                  <w:r>
+                    <w:rPr>
+                      <w:rFonts w:ascii="Aptos" w:hAnsi="Aptos"/>
+                      <w:sz w:val="10"/>
+                    </w:rPr>
+                  </w:r>
+                </w:p>
+              </w:tc>
+              <w:tc>
+                <w:tcPr>
+                  <w:tcW w:type="dxa" w:w="209"/>
+                  <w:tcMar>
+                    <w:top w:w="0" w:type="dxa"/>
+                    <w:start w:w="0" w:type="dxa"/>
+                    <w:bottom w:w="0" w:type="dxa"/>
+                    <w:end w:w="0" w:type="dxa"/>
+                  </w:tcMar>
+                  <w:shd w:fill="F2F2F2"/>
+                </w:tcPr>
+                <w:p>
+                  <w:pPr>
+                    <w:spacing w:after="0"/>
+                    <w:jc w:val="center"/>
+                  </w:pPr>
+                  <w:r>
+                    <w:rPr>
+                      <w:rFonts w:ascii="Aptos" w:hAnsi="Aptos"/>
+                      <w:sz w:val="10"/>
+                    </w:rPr>
+                  </w:r>
+                </w:p>
+              </w:tc>
+              <w:tc>
+                <w:tcPr>
+                  <w:tcW w:type="dxa" w:w="209"/>
+                  <w:tcMar>
+                    <w:top w:w="0" w:type="dxa"/>
+                    <w:start w:w="0" w:type="dxa"/>
+                    <w:bottom w:w="0" w:type="dxa"/>
+                    <w:end w:w="0" w:type="dxa"/>
+                  </w:tcMar>
+                  <w:shd w:fill="F2F2F2"/>
+                </w:tcPr>
+                <w:p>
+                  <w:pPr>
+                    <w:spacing w:after="0"/>
+                    <w:jc w:val="center"/>
+                  </w:pPr>
+                  <w:r>
+                    <w:rPr>
+                      <w:rFonts w:ascii="Aptos" w:hAnsi="Aptos"/>
+                      <w:sz w:val="10"/>
+                    </w:rPr>
+                  </w:r>
+                </w:p>
+              </w:tc>
+              <w:tc>
+                <w:tcPr>
+                  <w:tcW w:type="dxa" w:w="209"/>
+                  <w:tcMar>
+                    <w:top w:w="0" w:type="dxa"/>
+                    <w:start w:w="0" w:type="dxa"/>
+                    <w:bottom w:w="0" w:type="dxa"/>
+                    <w:end w:w="0" w:type="dxa"/>
+                  </w:tcMar>
+                  <w:shd w:fill="F2F2F2"/>
+                </w:tcPr>
+                <w:p>
+                  <w:pPr>
+                    <w:spacing w:after="0"/>
+                    <w:jc w:val="center"/>
+                  </w:pPr>
+                  <w:r>
+                    <w:rPr>
+                      <w:rFonts w:ascii="Aptos" w:hAnsi="Aptos"/>
+                      <w:sz w:val="10"/>
+                    </w:rPr>
+                  </w:r>
+                </w:p>
+              </w:tc>
+              <w:tc>
+                <w:tcPr>
+                  <w:tcW w:type="dxa" w:w="209"/>
+                  <w:tcMar>
+                    <w:top w:w="0" w:type="dxa"/>
+                    <w:start w:w="0" w:type="dxa"/>
+                    <w:bottom w:w="0" w:type="dxa"/>
+                    <w:end w:w="0" w:type="dxa"/>
+                  </w:tcMar>
+                  <w:shd w:fill="F2F2F2"/>
+                </w:tcPr>
+                <w:p>
+                  <w:pPr>
+                    <w:spacing w:after="0"/>
+                    <w:jc w:val="center"/>
+                  </w:pPr>
+                  <w:r>
+                    <w:rPr>
+                      <w:rFonts w:ascii="Aptos" w:hAnsi="Aptos"/>
+                      <w:sz w:val="10"/>
+                    </w:rPr>
+                  </w:r>
+                </w:p>
+              </w:tc>
+              <w:tc>
+                <w:tcPr>
+                  <w:tcW w:type="dxa" w:w="209"/>
+                  <w:tcMar>
+                    <w:top w:w="0" w:type="dxa"/>
+                    <w:start w:w="0" w:type="dxa"/>
+                    <w:bottom w:w="0" w:type="dxa"/>
+                    <w:end w:w="0" w:type="dxa"/>
+                  </w:tcMar>
+                  <w:shd w:fill="F2F2F2"/>
+                </w:tcPr>
+                <w:p>
+                  <w:pPr>
+                    <w:spacing w:after="0"/>
+                    <w:jc w:val="center"/>
+                  </w:pPr>
+                  <w:r>
+                    <w:rPr>
+                      <w:rFonts w:ascii="Aptos" w:hAnsi="Aptos"/>
+                      <w:sz w:val="10"/>
+                    </w:rPr>
+                  </w:r>
+                </w:p>
+              </w:tc>
+              <w:tc>
+                <w:tcPr>
+                  <w:tcW w:type="dxa" w:w="209"/>
+                  <w:tcMar>
+                    <w:top w:w="0" w:type="dxa"/>
+                    <w:start w:w="0" w:type="dxa"/>
+                    <w:bottom w:w="0" w:type="dxa"/>
+                    <w:end w:w="0" w:type="dxa"/>
+                  </w:tcMar>
+                  <w:shd w:fill="F2F2F2"/>
+                </w:tcPr>
+                <w:p>
+                  <w:pPr>
+                    <w:spacing w:after="0"/>
+                    <w:jc w:val="center"/>
+                  </w:pPr>
+                  <w:r>
+                    <w:rPr>
+                      <w:rFonts w:ascii="Aptos" w:hAnsi="Aptos"/>
+                      <w:sz w:val="10"/>
+                    </w:rPr>
+                  </w:r>
+                </w:p>
+              </w:tc>
+              <w:tc>
+                <w:tcPr>
+                  <w:tcW w:type="dxa" w:w="209"/>
+                  <w:tcMar>
+                    <w:top w:w="0" w:type="dxa"/>
+                    <w:start w:w="0" w:type="dxa"/>
+                    <w:bottom w:w="0" w:type="dxa"/>
+                    <w:end w:w="0" w:type="dxa"/>
+                  </w:tcMar>
+                  <w:shd w:fill="F2F2F2"/>
+                </w:tcPr>
+                <w:p>
+                  <w:pPr>
+                    <w:spacing w:after="0"/>
+                    <w:jc w:val="center"/>
+                  </w:pPr>
+                  <w:r>
+                    <w:rPr>
+                      <w:rFonts w:ascii="Aptos" w:hAnsi="Aptos"/>
+                      <w:sz w:val="10"/>
+                    </w:rPr>
+                  </w:r>
+                </w:p>
+              </w:tc>
+              <w:tc>
+                <w:tcPr>
+                  <w:tcW w:type="dxa" w:w="209"/>
+                  <w:tcMar>
+                    <w:top w:w="0" w:type="dxa"/>
+                    <w:start w:w="0" w:type="dxa"/>
+                    <w:bottom w:w="0" w:type="dxa"/>
+                    <w:end w:w="0" w:type="dxa"/>
+                  </w:tcMar>
+                  <w:shd w:fill="F2F2F2"/>
+                </w:tcPr>
+                <w:p>
+                  <w:pPr>
+                    <w:spacing w:after="0"/>
+                    <w:jc w:val="center"/>
+                  </w:pPr>
+                  <w:r>
+                    <w:rPr>
+                      <w:rFonts w:ascii="Aptos" w:hAnsi="Aptos"/>
+                      <w:sz w:val="10"/>
+                    </w:rPr>
+                  </w:r>
+                </w:p>
+              </w:tc>
+              <w:tc>
+                <w:tcPr>
+                  <w:tcW w:type="dxa" w:w="209"/>
+                  <w:tcMar>
+                    <w:top w:w="0" w:type="dxa"/>
+                    <w:start w:w="0" w:type="dxa"/>
+                    <w:bottom w:w="0" w:type="dxa"/>
+                    <w:end w:w="0" w:type="dxa"/>
+                  </w:tcMar>
+                  <w:shd w:fill="F2F2F2"/>
+                </w:tcPr>
+                <w:p>
+                  <w:pPr>
+                    <w:spacing w:after="0"/>
+                    <w:jc w:val="center"/>
+                  </w:pPr>
+                  <w:r>
+                    <w:rPr>
+                      <w:rFonts w:ascii="Aptos" w:hAnsi="Aptos"/>
+                      <w:sz w:val="10"/>
+                    </w:rPr>
+                  </w:r>
+                </w:p>
+              </w:tc>
+            </w:tr>
+            <w:tr>
+              <w:tc>
+                <w:tcPr>
+                  <w:tcW w:type="dxa" w:w="209"/>
+                  <w:tcMar>
+                    <w:top w:w="0" w:type="dxa"/>
+                    <w:start w:w="0" w:type="dxa"/>
+                    <w:bottom w:w="0" w:type="dxa"/>
+                    <w:end w:w="0" w:type="dxa"/>
+                  </w:tcMar>
+                  <w:shd w:fill="F2F2F2"/>
+                </w:tcPr>
+                <w:p>
+                  <w:pPr>
+                    <w:spacing w:after="0"/>
+                    <w:jc w:val="center"/>
+                  </w:pPr>
+                  <w:r>
+                    <w:rPr>
+                      <w:rFonts w:ascii="Aptos" w:hAnsi="Aptos"/>
+                      <w:sz w:val="10"/>
+                    </w:rPr>
+                  </w:r>
+                </w:p>
+              </w:tc>
+              <w:tc>
+                <w:tcPr>
+                  <w:tcW w:type="dxa" w:w="209"/>
+                  <w:tcMar>
+                    <w:top w:w="0" w:type="dxa"/>
+                    <w:start w:w="0" w:type="dxa"/>
+                    <w:bottom w:w="0" w:type="dxa"/>
+                    <w:end w:w="0" w:type="dxa"/>
+                  </w:tcMar>
+                  <w:shd w:fill="F2F2F2"/>
+                </w:tcPr>
+                <w:p>
+                  <w:pPr>
+                    <w:spacing w:after="0"/>
+                    <w:jc w:val="center"/>
+                  </w:pPr>
+                  <w:r>
+                    <w:rPr>
+                      <w:rFonts w:ascii="Aptos" w:hAnsi="Aptos"/>
+                      <w:sz w:val="10"/>
+                    </w:rPr>
+                  </w:r>
+                </w:p>
+              </w:tc>
+              <w:tc>
+                <w:tcPr>
+                  <w:tcW w:type="dxa" w:w="209"/>
+                  <w:tcMar>
+                    <w:top w:w="0" w:type="dxa"/>
+                    <w:start w:w="0" w:type="dxa"/>
+                    <w:bottom w:w="0" w:type="dxa"/>
+                    <w:end w:w="0" w:type="dxa"/>
+                  </w:tcMar>
+                  <w:shd w:fill="F2F2F2"/>
+                </w:tcPr>
+                <w:p>
+                  <w:pPr>
+                    <w:spacing w:after="0"/>
+                    <w:jc w:val="center"/>
+                  </w:pPr>
+                  <w:r>
+                    <w:rPr>
+                      <w:rFonts w:ascii="Aptos" w:hAnsi="Aptos"/>
+                      <w:sz w:val="10"/>
+                    </w:rPr>
+                  </w:r>
+                </w:p>
+              </w:tc>
+              <w:tc>
+                <w:tcPr>
+                  <w:tcW w:type="dxa" w:w="209"/>
+                  <w:tcMar>
+                    <w:top w:w="0" w:type="dxa"/>
+                    <w:start w:w="0" w:type="dxa"/>
+                    <w:bottom w:w="0" w:type="dxa"/>
+                    <w:end w:w="0" w:type="dxa"/>
+                  </w:tcMar>
+                  <w:shd w:fill="F2F2F2"/>
+                </w:tcPr>
+                <w:p>
+                  <w:pPr>
+                    <w:spacing w:after="0"/>
+                    <w:jc w:val="center"/>
+                  </w:pPr>
+                  <w:r>
+                    <w:rPr>
+                      <w:rFonts w:ascii="Aptos" w:hAnsi="Aptos"/>
+                      <w:sz w:val="10"/>
+                    </w:rPr>
+                  </w:r>
+                </w:p>
+              </w:tc>
+              <w:tc>
+                <w:tcPr>
+                  <w:tcW w:type="dxa" w:w="209"/>
+                  <w:tcMar>
+                    <w:top w:w="0" w:type="dxa"/>
+                    <w:start w:w="0" w:type="dxa"/>
+                    <w:bottom w:w="0" w:type="dxa"/>
+                    <w:end w:w="0" w:type="dxa"/>
+                  </w:tcMar>
+                  <w:shd w:fill="F2F2F2"/>
+                </w:tcPr>
+                <w:p>
+                  <w:pPr>
+                    <w:spacing w:after="0"/>
+                    <w:jc w:val="center"/>
+                  </w:pPr>
+                  <w:r>
+                    <w:rPr>
+                      <w:rFonts w:ascii="Aptos" w:hAnsi="Aptos"/>
+                      <w:sz w:val="10"/>
+                    </w:rPr>
+                  </w:r>
+                </w:p>
+              </w:tc>
+              <w:tc>
+                <w:tcPr>
+                  <w:tcW w:type="dxa" w:w="209"/>
+                  <w:tcMar>
+                    <w:top w:w="0" w:type="dxa"/>
+                    <w:start w:w="0" w:type="dxa"/>
+                    <w:bottom w:w="0" w:type="dxa"/>
+                    <w:end w:w="0" w:type="dxa"/>
+                  </w:tcMar>
+                  <w:shd w:fill="F2F2F2"/>
+                </w:tcPr>
+                <w:p>
+                  <w:pPr>
+                    <w:spacing w:after="0"/>
+                    <w:jc w:val="center"/>
+                  </w:pPr>
+                  <w:r>
+                    <w:rPr>
+                      <w:rFonts w:ascii="Aptos" w:hAnsi="Aptos"/>
+                      <w:sz w:val="10"/>
+                    </w:rPr>
+                  </w:r>
+                </w:p>
+              </w:tc>
+              <w:tc>
+                <w:tcPr>
+                  <w:tcW w:type="dxa" w:w="209"/>
+                  <w:tcMar>
+                    <w:top w:w="0" w:type="dxa"/>
+                    <w:start w:w="0" w:type="dxa"/>
+                    <w:bottom w:w="0" w:type="dxa"/>
+                    <w:end w:w="0" w:type="dxa"/>
+                  </w:tcMar>
+                  <w:shd w:fill="F2F2F2"/>
+                </w:tcPr>
+                <w:p>
+                  <w:pPr>
+                    <w:spacing w:after="0"/>
+                    <w:jc w:val="center"/>
+                  </w:pPr>
+                  <w:r>
+                    <w:rPr>
+                      <w:rFonts w:ascii="Aptos" w:hAnsi="Aptos"/>
+                      <w:sz w:val="10"/>
+                    </w:rPr>
+                  </w:r>
+                </w:p>
+              </w:tc>
+              <w:tc>
+                <w:tcPr>
+                  <w:tcW w:type="dxa" w:w="209"/>
+                  <w:tcMar>
+                    <w:top w:w="0" w:type="dxa"/>
+                    <w:start w:w="0" w:type="dxa"/>
+                    <w:bottom w:w="0" w:type="dxa"/>
+                    <w:end w:w="0" w:type="dxa"/>
+                  </w:tcMar>
+                  <w:shd w:fill="F2F2F2"/>
+                </w:tcPr>
+                <w:p>
+                  <w:pPr>
+                    <w:spacing w:after="0"/>
+                    <w:jc w:val="center"/>
+                  </w:pPr>
+                  <w:r>
+                    <w:rPr>
+                      <w:rFonts w:ascii="Aptos" w:hAnsi="Aptos"/>
+                      <w:sz w:val="10"/>
+                    </w:rPr>
+                  </w:r>
+                </w:p>
+              </w:tc>
+              <w:tc>
+                <w:tcPr>
+                  <w:tcW w:type="dxa" w:w="209"/>
+                  <w:tcMar>
+                    <w:top w:w="0" w:type="dxa"/>
+                    <w:start w:w="0" w:type="dxa"/>
+                    <w:bottom w:w="0" w:type="dxa"/>
+                    <w:end w:w="0" w:type="dxa"/>
+                  </w:tcMar>
+                  <w:shd w:fill="F2F2F2"/>
+                </w:tcPr>
+                <w:p>
+                  <w:pPr>
+                    <w:spacing w:after="0"/>
+                    <w:jc w:val="center"/>
+                  </w:pPr>
+                  <w:r>
+                    <w:rPr>
+                      <w:rFonts w:ascii="Aptos" w:hAnsi="Aptos"/>
+                      <w:sz w:val="10"/>
+                    </w:rPr>
+                  </w:r>
+                </w:p>
+              </w:tc>
+              <w:tc>
+                <w:tcPr>
+                  <w:tcW w:type="dxa" w:w="209"/>
+                  <w:tcMar>
+                    <w:top w:w="0" w:type="dxa"/>
+                    <w:start w:w="0" w:type="dxa"/>
+                    <w:bottom w:w="0" w:type="dxa"/>
+                    <w:end w:w="0" w:type="dxa"/>
+                  </w:tcMar>
+                  <w:shd w:fill="F2F2F2"/>
+                </w:tcPr>
+                <w:p>
+                  <w:pPr>
+                    <w:spacing w:after="0"/>
+                    <w:jc w:val="center"/>
+                  </w:pPr>
+                  <w:r>
+                    <w:rPr>
+                      <w:rFonts w:ascii="Aptos" w:hAnsi="Aptos"/>
+                      <w:sz w:val="10"/>
+                    </w:rPr>
+                  </w:r>
+                </w:p>
+              </w:tc>
+              <w:tc>
+                <w:tcPr>
+                  <w:tcW w:type="dxa" w:w="209"/>
+                  <w:tcMar>
+                    <w:top w:w="0" w:type="dxa"/>
+                    <w:start w:w="0" w:type="dxa"/>
+                    <w:bottom w:w="0" w:type="dxa"/>
+                    <w:end w:w="0" w:type="dxa"/>
+                  </w:tcMar>
+                  <w:shd w:fill="F2F2F2"/>
+                </w:tcPr>
+                <w:p>
+                  <w:pPr>
+                    <w:spacing w:after="0"/>
+                    <w:jc w:val="center"/>
+                  </w:pPr>
+                  <w:r>
+                    <w:rPr>
+                      <w:rFonts w:ascii="Aptos" w:hAnsi="Aptos"/>
+                      <w:sz w:val="10"/>
+                    </w:rPr>
+                  </w:r>
+                </w:p>
+              </w:tc>
+              <w:tc>
+                <w:tcPr>
+                  <w:tcW w:type="dxa" w:w="209"/>
+                  <w:tcMar>
+                    <w:top w:w="0" w:type="dxa"/>
+                    <w:start w:w="0" w:type="dxa"/>
+                    <w:bottom w:w="0" w:type="dxa"/>
+                    <w:end w:w="0" w:type="dxa"/>
+                  </w:tcMar>
+                  <w:shd w:fill="F2F2F2"/>
+                </w:tcPr>
+                <w:p>
+                  <w:pPr>
+                    <w:spacing w:after="0"/>
+                    <w:jc w:val="center"/>
+                  </w:pPr>
+                  <w:r>
+                    <w:rPr>
+                      <w:rFonts w:ascii="Aptos" w:hAnsi="Aptos"/>
+                      <w:sz w:val="10"/>
+                    </w:rPr>
+                  </w:r>
+                </w:p>
+              </w:tc>
+              <w:tc>
+                <w:tcPr>
+                  <w:tcW w:type="dxa" w:w="209"/>
+                  <w:tcMar>
+                    <w:top w:w="0" w:type="dxa"/>
+                    <w:start w:w="0" w:type="dxa"/>
+                    <w:bottom w:w="0" w:type="dxa"/>
+                    <w:end w:w="0" w:type="dxa"/>
+                  </w:tcMar>
+                  <w:shd w:fill="F2F2F2"/>
+                </w:tcPr>
+                <w:p>
+                  <w:pPr>
+                    <w:spacing w:after="0"/>
+                    <w:jc w:val="center"/>
+                  </w:pPr>
+                  <w:r>
+                    <w:rPr>
+                      <w:rFonts w:ascii="Aptos" w:hAnsi="Aptos"/>
+                      <w:sz w:val="10"/>
+                    </w:rPr>
+                  </w:r>
+                </w:p>
+              </w:tc>
+              <w:tc>
+                <w:tcPr>
+                  <w:tcW w:type="dxa" w:w="209"/>
+                  <w:tcMar>
+                    <w:top w:w="0" w:type="dxa"/>
+                    <w:start w:w="0" w:type="dxa"/>
+                    <w:bottom w:w="0" w:type="dxa"/>
+                    <w:end w:w="0" w:type="dxa"/>
+                  </w:tcMar>
+                  <w:shd w:fill="F2F2F2"/>
+                </w:tcPr>
+                <w:p>
+                  <w:pPr>
+                    <w:spacing w:after="0"/>
+                    <w:jc w:val="center"/>
+                  </w:pPr>
+                  <w:r>
+                    <w:rPr>
+                      <w:rFonts w:ascii="Aptos" w:hAnsi="Aptos"/>
+                      <w:sz w:val="10"/>
+                    </w:rPr>
+                  </w:r>
+                </w:p>
+              </w:tc>
+              <w:tc>
+                <w:tcPr>
+                  <w:tcW w:type="dxa" w:w="209"/>
+                  <w:tcMar>
+                    <w:top w:w="0" w:type="dxa"/>
+                    <w:start w:w="0" w:type="dxa"/>
+                    <w:bottom w:w="0" w:type="dxa"/>
+                    <w:end w:w="0" w:type="dxa"/>
+                  </w:tcMar>
+                  <w:shd w:fill="F2F2F2"/>
+                </w:tcPr>
+                <w:p>
+                  <w:pPr>
+                    <w:spacing w:after="0"/>
+                    <w:jc w:val="center"/>
+                  </w:pPr>
+                  <w:r>
+                    <w:rPr>
+                      <w:rFonts w:ascii="Aptos" w:hAnsi="Aptos"/>
+                      <w:sz w:val="10"/>
+                    </w:rPr>
+                  </w:r>
+                </w:p>
+              </w:tc>
+              <w:tc>
+                <w:tcPr>
+                  <w:tcW w:type="dxa" w:w="209"/>
+                  <w:tcMar>
+                    <w:top w:w="0" w:type="dxa"/>
+                    <w:start w:w="0" w:type="dxa"/>
+                    <w:bottom w:w="0" w:type="dxa"/>
+                    <w:end w:w="0" w:type="dxa"/>
+                  </w:tcMar>
+                  <w:shd w:fill="F2F2F2"/>
+                </w:tcPr>
+                <w:p>
+                  <w:pPr>
+                    <w:spacing w:after="0"/>
+                    <w:jc w:val="center"/>
+                  </w:pPr>
+                  <w:r>
+                    <w:rPr>
+                      <w:rFonts w:ascii="Aptos" w:hAnsi="Aptos"/>
+                      <w:sz w:val="10"/>
+                    </w:rPr>
+                  </w:r>
+                </w:p>
+              </w:tc>
+            </w:tr>
+            <w:tr>
+              <w:tc>
+                <w:tcPr>
+                  <w:tcW w:type="dxa" w:w="209"/>
+                  <w:tcMar>
+                    <w:top w:w="0" w:type="dxa"/>
+                    <w:start w:w="0" w:type="dxa"/>
+                    <w:bottom w:w="0" w:type="dxa"/>
+                    <w:end w:w="0" w:type="dxa"/>
+                  </w:tcMar>
+                  <w:shd w:fill="F2F2F2"/>
+                </w:tcPr>
+                <w:p>
+                  <w:pPr>
+                    <w:spacing w:after="0"/>
+                    <w:jc w:val="center"/>
+                  </w:pPr>
+                  <w:r>
+                    <w:rPr>
+                      <w:rFonts w:ascii="Aptos" w:hAnsi="Aptos"/>
+                      <w:sz w:val="10"/>
+                    </w:rPr>
+                  </w:r>
+                </w:p>
+              </w:tc>
+              <w:tc>
+                <w:tcPr>
+                  <w:tcW w:type="dxa" w:w="209"/>
+                  <w:tcMar>
+                    <w:top w:w="0" w:type="dxa"/>
+                    <w:start w:w="0" w:type="dxa"/>
+                    <w:bottom w:w="0" w:type="dxa"/>
+                    <w:end w:w="0" w:type="dxa"/>
+                  </w:tcMar>
+                  <w:shd w:fill="F2F2F2"/>
+                </w:tcPr>
+                <w:p>
+                  <w:pPr>
+                    <w:spacing w:after="0"/>
+                    <w:jc w:val="center"/>
+                  </w:pPr>
+                  <w:r>
+                    <w:rPr>
+                      <w:rFonts w:ascii="Aptos" w:hAnsi="Aptos"/>
+                      <w:sz w:val="10"/>
+                    </w:rPr>
+                  </w:r>
+                </w:p>
+              </w:tc>
+              <w:tc>
+                <w:tcPr>
+                  <w:tcW w:type="dxa" w:w="209"/>
+                  <w:tcMar>
+                    <w:top w:w="0" w:type="dxa"/>
+                    <w:start w:w="0" w:type="dxa"/>
+                    <w:bottom w:w="0" w:type="dxa"/>
+                    <w:end w:w="0" w:type="dxa"/>
+                  </w:tcMar>
+                  <w:shd w:fill="F2F2F2"/>
+                </w:tcPr>
+                <w:p>
+                  <w:pPr>
+                    <w:spacing w:after="0"/>
+                    <w:jc w:val="center"/>
+                  </w:pPr>
+                  <w:r>
+                    <w:rPr>
+                      <w:rFonts w:ascii="Aptos" w:hAnsi="Aptos"/>
+                      <w:sz w:val="10"/>
+                    </w:rPr>
+                  </w:r>
+                </w:p>
+              </w:tc>
+              <w:tc>
+                <w:tcPr>
+                  <w:tcW w:type="dxa" w:w="209"/>
+                  <w:tcMar>
+                    <w:top w:w="0" w:type="dxa"/>
+                    <w:start w:w="0" w:type="dxa"/>
+                    <w:bottom w:w="0" w:type="dxa"/>
+                    <w:end w:w="0" w:type="dxa"/>
+                  </w:tcMar>
+                  <w:shd w:fill="F2F2F2"/>
+                </w:tcPr>
+                <w:p>
+                  <w:pPr>
+                    <w:spacing w:after="0"/>
+                    <w:jc w:val="center"/>
+                  </w:pPr>
+                  <w:r>
+                    <w:rPr>
+                      <w:rFonts w:ascii="Aptos" w:hAnsi="Aptos"/>
+                      <w:sz w:val="10"/>
+                    </w:rPr>
+                  </w:r>
+                </w:p>
+              </w:tc>
+              <w:tc>
+                <w:tcPr>
+                  <w:tcW w:type="dxa" w:w="209"/>
+                  <w:tcMar>
+                    <w:top w:w="0" w:type="dxa"/>
+                    <w:start w:w="0" w:type="dxa"/>
+                    <w:bottom w:w="0" w:type="dxa"/>
+                    <w:end w:w="0" w:type="dxa"/>
+                  </w:tcMar>
+                  <w:shd w:fill="F2F2F2"/>
+                </w:tcPr>
+                <w:p>
+                  <w:pPr>
+                    <w:spacing w:after="0"/>
+                    <w:jc w:val="center"/>
+                  </w:pPr>
+                  <w:r>
+                    <w:rPr>
+                      <w:rFonts w:ascii="Aptos" w:hAnsi="Aptos"/>
+                      <w:sz w:val="10"/>
+                    </w:rPr>
+                  </w:r>
+                </w:p>
+              </w:tc>
+              <w:tc>
+                <w:tcPr>
+                  <w:tcW w:type="dxa" w:w="209"/>
+                  <w:tcMar>
+                    <w:top w:w="0" w:type="dxa"/>
+                    <w:start w:w="0" w:type="dxa"/>
+                    <w:bottom w:w="0" w:type="dxa"/>
+                    <w:end w:w="0" w:type="dxa"/>
+                  </w:tcMar>
+                  <w:shd w:fill="F2F2F2"/>
+                </w:tcPr>
+                <w:p>
+                  <w:pPr>
+                    <w:spacing w:after="0"/>
+                    <w:jc w:val="center"/>
+                  </w:pPr>
+                  <w:r>
+                    <w:rPr>
+                      <w:rFonts w:ascii="Aptos" w:hAnsi="Aptos"/>
+                      <w:sz w:val="10"/>
+                    </w:rPr>
+                  </w:r>
+                </w:p>
+              </w:tc>
+              <w:tc>
+                <w:tcPr>
+                  <w:tcW w:type="dxa" w:w="209"/>
+                  <w:tcMar>
+                    <w:top w:w="0" w:type="dxa"/>
+                    <w:start w:w="0" w:type="dxa"/>
+                    <w:bottom w:w="0" w:type="dxa"/>
+                    <w:end w:w="0" w:type="dxa"/>
+                  </w:tcMar>
+                  <w:shd w:fill="F2F2F2"/>
+                </w:tcPr>
+                <w:p>
+                  <w:pPr>
+                    <w:spacing w:after="0"/>
+                    <w:jc w:val="center"/>
+                  </w:pPr>
+                  <w:r>
+                    <w:rPr>
+                      <w:rFonts w:ascii="Aptos" w:hAnsi="Aptos"/>
+                      <w:sz w:val="10"/>
+                    </w:rPr>
+                  </w:r>
+                </w:p>
+              </w:tc>
+              <w:tc>
+                <w:tcPr>
+                  <w:tcW w:type="dxa" w:w="209"/>
+                  <w:tcMar>
+                    <w:top w:w="0" w:type="dxa"/>
+                    <w:start w:w="0" w:type="dxa"/>
+                    <w:bottom w:w="0" w:type="dxa"/>
+                    <w:end w:w="0" w:type="dxa"/>
+                  </w:tcMar>
+                  <w:shd w:fill="F2F2F2"/>
+                </w:tcPr>
+                <w:p>
+                  <w:pPr>
+                    <w:spacing w:after="0"/>
+                    <w:jc w:val="center"/>
+                  </w:pPr>
+                  <w:r>
+                    <w:rPr>
+                      <w:rFonts w:ascii="Aptos" w:hAnsi="Aptos"/>
+                      <w:sz w:val="10"/>
+                    </w:rPr>
+                  </w:r>
+                </w:p>
+              </w:tc>
+              <w:tc>
+                <w:tcPr>
+                  <w:tcW w:type="dxa" w:w="209"/>
+                  <w:tcMar>
+                    <w:top w:w="0" w:type="dxa"/>
+                    <w:start w:w="0" w:type="dxa"/>
+                    <w:bottom w:w="0" w:type="dxa"/>
+                    <w:end w:w="0" w:type="dxa"/>
+                  </w:tcMar>
+                  <w:shd w:fill="F2F2F2"/>
+                </w:tcPr>
+                <w:p>
+                  <w:pPr>
+                    <w:spacing w:after="0"/>
+                    <w:jc w:val="center"/>
+                  </w:pPr>
+                  <w:r>
+                    <w:rPr>
+                      <w:rFonts w:ascii="Aptos" w:hAnsi="Aptos"/>
+                      <w:sz w:val="10"/>
+                    </w:rPr>
+                  </w:r>
+                </w:p>
+              </w:tc>
+              <w:tc>
+                <w:tcPr>
+                  <w:tcW w:type="dxa" w:w="209"/>
+                  <w:tcMar>
+                    <w:top w:w="0" w:type="dxa"/>
+                    <w:start w:w="0" w:type="dxa"/>
+                    <w:bottom w:w="0" w:type="dxa"/>
+                    <w:end w:w="0" w:type="dxa"/>
+                  </w:tcMar>
+                  <w:shd w:fill="F2F2F2"/>
+                </w:tcPr>
+                <w:p>
+                  <w:pPr>
+                    <w:spacing w:after="0"/>
+                    <w:jc w:val="center"/>
+                  </w:pPr>
+                  <w:r>
+                    <w:rPr>
+                      <w:rFonts w:ascii="Aptos" w:hAnsi="Aptos"/>
+                      <w:sz w:val="10"/>
+                    </w:rPr>
+                  </w:r>
+                </w:p>
+              </w:tc>
+              <w:tc>
+                <w:tcPr>
+                  <w:tcW w:type="dxa" w:w="209"/>
+                  <w:tcMar>
+                    <w:top w:w="0" w:type="dxa"/>
+                    <w:start w:w="0" w:type="dxa"/>
+                    <w:bottom w:w="0" w:type="dxa"/>
+                    <w:end w:w="0" w:type="dxa"/>
+                  </w:tcMar>
+                  <w:shd w:fill="F2F2F2"/>
+                </w:tcPr>
+                <w:p>
+                  <w:pPr>
+                    <w:spacing w:after="0"/>
+                    <w:jc w:val="center"/>
+                  </w:pPr>
+                  <w:r>
+                    <w:rPr>
+                      <w:rFonts w:ascii="Aptos" w:hAnsi="Aptos"/>
+                      <w:sz w:val="10"/>
+                    </w:rPr>
+                  </w:r>
+                </w:p>
+              </w:tc>
+              <w:tc>
+                <w:tcPr>
+                  <w:tcW w:type="dxa" w:w="209"/>
+                  <w:tcMar>
+                    <w:top w:w="0" w:type="dxa"/>
+                    <w:start w:w="0" w:type="dxa"/>
+                    <w:bottom w:w="0" w:type="dxa"/>
+                    <w:end w:w="0" w:type="dxa"/>
+                  </w:tcMar>
+                  <w:shd w:fill="F2F2F2"/>
+                </w:tcPr>
+                <w:p>
+                  <w:pPr>
+                    <w:spacing w:after="0"/>
+                    <w:jc w:val="center"/>
+                  </w:pPr>
+                  <w:r>
+                    <w:rPr>
+                      <w:rFonts w:ascii="Aptos" w:hAnsi="Aptos"/>
+                      <w:sz w:val="10"/>
+                    </w:rPr>
+                  </w:r>
+                </w:p>
+              </w:tc>
+              <w:tc>
+                <w:tcPr>
+                  <w:tcW w:type="dxa" w:w="209"/>
+                  <w:tcMar>
+                    <w:top w:w="0" w:type="dxa"/>
+                    <w:start w:w="0" w:type="dxa"/>
+                    <w:bottom w:w="0" w:type="dxa"/>
+                    <w:end w:w="0" w:type="dxa"/>
+                  </w:tcMar>
+                  <w:shd w:fill="F2F2F2"/>
+                </w:tcPr>
+                <w:p>
+                  <w:pPr>
+                    <w:spacing w:after="0"/>
+                    <w:jc w:val="center"/>
+                  </w:pPr>
+                  <w:r>
+                    <w:rPr>
+                      <w:rFonts w:ascii="Aptos" w:hAnsi="Aptos"/>
+                      <w:sz w:val="10"/>
+                    </w:rPr>
+                  </w:r>
+                </w:p>
+              </w:tc>
+              <w:tc>
+                <w:tcPr>
+                  <w:tcW w:type="dxa" w:w="209"/>
+                  <w:tcMar>
+                    <w:top w:w="0" w:type="dxa"/>
+                    <w:start w:w="0" w:type="dxa"/>
+                    <w:bottom w:w="0" w:type="dxa"/>
+                    <w:end w:w="0" w:type="dxa"/>
+                  </w:tcMar>
+                  <w:shd w:fill="F2F2F2"/>
+                </w:tcPr>
+                <w:p>
+                  <w:pPr>
+                    <w:spacing w:after="0"/>
+                    <w:jc w:val="center"/>
+                  </w:pPr>
+                  <w:r>
+                    <w:rPr>
+                      <w:rFonts w:ascii="Aptos" w:hAnsi="Aptos"/>
+                      <w:sz w:val="10"/>
+                    </w:rPr>
+                  </w:r>
+                </w:p>
+              </w:tc>
+              <w:tc>
+                <w:tcPr>
+                  <w:tcW w:type="dxa" w:w="209"/>
+                  <w:tcMar>
+                    <w:top w:w="0" w:type="dxa"/>
+                    <w:start w:w="0" w:type="dxa"/>
+                    <w:bottom w:w="0" w:type="dxa"/>
+                    <w:end w:w="0" w:type="dxa"/>
+                  </w:tcMar>
+                  <w:shd w:fill="F2F2F2"/>
+                </w:tcPr>
+                <w:p>
+                  <w:pPr>
+                    <w:spacing w:after="0"/>
+                    <w:jc w:val="center"/>
+                  </w:pPr>
+                  <w:r>
+                    <w:rPr>
+                      <w:rFonts w:ascii="Aptos" w:hAnsi="Aptos"/>
+                      <w:sz w:val="10"/>
+                    </w:rPr>
+                  </w:r>
+                </w:p>
+              </w:tc>
+              <w:tc>
+                <w:tcPr>
+                  <w:tcW w:type="dxa" w:w="209"/>
+                  <w:tcMar>
+                    <w:top w:w="0" w:type="dxa"/>
+                    <w:start w:w="0" w:type="dxa"/>
+                    <w:bottom w:w="0" w:type="dxa"/>
+                    <w:end w:w="0" w:type="dxa"/>
+                  </w:tcMar>
+                  <w:shd w:fill="F2F2F2"/>
+                </w:tcPr>
+                <w:p>
+                  <w:pPr>
+                    <w:spacing w:after="0"/>
+                    <w:jc w:val="center"/>
+                  </w:pPr>
+                  <w:r>
+                    <w:rPr>
+                      <w:rFonts w:ascii="Aptos" w:hAnsi="Aptos"/>
+                      <w:sz w:val="10"/>
+                    </w:rPr>
+                  </w:r>
+                </w:p>
+              </w:tc>
+            </w:tr>
+          </w:tbl>
+          <w:p/>
+        </w:tc>
+      </w:tr>
+    </w:tbl>
+    <w:p>
+      <w:pPr>
+        <w:spacing w:before="80" w:after="60"/>
+      </w:pPr>
+      <w:r>
+        <w:rPr>
+          <w:rFonts w:ascii="Aptos" w:hAnsi="Aptos"/>
+          <w:color w:val="263746"/>
+          <w:sz w:val="18"/>
+        </w:rPr>
+        <w:t>The crop contains 16×16 original image pixels to show local context around the changed sample; it is not a 16×16-block attack. Its top-left is (x=56, y=152), so the edited sample is at crop offset (x=8, y=8), zero-based. Nearest-neighbour enlargement displays each original sample as a 16×16 screen-pixel square. The adjacent 16×16 index grid—not an overlay on the image—marks the edited sample in orange. Before/after RGB values are (0, 3, 1) and (0, 2, 1).</w:t>
+      </w:r>
+    </w:p>
+    <w:p>
+      <w:pPr>
+        <w:spacing w:before="40" w:after="60"/>
+      </w:pPr>
+      <w:r>
+        <w:rPr>
+          <w:rFonts w:ascii="Aptos" w:hAnsi="Aptos"/>
+          <w:b/>
+          <w:color w:val="1F4E79"/>
+          <w:sz w:val="22"/>
+        </w:rPr>
+        <w:t>Cross-image block splice coordinates</w:t>
+      </w:r>
+    </w:p>
+    <w:tbl>
+      <w:tblPr>
+        <w:tblStyle w:val="LightShading-Accent1"/>
+        <w:tblW w:type="auto" w:w="0"/>
+        <w:jc w:val="center"/>
+        <w:tblLook w:firstColumn="1" w:firstRow="1" w:lastColumn="0" w:lastRow="0" w:noHBand="0" w:noVBand="1" w:val="04A0"/>
+      </w:tblPr>
+      <w:tblGrid>
+        <w:gridCol w:w="2757"/>
+        <w:gridCol w:w="2757"/>
+        <w:gridCol w:w="2757"/>
+        <w:gridCol w:w="2757"/>
+      </w:tblGrid>
+      <w:tr>
+        <w:tc>
+          <w:tcPr>
+            <w:tcW w:type="dxa" w:w="2757"/>
+            <w:shd w:fill="1F4E79"/>
+          </w:tcPr>
+          <w:p>
+            <w:r>
+              <w:rPr>
+                <w:rFonts w:ascii="Aptos" w:hAnsi="Aptos"/>
+                <w:b/>
+                <w:color w:val="FFFFFF"/>
+                <w:sz w:val="14"/>
+              </w:rPr>
+              <w:t>Substitution</w:t>
+            </w:r>
+          </w:p>
+        </w:tc>
+        <w:tc>
+          <w:tcPr>
+            <w:tcW w:type="dxa" w:w="2757"/>
+            <w:shd w:fill="1F4E79"/>
+          </w:tcPr>
+          <w:p>
+            <w:r>
+              <w:rPr>
+                <w:rFonts w:ascii="Aptos" w:hAnsi="Aptos"/>
+                <w:b/>
+                <w:color w:val="FFFFFF"/>
+                <w:sz w:val="14"/>
+              </w:rPr>
+              <w:t>Block row, col.</w:t>
+            </w:r>
+          </w:p>
+        </w:tc>
+        <w:tc>
+          <w:tcPr>
+            <w:tcW w:type="dxa" w:w="2757"/>
+            <w:shd w:fill="1F4E79"/>
+          </w:tcPr>
+          <w:p>
+            <w:r>
+              <w:rPr>
+                <w:rFonts w:ascii="Aptos" w:hAnsi="Aptos"/>
+                <w:b/>
+                <w:color w:val="FFFFFF"/>
+                <w:sz w:val="14"/>
+              </w:rPr>
+              <w:t>Image pixel region (x, y)</w:t>
+            </w:r>
+          </w:p>
+        </w:tc>
+        <w:tc>
+          <w:tcPr>
+            <w:tcW w:type="dxa" w:w="2757"/>
+            <w:shd w:fill="1F4E79"/>
+          </w:tcPr>
+          <w:p>
+            <w:r>
+              <w:rPr>
+                <w:rFonts w:ascii="Aptos" w:hAnsi="Aptos"/>
+                <w:b/>
+                <w:color w:val="FFFFFF"/>
+                <w:sz w:val="14"/>
+              </w:rPr>
+              <w:t>Block ID</w:t>
+            </w:r>
+          </w:p>
+        </w:tc>
+      </w:tr>
+      <w:tr>
+        <w:tc>
+          <w:tcPr>
+            <w:tcW w:type="dxa" w:w="2757"/>
+            <w:tcMar>
+              <w:top w:w="50" w:type="dxa"/>
+              <w:start w:w="50" w:type="dxa"/>
+              <w:bottom w:w="50" w:type="dxa"/>
+              <w:end w:w="50" w:type="dxa"/>
+            </w:tcMar>
+          </w:tcPr>
+          <w:p>
+            <w:r>
+              <w:rPr>
+                <w:rFonts w:ascii="Aptos" w:hAnsi="Aptos"/>
+                <w:sz w:val="14"/>
+              </w:rPr>
+              <w:t>Lena → Airplane</w:t>
+            </w:r>
+          </w:p>
+        </w:tc>
+        <w:tc>
+          <w:tcPr>
+            <w:tcW w:type="dxa" w:w="2757"/>
+            <w:tcMar>
+              <w:top w:w="50" w:type="dxa"/>
+              <w:start w:w="50" w:type="dxa"/>
+              <w:bottom w:w="50" w:type="dxa"/>
+              <w:end w:w="50" w:type="dxa"/>
+            </w:tcMar>
+          </w:tcPr>
+          <w:p>
+            <w:r>
+              <w:rPr>
+                <w:rFonts w:ascii="Aptos" w:hAnsi="Aptos"/>
+                <w:sz w:val="14"/>
+              </w:rPr>
+              <w:t>1, 5</w:t>
+            </w:r>
+          </w:p>
+        </w:tc>
+        <w:tc>
+          <w:tcPr>
+            <w:tcW w:type="dxa" w:w="2757"/>
+            <w:tcMar>
+              <w:top w:w="50" w:type="dxa"/>
+              <w:start w:w="50" w:type="dxa"/>
+              <w:bottom w:w="50" w:type="dxa"/>
+              <w:end w:w="50" w:type="dxa"/>
+            </w:tcMar>
+          </w:tcPr>
+          <w:p>
+            <w:r>
+              <w:rPr>
+                <w:rFonts w:ascii="Aptos" w:hAnsi="Aptos"/>
+                <w:sz w:val="14"/>
+              </w:rPr>
+              <w:t>x=160–191; y=32–63</w:t>
+            </w:r>
+          </w:p>
+        </w:tc>
+        <w:tc>
+          <w:tcPr>
+            <w:tcW w:type="dxa" w:w="2757"/>
+            <w:tcMar>
+              <w:top w:w="50" w:type="dxa"/>
+              <w:start w:w="50" w:type="dxa"/>
+              <w:bottom w:w="50" w:type="dxa"/>
+              <w:end w:w="50" w:type="dxa"/>
+            </w:tcMar>
+          </w:tcPr>
+          <w:p>
+            <w:r>
+              <w:rPr>
+                <w:rFonts w:ascii="Aptos" w:hAnsi="Aptos"/>
+                <w:sz w:val="14"/>
+              </w:rPr>
+              <w:t>21</w:t>
+            </w:r>
+          </w:p>
+        </w:tc>
+      </w:tr>
+      <w:tr>
+        <w:tc>
+          <w:tcPr>
+            <w:tcW w:type="dxa" w:w="2757"/>
+            <w:tcMar>
+              <w:top w:w="50" w:type="dxa"/>
+              <w:start w:w="50" w:type="dxa"/>
+              <w:bottom w:w="50" w:type="dxa"/>
+              <w:end w:w="50" w:type="dxa"/>
+            </w:tcMar>
+          </w:tcPr>
+          <w:p>
+            <w:r>
+              <w:rPr>
+                <w:rFonts w:ascii="Aptos" w:hAnsi="Aptos"/>
+                <w:sz w:val="14"/>
+              </w:rPr>
+              <w:t>Airplane → Lena</w:t>
+            </w:r>
+          </w:p>
+        </w:tc>
+        <w:tc>
+          <w:tcPr>
+            <w:tcW w:type="dxa" w:w="2757"/>
+            <w:tcMar>
+              <w:top w:w="50" w:type="dxa"/>
+              <w:start w:w="50" w:type="dxa"/>
+              <w:bottom w:w="50" w:type="dxa"/>
+              <w:end w:w="50" w:type="dxa"/>
+            </w:tcMar>
+          </w:tcPr>
+          <w:p>
+            <w:r>
+              <w:rPr>
+                <w:rFonts w:ascii="Aptos" w:hAnsi="Aptos"/>
+                <w:sz w:val="14"/>
+              </w:rPr>
+              <w:t>0, 0</w:t>
+            </w:r>
+          </w:p>
+        </w:tc>
+        <w:tc>
+          <w:tcPr>
+            <w:tcW w:type="dxa" w:w="2757"/>
+            <w:tcMar>
+              <w:top w:w="50" w:type="dxa"/>
+              <w:start w:w="50" w:type="dxa"/>
+              <w:bottom w:w="50" w:type="dxa"/>
+              <w:end w:w="50" w:type="dxa"/>
+            </w:tcMar>
+          </w:tcPr>
+          <w:p>
+            <w:r>
+              <w:rPr>
+                <w:rFonts w:ascii="Aptos" w:hAnsi="Aptos"/>
+                <w:sz w:val="14"/>
+              </w:rPr>
+              <w:t>x=0–31; y=0–31</w:t>
+            </w:r>
+          </w:p>
+        </w:tc>
+        <w:tc>
+          <w:tcPr>
+            <w:tcW w:type="dxa" w:w="2757"/>
+            <w:tcMar>
+              <w:top w:w="50" w:type="dxa"/>
+              <w:start w:w="50" w:type="dxa"/>
+              <w:bottom w:w="50" w:type="dxa"/>
+              <w:end w:w="50" w:type="dxa"/>
+            </w:tcMar>
+          </w:tcPr>
+          <w:p>
+            <w:r>
+              <w:rPr>
+                <w:rFonts w:ascii="Aptos" w:hAnsi="Aptos"/>
+                <w:sz w:val="14"/>
+              </w:rPr>
+              <w:t>0</w:t>
+            </w:r>
+          </w:p>
+        </w:tc>
+      </w:tr>
+    </w:tbl>
+    <w:p>
+      <w:r>
+        <w:br w:type="page"/>
+      </w:r>
+    </w:p>
+    <w:p>
+      <w:pPr>
+        <w:spacing w:after="100"/>
+        <w:jc w:val="center"/>
+      </w:pPr>
+      <w:r>
+        <w:rPr>
+          <w:rFonts w:ascii="Aptos Display" w:hAnsi="Aptos Display"/>
+          <w:b/>
+          <w:color w:val="1F4E79"/>
+          <w:sz w:val="34"/>
+        </w:rPr>
+        <w:t>Attack Model and Figure Guide</w:t>
+      </w:r>
+    </w:p>
+    <w:p>
+      <w:pPr>
+        <w:spacing w:after="100"/>
+      </w:pPr>
+      <w:r>
+        <w:rPr>
+          <w:b/>
+        </w:rPr>
+        <w:t xml:space="preserve">Purpose. </w:t>
+      </w:r>
+      <w:r>
+        <w:t>These are controlled integrity tests on already-generated, valid authenticated encrypted images. They ask whether post-encryption changes are detected before recovery—not whether the encryption itself hides image content or whether a key can be compromised.</w:t>
+      </w:r>
+    </w:p>
+    <w:p>
+      <w:pPr>
+        <w:spacing w:before="80" w:after="40"/>
+      </w:pPr>
+      <w:r>
+        <w:rPr>
+          <w:rFonts w:ascii="Aptos" w:hAnsi="Aptos"/>
+          <w:b/>
+          <w:color w:val="1F4E79"/>
+          <w:sz w:val="22"/>
+        </w:rPr>
+        <w:t>What “16×16 pixels” means</w:t>
+      </w:r>
+    </w:p>
+    <w:p>
+      <w:pPr>
+        <w:spacing w:after="80"/>
+      </w:pPr>
+      <w:r>
+        <w:t>The attacked image is 256×256 pixels. For the close-up, we cropped a 16-pixel-wide by 16-pixel-high window (256 original pixels total) around the changed location. This window is only a viewing aid; no such 16×16 region was modified. The crop was enlarged 16× using nearest-neighbour scaling so each source pixel appears as a crisp square. The orange marker identifies the one changed source pixel at crop row 8, column 8. This distinguishes image-pixel dimensions (16×16) from display magnification (16×).</w:t>
+      </w:r>
+    </w:p>
+    <w:p>
+      <w:pPr>
+        <w:spacing w:before="80" w:after="40"/>
+      </w:pPr>
+      <w:r>
+        <w:rPr>
+          <w:rFonts w:ascii="Aptos" w:hAnsi="Aptos"/>
+          <w:b/>
+          <w:color w:val="1F4E79"/>
+          <w:sz w:val="22"/>
+        </w:rPr>
+        <w:t>Assumptions for the tampering scenario</w:t>
+      </w:r>
+    </w:p>
+    <w:p>
+      <w:pPr>
+        <w:pStyle w:val="ListBullet"/>
+        <w:spacing w:after="60"/>
+        <w:ind w:left="317" w:hanging="173"/>
+      </w:pPr>
+      <w:r>
+        <w:rPr>
+          <w:rFonts w:ascii="Aptos" w:hAnsi="Aptos"/>
+          <w:b/>
+          <w:color w:val="263746"/>
+          <w:sz w:val="18"/>
+        </w:rPr>
+        <w:t xml:space="preserve">Valid starting point: </w:t>
+      </w:r>
+      <w:r>
+        <w:rPr>
+          <w:rFonts w:ascii="Aptos" w:hAnsi="Aptos"/>
+          <w:color w:val="263746"/>
+          <w:sz w:val="18"/>
+        </w:rPr>
+        <w:t>The sender first creates a normal authenticated encrypted image. The clean recipient image, its ImageID and its protected layout sidecar pass verification before tampering.</w:t>
+      </w:r>
+    </w:p>
+    <w:p>
+      <w:pPr>
+        <w:pStyle w:val="ListBullet"/>
+        <w:spacing w:after="60"/>
+        <w:ind w:left="317" w:hanging="173"/>
+      </w:pPr>
+      <w:r>
+        <w:rPr>
+          <w:rFonts w:ascii="Aptos" w:hAnsi="Aptos"/>
+          <w:b/>
+          <w:color w:val="263746"/>
+          <w:sz w:val="18"/>
+        </w:rPr>
+        <w:t xml:space="preserve">Attacker capability: </w:t>
+      </w:r>
+      <w:r>
+        <w:rPr>
+          <w:rFonts w:ascii="Aptos" w:hAnsi="Aptos"/>
+          <w:color w:val="263746"/>
+          <w:sz w:val="18"/>
+        </w:rPr>
+        <w:t>After transmission, an attacker can alter the image bytes. The single-pixel case flips the least significant bit of one green-channel sample. The splice case copies one complete 32×32 RGB block from the other valid encrypted image at the same coordinates.</w:t>
+      </w:r>
+    </w:p>
+    <w:p>
+      <w:pPr>
+        <w:pStyle w:val="ListBullet"/>
+        <w:spacing w:after="60"/>
+        <w:ind w:left="317" w:hanging="173"/>
+      </w:pPr>
+      <w:r>
+        <w:rPr>
+          <w:rFonts w:ascii="Aptos" w:hAnsi="Aptos"/>
+          <w:color w:val="263746"/>
+          <w:sz w:val="18"/>
+        </w:rPr>
+        <w:t>Key assumption and experiment boundary: In a deployed authentication threat model, the attacker should not know the secret authentication key. Here, however, the scripts use a fixed reproducibility test key so the outputs and checks can be rerun; that fixture key is not secret. The test only changes/copies image pixels and then calls the verifier—it does not attempt to forge HMAC tags. Therefore these runs demonstrate the verifier’s rejection and localization behavior for the shown edits, but do not experimentally establish security against an attacker who lacks a secret key.</w:t>
+      </w:r>
+    </w:p>
+    <w:p>
+      <w:pPr>
+        <w:pStyle w:val="ListBullet"/>
+        <w:spacing w:after="60"/>
+        <w:ind w:left="317" w:hanging="173"/>
+      </w:pPr>
+      <w:r>
+        <w:rPr>
+          <w:rFonts w:ascii="Aptos" w:hAnsi="Aptos"/>
+          <w:b/>
+          <w:color w:val="263746"/>
+          <w:sz w:val="18"/>
+        </w:rPr>
+        <w:t xml:space="preserve">Receiver behavior: </w:t>
+      </w:r>
+      <w:r>
+        <w:rPr>
+          <w:rFonts w:ascii="Aptos" w:hAnsi="Aptos"/>
+          <w:color w:val="263746"/>
+          <w:sz w:val="18"/>
+        </w:rPr>
+        <w:t>The receiver uses the expected key, ImageID and sidecar to extract and recompute HMAC-SHA256 tags for the DRBG-selected groups of four blocks. Any mismatch rejects verification, and the system withholds recovered plaintext.</w:t>
+      </w:r>
+    </w:p>
+    <w:p>
+      <w:pPr>
+        <w:spacing w:before="80" w:after="40"/>
+      </w:pPr>
+      <w:r>
+        <w:rPr>
+          <w:rFonts w:ascii="Aptos" w:hAnsi="Aptos"/>
+          <w:b/>
+          <w:color w:val="1F4E79"/>
+          <w:sz w:val="22"/>
+        </w:rPr>
+        <w:t>How to interpret the reported groups</w:t>
+      </w:r>
+    </w:p>
+    <w:p>
+      <w:pPr>
+        <w:spacing w:after="80"/>
+      </w:pPr>
+      <w:r>
+        <w:t>The image is divided into 32×32 blocks. Each authentication tag covers a key/DRBG-selected group of four blocks, separately for each color channel. The verifier reports a group label using the first block ID in that group’s ordered list. In this single-pixel test, the edited block is block ID 42 and was chosen as the first member of the group labelled 42; thus “group 42” is the failed authentication group, not a claim that the tag covers only one block. One altered green-channel sample causes the green-channel group to fail. A single RGB block splice can affect one selected group in each of the three channels, which is why three groups are reported.</w:t>
+      </w:r>
+    </w:p>
+    <w:p>
+      <w:pPr>
+        <w:spacing w:before="80" w:after="40"/>
+      </w:pPr>
+      <w:r>
+        <w:rPr>
+          <w:rFonts w:ascii="Aptos" w:hAnsi="Aptos"/>
+          <w:b/>
+          <w:color w:val="1F4E79"/>
+          <w:sz w:val="22"/>
+        </w:rPr>
+        <w:t>What these demonstrations establish—and do not test</w:t>
+      </w:r>
+    </w:p>
+    <w:p>
+      <w:pPr>
+        <w:spacing w:after="60"/>
+      </w:pPr>
+      <w:r>
+        <w:rPr>
+          <w:rFonts w:ascii="Aptos" w:hAnsi="Aptos"/>
+          <w:color w:val="263746"/>
+          <w:sz w:val="18"/>
+        </w:rPr>
+        <w:t>For the shown test cases, clean controls verify; each tampered recipient is rejected; and failures are localized to the expected four-block group(s). The recipient ImageID and AEAD-protected layout sidecar remain unchanged, and no tag is recomputed after tampering. These are reproducible functional integrity checks, not a cryptographic attack-resistance evaluation. They do not test key compromise, tag forgery, sidecar replacement/corruption, or every possible coordinate and modification.</w:t>
+      </w:r>
+    </w:p>
+    <w:tbl>
+      <w:tblPr>
+        <w:tblW w:type="auto" w:w="0"/>
+        <w:jc w:val="center"/>
+        <w:tblLook w:firstColumn="1" w:firstRow="1" w:lastColumn="0" w:lastRow="0" w:noHBand="0" w:noVBand="1" w:val="04A0"/>
+      </w:tblPr>
+      <w:tblGrid>
+        <w:gridCol w:w="11030"/>
+      </w:tblGrid>
+      <w:tr>
+        <w:tc>
+          <w:tcPr>
+            <w:tcW w:type="dxa" w:w="11030"/>
+            <w:shd w:fill="EAF2F8"/>
+          </w:tcPr>
+          <w:p>
+            <w:pPr>
+              <w:jc w:val="center"/>
+            </w:pPr>
+            <w:r>
+              <w:rPr>
+                <w:rFonts w:ascii="Aptos" w:hAnsi="Aptos"/>
+                <w:b/>
+                <w:color w:val="1F4E79"/>
+                <w:sz w:val="18"/>
+              </w:rPr>
+              <w:t>In short: 16×16 = the size of the original-pixel crop; 16× = how much that crop is enlarged for viewing.</w:t>
+            </w:r>
+          </w:p>
+        </w:tc>
+      </w:tr>
+    </w:tbl>
     <w:sectPr>
       <w:pgSz w:w="12240" w:h="15840"/>
       <w:pgMar w:top="576" w:right="605" w:bottom="547" w:left="605" w:header="720" w:footer="720" w:gutter="0"/>
